--- a/protocols/1_Speeksel_afname.docx
+++ b/protocols/1_Speeksel_afname.docx
@@ -38,8 +38,40 @@
     </w:p>
     <w:p>
       <w:pPr>
+        <w:spacing w:line="276" w:lineRule="auto"/>
         <w:rPr>
           <w:rFonts w:ascii="Arial" w:hAnsi="Arial" w:cs="Arial"/>
+          <w:sz w:val="22"/>
+          <w:szCs w:val="22"/>
+          <w:lang w:val="nl-NL"/>
+        </w:rPr>
+      </w:pPr>
+      <w:r>
+        <w:rPr>
+          <w:rFonts w:ascii="Arial" w:eastAsia="Arial" w:hAnsi="Arial" w:cs="Arial"/>
+          <w:b/>
+          <w:bCs/>
+          <w:sz w:val="22"/>
+          <w:szCs w:val="22"/>
+          <w:lang w:val="nl-NL"/>
+        </w:rPr>
+        <w:t>Doel:</w:t>
+      </w:r>
+      <w:r>
+        <w:rPr>
+          <w:rFonts w:ascii="Arial" w:eastAsia="Arial" w:hAnsi="Arial" w:cs="Arial"/>
+          <w:sz w:val="22"/>
+          <w:szCs w:val="22"/>
+          <w:lang w:val="nl-NL"/>
+        </w:rPr>
+        <w:t xml:space="preserve"> Het doel van dit protocol is gestandaardiseerd verzamelen, bewerken en bewaren van speekselmonsters voor onderzoek naar alfa-amylase en protease activiteit.</w:t>
+      </w:r>
+    </w:p>
+    <w:p>
+      <w:pPr>
+        <w:rPr>
+          <w:rFonts w:ascii="Arial" w:hAnsi="Arial" w:cs="Arial"/>
+          <w:color w:val="000000" w:themeColor="text1"/>
           <w:sz w:val="22"/>
           <w:szCs w:val="22"/>
           <w:lang w:val="nl-NL"/>
@@ -50,24 +82,27 @@
           <w:rFonts w:ascii="Arial" w:hAnsi="Arial" w:cs="Arial"/>
           <w:b/>
           <w:bCs/>
-          <w:sz w:val="22"/>
-          <w:szCs w:val="22"/>
-          <w:lang w:val="nl-NL"/>
-        </w:rPr>
-        <w:t>Doel:</w:t>
+          <w:color w:val="000000" w:themeColor="text1"/>
+          <w:sz w:val="22"/>
+          <w:szCs w:val="22"/>
+          <w:lang w:val="nl-NL"/>
+        </w:rPr>
+        <w:t xml:space="preserve">Hypothese: </w:t>
       </w:r>
       <w:r>
         <w:rPr>
           <w:rFonts w:ascii="Arial" w:hAnsi="Arial" w:cs="Arial"/>
-          <w:sz w:val="22"/>
-          <w:szCs w:val="22"/>
-          <w:lang w:val="nl-NL"/>
-        </w:rPr>
-        <w:t xml:space="preserve"> Het doel van dit protocol is gestandaardiseerd verzamelen, bewerken en bewaren van speeksel voor onderzoek naar lpha-amylase en protease activiteit.</w:t>
+          <w:color w:val="000000" w:themeColor="text1"/>
+          <w:sz w:val="22"/>
+          <w:szCs w:val="22"/>
+          <w:lang w:val="nl-NL"/>
+        </w:rPr>
+        <w:t xml:space="preserve">Door op een gestandaardiseerde wijze speeksel te verzamelen wordt vastgesteld wat de invloed is van trypsine protease op alfa-amylase in speeksel. </w:t>
       </w:r>
     </w:p>
     <w:p>
       <w:pPr>
+        <w:spacing w:line="276" w:lineRule="auto"/>
         <w:rPr>
           <w:rFonts w:ascii="Arial" w:hAnsi="Arial" w:cs="Arial"/>
           <w:sz w:val="22"/>
@@ -77,7 +112,7 @@
       </w:pPr>
       <w:r>
         <w:rPr>
-          <w:rFonts w:ascii="Arial" w:hAnsi="Arial" w:cs="Arial"/>
+          <w:rFonts w:ascii="Arial" w:eastAsia="Arial" w:hAnsi="Arial" w:cs="Arial"/>
           <w:b/>
           <w:bCs/>
           <w:sz w:val="22"/>
@@ -88,500 +123,157 @@
       </w:r>
       <w:r>
         <w:rPr>
-          <w:rFonts w:ascii="Arial" w:hAnsi="Arial" w:cs="Arial"/>
-          <w:sz w:val="22"/>
-          <w:szCs w:val="22"/>
-          <w:lang w:val="nl-NL"/>
-        </w:rPr>
-        <w:t xml:space="preserve"> </w:t>
-      </w:r>
-      <w:r>
-        <w:rPr>
-          <w:rFonts w:ascii="Arial" w:hAnsi="Arial" w:cs="Arial"/>
-          <w:sz w:val="22"/>
-          <w:szCs w:val="22"/>
+          <w:rFonts w:ascii="Arial" w:eastAsia="Arial" w:hAnsi="Arial" w:cs="Arial"/>
+          <w:sz w:val="22"/>
+          <w:szCs w:val="22"/>
+          <w:lang w:val="nl-NL"/>
+        </w:rPr>
+        <w:t xml:space="preserve">Dit protocol is zo opgezet om speeksel te verzamelen en verwerken waar zowel alfa-amylase activiteit als protease activiteit gemeten kan worden. Speeksel bevat veel componenten waaronder slijm, bacteriën en enzymen. Deze samenstelling kan snel veranderen en is gevoelig voor de gebruikte methoden. </w:t>
+      </w:r>
+      <w:r>
+        <w:rPr>
           <w:lang w:val="nl-NL"/>
         </w:rPr>
         <w:br/>
-        <w:t xml:space="preserve">Dit protocol is zo opgezet om speeksel te verzamelen en verwerken waar zowel alpha-amylase activiteit als protease activiteit gemeten kan worden. Speeksel bevat veel componenten waaronde slijm, bacteriën en enzymen. Deze samenstelling kan snel veranderen en is gevoelig voor de gebruikte methoden. </w:t>
-      </w:r>
-      <w:r>
-        <w:rPr>
-          <w:rFonts w:ascii="Arial" w:hAnsi="Arial" w:cs="Arial"/>
-          <w:sz w:val="22"/>
-          <w:szCs w:val="22"/>
+      </w:r>
+      <w:r>
+        <w:rPr>
+          <w:rFonts w:ascii="Arial" w:eastAsia="Arial" w:hAnsi="Arial" w:cs="Arial"/>
+          <w:sz w:val="22"/>
+          <w:szCs w:val="22"/>
+          <w:lang w:val="nl-NL"/>
+        </w:rPr>
+        <w:t>In dit protocol wordt gebruikt gemaakt van passieve ongestimuleerd drooling-methode, deze methode heeft het minst invloed op de eiwitconcentraties. Centrifugatie heeft voor- en nadelen, deze twee condities worden beide meegenomen: unclarified (UNC) waarbij het speeksel matrix intact blijft en clarified (CLAR) waarbij celresten, voedselresten en bacteriën verwijderd worden. Alle monsters worden zo snel mogelijk ingevroren bij -80°C, om de enzym(activiteit) en andere componenten stabiel blijven voor verdere analyse.</w:t>
+      </w:r>
+      <w:r>
+        <w:rPr>
           <w:lang w:val="nl-NL"/>
         </w:rPr>
         <w:br/>
-        <w:t xml:space="preserve">In dit protocol wordt passief ongestimuleerd drooling gebruikt, deze methode heeft het minst invloed op de eiwitconcentraties.Centrifugatie hoeft voor en nadelen, deze twee condities worden beide meegenomen: </w:t>
-      </w:r>
-      <w:r>
-        <w:rPr>
-          <w:rFonts w:ascii="Arial" w:hAnsi="Arial" w:cs="Arial"/>
-          <w:sz w:val="22"/>
-          <w:szCs w:val="22"/>
-          <w:lang w:val="nl-NL"/>
-        </w:rPr>
-        <w:t>unclarified (</w:t>
-      </w:r>
-      <w:r>
-        <w:rPr>
-          <w:rFonts w:ascii="Arial" w:hAnsi="Arial" w:cs="Arial"/>
-          <w:sz w:val="22"/>
-          <w:szCs w:val="22"/>
-          <w:lang w:val="nl-NL"/>
-        </w:rPr>
-        <w:t>UNC</w:t>
-      </w:r>
-      <w:r>
-        <w:rPr>
-          <w:rFonts w:ascii="Arial" w:hAnsi="Arial" w:cs="Arial"/>
-          <w:sz w:val="22"/>
-          <w:szCs w:val="22"/>
-          <w:lang w:val="nl-NL"/>
-        </w:rPr>
-        <w:t>)</w:t>
-      </w:r>
-      <w:r>
-        <w:rPr>
-          <w:rFonts w:ascii="Arial" w:hAnsi="Arial" w:cs="Arial"/>
-          <w:sz w:val="22"/>
-          <w:szCs w:val="22"/>
-          <w:lang w:val="nl-NL"/>
-        </w:rPr>
-        <w:t xml:space="preserve"> waarbij het speeksel matrix intact blijft en </w:t>
-      </w:r>
-      <w:r>
-        <w:rPr>
-          <w:rFonts w:ascii="Arial" w:hAnsi="Arial" w:cs="Arial"/>
-          <w:sz w:val="22"/>
-          <w:szCs w:val="22"/>
-          <w:lang w:val="nl-NL"/>
-        </w:rPr>
-        <w:t>clarified (CLAR)</w:t>
-      </w:r>
-      <w:r>
-        <w:rPr>
-          <w:rFonts w:ascii="Arial" w:hAnsi="Arial" w:cs="Arial"/>
-          <w:sz w:val="22"/>
-          <w:szCs w:val="22"/>
-          <w:lang w:val="nl-NL"/>
-        </w:rPr>
-        <w:t xml:space="preserve"> waarbij cel debris, voedselresten en bacterien verwijdert worden.</w:t>
-      </w:r>
-      <w:r>
-        <w:rPr>
-          <w:rFonts w:ascii="Arial" w:hAnsi="Arial" w:cs="Arial"/>
-          <w:sz w:val="22"/>
-          <w:szCs w:val="22"/>
-          <w:lang w:val="nl-NL"/>
-        </w:rPr>
-        <w:br/>
-        <w:t>Alle monsters worden zo snel mogelijk ingevroren bij -80 °C, zodat enzym(activiteit) en andere componeten stabiel blijven voor verdere analysen.</w:t>
       </w:r>
     </w:p>
     <w:p>
       <w:pPr>
-        <w:rPr>
-          <w:rFonts w:ascii="Arial" w:hAnsi="Arial" w:cs="Arial"/>
-          <w:sz w:val="22"/>
-          <w:szCs w:val="22"/>
-          <w:lang w:val="nl-NL"/>
-        </w:rPr>
-      </w:pPr>
+        <w:spacing w:line="276" w:lineRule="auto"/>
+        <w:rPr>
+          <w:rFonts w:ascii="Arial" w:eastAsia="Arial" w:hAnsi="Arial" w:cs="Arial"/>
+          <w:b/>
+          <w:bCs/>
+          <w:sz w:val="22"/>
+          <w:szCs w:val="22"/>
+          <w:lang w:val="nl-NL"/>
+        </w:rPr>
+      </w:pPr>
+      <w:r>
+        <w:rPr>
+          <w:rFonts w:ascii="Arial" w:eastAsia="Arial" w:hAnsi="Arial" w:cs="Arial"/>
+          <w:b/>
+          <w:bCs/>
+          <w:sz w:val="22"/>
+          <w:szCs w:val="22"/>
+          <w:lang w:val="nl-NL"/>
+        </w:rPr>
+        <w:t xml:space="preserve">Materiaal &amp; Methode </w:t>
+      </w:r>
     </w:p>
     <w:p>
       <w:pPr>
-        <w:rPr>
-          <w:rFonts w:ascii="Arial" w:hAnsi="Arial" w:cs="Arial"/>
+        <w:spacing w:line="276" w:lineRule="auto"/>
+        <w:rPr>
+          <w:rFonts w:ascii="Arial" w:eastAsia="Arial" w:hAnsi="Arial" w:cs="Arial"/>
+          <w:i/>
+          <w:iCs/>
+          <w:sz w:val="22"/>
+          <w:szCs w:val="22"/>
+          <w:lang w:val="nl-NL"/>
+        </w:rPr>
+      </w:pPr>
+      <w:r>
+        <w:rPr>
+          <w:rFonts w:ascii="Arial" w:eastAsia="Arial" w:hAnsi="Arial" w:cs="Arial"/>
+          <w:i/>
+          <w:iCs/>
+          <w:sz w:val="22"/>
+          <w:szCs w:val="22"/>
+          <w:lang w:val="nl-NL"/>
+        </w:rPr>
+        <w:t xml:space="preserve">De speeksel afname wordt uitgevoerd met behulp van </w:t>
+      </w:r>
+      <w:r>
+        <w:rPr>
+          <w:rFonts w:ascii="Arial" w:eastAsia="Arial" w:hAnsi="Arial" w:cs="Arial"/>
+          <w:i/>
+          <w:iCs/>
+          <w:sz w:val="22"/>
+          <w:szCs w:val="22"/>
+          <w:lang w:val="nl-NL"/>
+        </w:rPr>
+        <w:t xml:space="preserve">wetenschappelijke </w:t>
+      </w:r>
+      <w:r>
+        <w:rPr>
+          <w:rFonts w:ascii="Arial" w:eastAsia="Arial" w:hAnsi="Arial" w:cs="Arial"/>
+          <w:i/>
+          <w:iCs/>
+          <w:sz w:val="22"/>
+          <w:szCs w:val="22"/>
+          <w:lang w:val="nl-NL"/>
+        </w:rPr>
+        <w:t>bron</w:t>
+      </w:r>
+      <w:r>
+        <w:rPr>
+          <w:rFonts w:ascii="Arial" w:eastAsia="Arial" w:hAnsi="Arial" w:cs="Arial"/>
+          <w:i/>
+          <w:iCs/>
+          <w:sz w:val="22"/>
+          <w:szCs w:val="22"/>
+          <w:lang w:val="nl-NL"/>
+        </w:rPr>
+        <w:t>nen (zie referenties)</w:t>
+      </w:r>
+      <w:r>
+        <w:rPr>
+          <w:rFonts w:ascii="Arial" w:eastAsia="Arial" w:hAnsi="Arial" w:cs="Arial"/>
+          <w:i/>
+          <w:iCs/>
+          <w:sz w:val="22"/>
+          <w:szCs w:val="22"/>
+          <w:lang w:val="nl-NL"/>
+        </w:rPr>
+        <w:t>.</w:t>
+      </w:r>
+    </w:p>
+    <w:p>
+      <w:pPr>
+        <w:spacing w:line="276" w:lineRule="auto"/>
+        <w:rPr>
+          <w:rFonts w:ascii="Arial" w:eastAsia="Arial" w:hAnsi="Arial" w:cs="Arial"/>
+          <w:i/>
+          <w:iCs/>
+          <w:sz w:val="22"/>
+          <w:szCs w:val="22"/>
+          <w:lang w:val="nl-NL"/>
+        </w:rPr>
+      </w:pPr>
+    </w:p>
+    <w:p>
+      <w:pPr>
+        <w:spacing w:line="276" w:lineRule="auto"/>
+        <w:rPr>
+          <w:lang w:val="nl-NL"/>
+        </w:rPr>
+      </w:pPr>
+      <w:r>
+        <w:rPr>
+          <w:rFonts w:ascii="Arial" w:eastAsia="Arial" w:hAnsi="Arial" w:cs="Arial"/>
           <w:b/>
           <w:bCs/>
           <w:sz w:val="22"/>
           <w:szCs w:val="22"/>
           <w:lang w:val="nl-NL"/>
         </w:rPr>
-      </w:pPr>
-      <w:r>
-        <w:rPr>
-          <w:rFonts w:ascii="Arial" w:hAnsi="Arial" w:cs="Arial"/>
-          <w:b/>
-          <w:bCs/>
-          <w:sz w:val="22"/>
-          <w:szCs w:val="22"/>
-          <w:lang w:val="nl-NL"/>
-        </w:rPr>
-        <w:t>Veiligheid</w:t>
-      </w:r>
-    </w:p>
-    <w:p>
-      <w:pPr>
-        <w:rPr>
-          <w:rFonts w:ascii="Arial" w:hAnsi="Arial" w:cs="Arial"/>
-          <w:sz w:val="22"/>
-          <w:szCs w:val="22"/>
-          <w:lang w:val="nl-NL"/>
-        </w:rPr>
-      </w:pPr>
-      <w:r>
-        <w:rPr>
-          <w:rFonts w:ascii="Arial" w:hAnsi="Arial" w:cs="Arial"/>
-          <w:sz w:val="22"/>
-          <w:szCs w:val="22"/>
-          <w:lang w:val="nl-NL"/>
-        </w:rPr>
-        <w:t>Voor dit protocol gelden geen extra veiligheidsmaatregelen.</w:t>
-      </w:r>
-    </w:p>
-    <w:p>
-      <w:pPr>
-        <w:rPr>
-          <w:rFonts w:ascii="Arial" w:hAnsi="Arial" w:cs="Arial"/>
-          <w:sz w:val="22"/>
-          <w:szCs w:val="22"/>
-          <w:lang w:val="nl-NL"/>
-        </w:rPr>
-      </w:pPr>
-    </w:p>
-    <w:p>
-      <w:pPr>
-        <w:rPr>
-          <w:rFonts w:ascii="Arial" w:hAnsi="Arial" w:cs="Arial"/>
-          <w:b/>
-          <w:bCs/>
-          <w:sz w:val="22"/>
-          <w:szCs w:val="22"/>
-          <w:lang w:val="nl-NL"/>
-        </w:rPr>
-      </w:pPr>
-      <w:r>
-        <w:rPr>
-          <w:rFonts w:ascii="Arial" w:hAnsi="Arial" w:cs="Arial"/>
-          <w:b/>
-          <w:bCs/>
-          <w:sz w:val="22"/>
-          <w:szCs w:val="22"/>
-          <w:lang w:val="nl-NL"/>
-        </w:rPr>
         <w:t>Materialen</w:t>
-      </w:r>
-    </w:p>
-    <w:p>
-      <w:pPr>
-        <w:numPr>
-          <w:ilvl w:val="0"/>
-          <w:numId w:val="1"/>
-        </w:numPr>
-        <w:rPr>
-          <w:rFonts w:ascii="Arial" w:hAnsi="Arial" w:cs="Arial"/>
-          <w:sz w:val="22"/>
-          <w:szCs w:val="22"/>
-          <w:lang w:val="nl-NL"/>
-        </w:rPr>
-      </w:pPr>
-      <w:commentRangeStart w:id="0"/>
-      <w:r>
-        <w:rPr>
-          <w:rFonts w:ascii="Arial" w:hAnsi="Arial" w:cs="Arial"/>
-          <w:sz w:val="22"/>
-          <w:szCs w:val="22"/>
-          <w:lang w:val="nl-NL"/>
-        </w:rPr>
-        <w:t>Steriel glazen buis of steriele PP buis</w:t>
-      </w:r>
-      <w:commentRangeEnd w:id="0"/>
-      <w:r>
-        <w:rPr>
-          <w:rStyle w:val="CommentReference"/>
-        </w:rPr>
-        <w:commentReference w:id="0"/>
-      </w:r>
-    </w:p>
-    <w:p>
-      <w:pPr>
-        <w:numPr>
-          <w:ilvl w:val="0"/>
-          <w:numId w:val="1"/>
-        </w:numPr>
-        <w:rPr>
-          <w:rFonts w:ascii="Arial" w:hAnsi="Arial" w:cs="Arial"/>
-          <w:sz w:val="22"/>
-          <w:szCs w:val="22"/>
-          <w:lang w:val="nl-NL"/>
-        </w:rPr>
-      </w:pPr>
-      <w:r>
-        <w:rPr>
-          <w:rFonts w:ascii="Arial" w:hAnsi="Arial" w:cs="Arial"/>
-          <w:sz w:val="22"/>
-          <w:szCs w:val="22"/>
-          <w:lang w:val="nl-NL"/>
-        </w:rPr>
-        <w:t>1</w:t>
-      </w:r>
-      <w:r>
-        <w:rPr>
-          <w:rFonts w:ascii="Arial" w:hAnsi="Arial" w:cs="Arial"/>
-          <w:sz w:val="22"/>
-          <w:szCs w:val="22"/>
-          <w:lang w:val="nl-NL"/>
-        </w:rPr>
-        <w:t>8</w:t>
-      </w:r>
-      <w:r>
-        <w:rPr>
-          <w:rFonts w:ascii="Arial" w:hAnsi="Arial" w:cs="Arial"/>
-          <w:sz w:val="22"/>
-          <w:szCs w:val="22"/>
-          <w:lang w:val="nl-NL"/>
-        </w:rPr>
-        <w:t xml:space="preserve"> epjes </w:t>
-      </w:r>
-      <w:r>
-        <w:rPr>
-          <w:rFonts w:ascii="Arial" w:hAnsi="Arial" w:cs="Arial"/>
-          <w:sz w:val="22"/>
-          <w:szCs w:val="22"/>
-          <w:lang w:val="nl-NL"/>
-        </w:rPr>
-        <w:t xml:space="preserve">1.5 mL </w:t>
-      </w:r>
-      <w:r>
-        <w:rPr>
-          <w:rFonts w:ascii="Arial" w:hAnsi="Arial" w:cs="Arial"/>
-          <w:sz w:val="22"/>
-          <w:szCs w:val="22"/>
-          <w:lang w:val="nl-NL"/>
-        </w:rPr>
-        <w:t>voor aliquots</w:t>
-      </w:r>
-      <w:r>
-        <w:rPr>
-          <w:rFonts w:ascii="Arial" w:hAnsi="Arial" w:cs="Arial"/>
-          <w:sz w:val="22"/>
-          <w:szCs w:val="22"/>
-          <w:lang w:val="nl-NL"/>
-        </w:rPr>
-        <w:t xml:space="preserve"> (PP)</w:t>
-      </w:r>
-    </w:p>
-    <w:p>
-      <w:pPr>
-        <w:numPr>
-          <w:ilvl w:val="0"/>
-          <w:numId w:val="1"/>
-        </w:numPr>
-        <w:rPr>
-          <w:rFonts w:ascii="Arial" w:hAnsi="Arial" w:cs="Arial"/>
-          <w:sz w:val="22"/>
-          <w:szCs w:val="22"/>
-          <w:lang w:val="nl-NL"/>
-        </w:rPr>
-      </w:pPr>
-      <w:r>
-        <w:rPr>
-          <w:rFonts w:ascii="Arial" w:hAnsi="Arial" w:cs="Arial"/>
-          <w:sz w:val="22"/>
-          <w:szCs w:val="22"/>
-          <w:lang w:val="nl-NL"/>
-        </w:rPr>
-        <w:t>Ijs</w:t>
-      </w:r>
-    </w:p>
-    <w:p>
-      <w:pPr>
-        <w:numPr>
-          <w:ilvl w:val="0"/>
-          <w:numId w:val="1"/>
-        </w:numPr>
-        <w:rPr>
-          <w:rFonts w:ascii="Arial" w:hAnsi="Arial" w:cs="Arial"/>
-          <w:sz w:val="22"/>
-          <w:szCs w:val="22"/>
-          <w:lang w:val="nl-NL"/>
-        </w:rPr>
-      </w:pPr>
-      <w:r>
-        <w:rPr>
-          <w:rFonts w:ascii="Arial" w:hAnsi="Arial" w:cs="Arial"/>
-          <w:sz w:val="22"/>
-          <w:szCs w:val="22"/>
-          <w:lang w:val="nl-NL"/>
-        </w:rPr>
-        <w:t>PBS pH 7.0</w:t>
-      </w:r>
-    </w:p>
-    <w:p>
-      <w:pPr>
-        <w:numPr>
-          <w:ilvl w:val="0"/>
-          <w:numId w:val="1"/>
-        </w:numPr>
-        <w:rPr>
-          <w:rFonts w:ascii="Arial" w:hAnsi="Arial" w:cs="Arial"/>
-          <w:sz w:val="22"/>
-          <w:szCs w:val="22"/>
-          <w:lang w:val="nl-NL"/>
-        </w:rPr>
-      </w:pPr>
-      <w:r>
-        <w:rPr>
-          <w:rFonts w:ascii="Arial" w:hAnsi="Arial" w:cs="Arial"/>
-          <w:sz w:val="22"/>
-          <w:szCs w:val="22"/>
-          <w:lang w:val="nl-NL"/>
-        </w:rPr>
-        <w:t>Centrifuge (</w:t>
-      </w:r>
-      <w:r>
-        <w:rPr>
-          <w:rFonts w:ascii="Arial" w:hAnsi="Arial" w:cs="Arial"/>
-          <w:sz w:val="22"/>
-          <w:szCs w:val="22"/>
-          <w:lang w:val="nl-NL"/>
-        </w:rPr>
-        <w:t xml:space="preserve">10 </w:t>
-      </w:r>
-      <w:r>
-        <w:rPr>
-          <w:rFonts w:ascii="Arial" w:hAnsi="Arial" w:cs="Arial"/>
-          <w:sz w:val="22"/>
-          <w:szCs w:val="22"/>
-          <w:lang w:val="nl-NL"/>
-        </w:rPr>
-        <w:t>min.</w:t>
-      </w:r>
-      <w:r>
-        <w:rPr>
-          <w:rFonts w:ascii="Arial" w:hAnsi="Arial" w:cs="Arial"/>
-          <w:sz w:val="22"/>
-          <w:szCs w:val="22"/>
-          <w:lang w:val="nl-NL"/>
-        </w:rPr>
-        <w:t>3</w:t>
-      </w:r>
-      <w:r>
-        <w:rPr>
-          <w:rFonts w:ascii="Arial" w:hAnsi="Arial" w:cs="Arial"/>
-          <w:sz w:val="22"/>
-          <w:szCs w:val="22"/>
-          <w:lang w:val="nl-NL"/>
-        </w:rPr>
-        <w:t>000</w:t>
-      </w:r>
-      <w:r>
-        <w:rPr>
-          <w:rFonts w:ascii="Arial" w:hAnsi="Arial" w:cs="Arial"/>
-          <w:sz w:val="22"/>
-          <w:szCs w:val="22"/>
-          <w:lang w:val="nl-NL"/>
-        </w:rPr>
-        <w:t xml:space="preserve"> × g, </w:t>
-      </w:r>
-      <w:r>
-        <w:rPr>
-          <w:rFonts w:ascii="Arial" w:hAnsi="Arial" w:cs="Arial"/>
-          <w:sz w:val="22"/>
-          <w:szCs w:val="22"/>
-          <w:lang w:val="nl-NL"/>
-        </w:rPr>
-        <w:t xml:space="preserve">4 °C </w:t>
-      </w:r>
-      <w:r>
-        <w:rPr>
-          <w:rFonts w:ascii="Arial" w:hAnsi="Arial" w:cs="Arial"/>
-          <w:sz w:val="22"/>
-          <w:szCs w:val="22"/>
-          <w:lang w:val="nl-NL"/>
-        </w:rPr>
-        <w:t>gekoeld)</w:t>
-      </w:r>
-    </w:p>
-    <w:p>
-      <w:pPr>
-        <w:numPr>
-          <w:ilvl w:val="0"/>
-          <w:numId w:val="1"/>
-        </w:numPr>
-        <w:rPr>
-          <w:rFonts w:ascii="Arial" w:hAnsi="Arial" w:cs="Arial"/>
-          <w:sz w:val="22"/>
-          <w:szCs w:val="22"/>
-          <w:lang w:val="nl-NL"/>
-        </w:rPr>
-      </w:pPr>
-      <w:r>
-        <w:rPr>
-          <w:rFonts w:ascii="Arial" w:hAnsi="Arial" w:cs="Arial"/>
-          <w:sz w:val="22"/>
-          <w:szCs w:val="22"/>
-          <w:lang w:val="nl-NL"/>
-        </w:rPr>
-        <w:t>Pipetten en steriele tips (filtertips)</w:t>
-      </w:r>
-    </w:p>
-    <w:p>
-      <w:pPr>
-        <w:rPr>
-          <w:rFonts w:ascii="Arial" w:hAnsi="Arial" w:cs="Arial"/>
-          <w:sz w:val="22"/>
-          <w:szCs w:val="22"/>
-        </w:rPr>
-      </w:pPr>
-    </w:p>
-    <w:p>
-      <w:pPr>
-        <w:rPr>
-          <w:rFonts w:ascii="Arial" w:hAnsi="Arial" w:cs="Arial"/>
-          <w:b/>
-          <w:bCs/>
-          <w:sz w:val="22"/>
-          <w:szCs w:val="22"/>
-          <w:lang w:val="nl-NL"/>
-        </w:rPr>
-      </w:pPr>
-      <w:r>
-        <w:rPr>
-          <w:rFonts w:ascii="Arial" w:hAnsi="Arial" w:cs="Arial"/>
-          <w:b/>
-          <w:bCs/>
-          <w:sz w:val="22"/>
-          <w:szCs w:val="22"/>
-          <w:lang w:val="nl-NL"/>
-        </w:rPr>
-        <w:t>Methode</w:t>
-      </w:r>
-    </w:p>
-    <w:p>
-      <w:pPr>
-        <w:rPr>
-          <w:rFonts w:ascii="Arial" w:hAnsi="Arial" w:cs="Arial"/>
-          <w:b/>
-          <w:bCs/>
-          <w:sz w:val="22"/>
-          <w:szCs w:val="22"/>
-        </w:rPr>
-      </w:pPr>
-      <w:proofErr w:type="spellStart"/>
-      <w:r>
-        <w:rPr>
-          <w:rFonts w:ascii="Arial" w:hAnsi="Arial" w:cs="Arial"/>
-          <w:b/>
-          <w:bCs/>
-          <w:sz w:val="22"/>
-          <w:szCs w:val="22"/>
-        </w:rPr>
-        <w:t>Aandachtspunten</w:t>
-      </w:r>
-      <w:proofErr w:type="spellEnd"/>
-      <w:r>
-        <w:rPr>
-          <w:rFonts w:ascii="Arial" w:hAnsi="Arial" w:cs="Arial"/>
-          <w:b/>
-          <w:bCs/>
-          <w:sz w:val="22"/>
-          <w:szCs w:val="22"/>
-        </w:rPr>
-        <w:t>:</w:t>
       </w:r>
     </w:p>
     <w:p>
@@ -589,73 +281,49 @@
         <w:pStyle w:val="ListParagraph"/>
         <w:numPr>
           <w:ilvl w:val="0"/>
-          <w:numId w:val="10"/>
+          <w:numId w:val="18"/>
         </w:numPr>
-        <w:rPr>
-          <w:rFonts w:ascii="Arial" w:hAnsi="Arial" w:cs="Arial"/>
-          <w:sz w:val="22"/>
-          <w:szCs w:val="22"/>
-        </w:rPr>
-      </w:pPr>
-      <w:r>
-        <w:rPr>
-          <w:rFonts w:ascii="Arial" w:hAnsi="Arial" w:cs="Arial"/>
-          <w:sz w:val="22"/>
-          <w:szCs w:val="22"/>
-        </w:rPr>
-        <w:t xml:space="preserve">Werk </w:t>
-      </w:r>
-      <w:proofErr w:type="spellStart"/>
-      <w:r>
-        <w:rPr>
-          <w:rFonts w:ascii="Arial" w:hAnsi="Arial" w:cs="Arial"/>
-          <w:sz w:val="22"/>
-          <w:szCs w:val="22"/>
-        </w:rPr>
-        <w:t>snel</w:t>
-      </w:r>
-      <w:proofErr w:type="spellEnd"/>
+        <w:spacing w:after="0" w:line="276" w:lineRule="auto"/>
+        <w:rPr>
+          <w:rFonts w:ascii="Arial" w:eastAsia="Arial" w:hAnsi="Arial" w:cs="Arial"/>
+          <w:sz w:val="22"/>
+          <w:szCs w:val="22"/>
+          <w:lang w:val="nl-NL"/>
+        </w:rPr>
+      </w:pPr>
+      <w:r>
+        <w:rPr>
+          <w:rFonts w:ascii="Arial" w:eastAsia="Arial" w:hAnsi="Arial" w:cs="Arial"/>
+          <w:sz w:val="22"/>
+          <w:szCs w:val="22"/>
+          <w:lang w:val="nl-NL"/>
+        </w:rPr>
+        <w:t>Steriel glazen buis of steriele PP buis</w:t>
+      </w:r>
     </w:p>
     <w:p>
       <w:pPr>
         <w:pStyle w:val="ListParagraph"/>
         <w:numPr>
           <w:ilvl w:val="0"/>
-          <w:numId w:val="10"/>
+          <w:numId w:val="18"/>
         </w:numPr>
-        <w:rPr>
-          <w:rFonts w:ascii="Arial" w:hAnsi="Arial" w:cs="Arial"/>
-          <w:sz w:val="22"/>
-          <w:szCs w:val="22"/>
-          <w:lang w:val="nl-NL"/>
-        </w:rPr>
-      </w:pPr>
-      <w:r>
-        <w:rPr>
-          <w:rFonts w:ascii="Arial" w:hAnsi="Arial" w:cs="Arial"/>
-          <w:sz w:val="22"/>
-          <w:szCs w:val="22"/>
-          <w:lang w:val="nl-NL"/>
-        </w:rPr>
-        <w:t>Werk koud</w:t>
-      </w:r>
-      <w:r>
-        <w:rPr>
-          <w:rFonts w:ascii="Arial" w:hAnsi="Arial" w:cs="Arial"/>
-          <w:sz w:val="22"/>
-          <w:szCs w:val="22"/>
-          <w:lang w:val="nl-NL"/>
-        </w:rPr>
-        <w:t xml:space="preserve"> en eventueel t</w:t>
-      </w:r>
-      <w:r>
-        <w:rPr>
-          <w:rFonts w:ascii="Arial" w:hAnsi="Arial" w:cs="Arial"/>
-          <w:sz w:val="22"/>
-          <w:szCs w:val="22"/>
-          <w:lang w:val="nl-NL"/>
-        </w:rPr>
-        <w:t>e ontdooien materiaal laten ontdooien op ijs</w:t>
+        <w:spacing w:after="0" w:line="276" w:lineRule="auto"/>
+        <w:rPr>
+          <w:rFonts w:ascii="Arial" w:eastAsia="Arial" w:hAnsi="Arial" w:cs="Arial"/>
+          <w:sz w:val="22"/>
+          <w:szCs w:val="22"/>
+          <w:lang w:val="nl-NL"/>
+        </w:rPr>
+      </w:pPr>
+      <w:r>
+        <w:rPr>
+          <w:rFonts w:ascii="Arial" w:eastAsia="Arial" w:hAnsi="Arial" w:cs="Arial"/>
+          <w:sz w:val="22"/>
+          <w:szCs w:val="22"/>
+          <w:lang w:val="nl-NL"/>
+        </w:rPr>
+        <w:t>18 epjes 1.5 mL voor aliquots (PP)</w:t>
       </w:r>
     </w:p>
     <w:p>
@@ -663,126 +331,280 @@
         <w:pStyle w:val="ListParagraph"/>
         <w:numPr>
           <w:ilvl w:val="0"/>
-          <w:numId w:val="10"/>
+          <w:numId w:val="18"/>
         </w:numPr>
-        <w:rPr>
-          <w:rFonts w:ascii="Arial" w:hAnsi="Arial" w:cs="Arial"/>
-          <w:sz w:val="22"/>
-          <w:szCs w:val="22"/>
-        </w:rPr>
-      </w:pPr>
-      <w:r>
-        <w:rPr>
-          <w:rFonts w:ascii="Arial" w:hAnsi="Arial" w:cs="Arial"/>
-          <w:sz w:val="22"/>
-          <w:szCs w:val="22"/>
-        </w:rPr>
-        <w:t xml:space="preserve">Werk </w:t>
-      </w:r>
-      <w:proofErr w:type="spellStart"/>
-      <w:r>
-        <w:rPr>
-          <w:rFonts w:ascii="Arial" w:hAnsi="Arial" w:cs="Arial"/>
-          <w:sz w:val="22"/>
-          <w:szCs w:val="22"/>
-        </w:rPr>
-        <w:t>steri</w:t>
-      </w:r>
-      <w:r>
-        <w:rPr>
-          <w:rFonts w:ascii="Arial" w:hAnsi="Arial" w:cs="Arial"/>
-          <w:sz w:val="22"/>
-          <w:szCs w:val="22"/>
-        </w:rPr>
-        <w:t>el</w:t>
-      </w:r>
-      <w:proofErr w:type="spellEnd"/>
+        <w:spacing w:after="0" w:line="276" w:lineRule="auto"/>
+        <w:rPr>
+          <w:rFonts w:ascii="Arial" w:eastAsia="Arial" w:hAnsi="Arial" w:cs="Arial"/>
+          <w:sz w:val="22"/>
+          <w:szCs w:val="22"/>
+          <w:lang w:val="nl-NL"/>
+        </w:rPr>
+      </w:pPr>
+      <w:r>
+        <w:rPr>
+          <w:rFonts w:ascii="Arial" w:eastAsia="Arial" w:hAnsi="Arial" w:cs="Arial"/>
+          <w:sz w:val="22"/>
+          <w:szCs w:val="22"/>
+          <w:lang w:val="nl-NL"/>
+        </w:rPr>
+        <w:t>Ijs</w:t>
+      </w:r>
     </w:p>
     <w:p>
       <w:pPr>
         <w:pStyle w:val="ListParagraph"/>
         <w:numPr>
           <w:ilvl w:val="0"/>
-          <w:numId w:val="10"/>
+          <w:numId w:val="18"/>
         </w:numPr>
-        <w:rPr>
-          <w:rFonts w:ascii="Arial" w:hAnsi="Arial" w:cs="Arial"/>
-          <w:sz w:val="22"/>
-          <w:szCs w:val="22"/>
-          <w:lang w:val="nl-NL"/>
-        </w:rPr>
-      </w:pPr>
-      <w:r>
-        <w:rPr>
-          <w:rFonts w:ascii="Arial" w:hAnsi="Arial" w:cs="Arial"/>
-          <w:sz w:val="22"/>
-          <w:szCs w:val="22"/>
-          <w:lang w:val="nl-NL"/>
-        </w:rPr>
-        <w:t>Zie bijlage I voor c</w:t>
-      </w:r>
-      <w:r>
-        <w:rPr>
-          <w:rFonts w:ascii="Arial" w:hAnsi="Arial" w:cs="Arial"/>
-          <w:sz w:val="22"/>
-          <w:szCs w:val="22"/>
-          <w:lang w:val="nl-NL"/>
-        </w:rPr>
-        <w:t>hecklist speeksel donor</w:t>
+        <w:spacing w:after="0" w:line="276" w:lineRule="auto"/>
+        <w:rPr>
+          <w:rFonts w:ascii="Arial" w:eastAsia="Arial" w:hAnsi="Arial" w:cs="Arial"/>
+          <w:sz w:val="22"/>
+          <w:szCs w:val="22"/>
+          <w:lang w:val="nl-NL"/>
+        </w:rPr>
+      </w:pPr>
+      <w:r>
+        <w:rPr>
+          <w:rFonts w:ascii="Arial" w:eastAsia="Arial" w:hAnsi="Arial" w:cs="Arial"/>
+          <w:sz w:val="22"/>
+          <w:szCs w:val="22"/>
+          <w:lang w:val="nl-NL"/>
+        </w:rPr>
+        <w:t>PBS pH 7.0</w:t>
       </w:r>
     </w:p>
     <w:p>
       <w:pPr>
+        <w:pStyle w:val="ListParagraph"/>
+        <w:numPr>
+          <w:ilvl w:val="0"/>
+          <w:numId w:val="18"/>
+        </w:numPr>
+        <w:spacing w:after="0" w:line="276" w:lineRule="auto"/>
+        <w:rPr>
+          <w:rFonts w:ascii="Arial" w:eastAsia="Arial" w:hAnsi="Arial" w:cs="Arial"/>
+          <w:sz w:val="22"/>
+          <w:szCs w:val="22"/>
+          <w:lang w:val="nl-NL"/>
+        </w:rPr>
+      </w:pPr>
+      <w:r>
+        <w:rPr>
+          <w:rFonts w:ascii="Arial" w:eastAsia="Arial" w:hAnsi="Arial" w:cs="Arial"/>
+          <w:sz w:val="22"/>
+          <w:szCs w:val="22"/>
+          <w:lang w:val="nl-NL"/>
+        </w:rPr>
+        <w:t>Centrifuge (10 min.3000 × g, 4 °C gekoeld)</w:t>
+      </w:r>
+    </w:p>
+    <w:p>
+      <w:pPr>
+        <w:pStyle w:val="ListParagraph"/>
+        <w:numPr>
+          <w:ilvl w:val="0"/>
+          <w:numId w:val="18"/>
+        </w:numPr>
+        <w:spacing w:after="0" w:line="276" w:lineRule="auto"/>
+        <w:rPr>
+          <w:rFonts w:ascii="Arial" w:eastAsia="Arial" w:hAnsi="Arial" w:cs="Arial"/>
+          <w:sz w:val="22"/>
+          <w:szCs w:val="22"/>
+          <w:lang w:val="nl-NL"/>
+        </w:rPr>
+      </w:pPr>
+      <w:r>
+        <w:rPr>
+          <w:rFonts w:ascii="Arial" w:eastAsia="Arial" w:hAnsi="Arial" w:cs="Arial"/>
+          <w:sz w:val="22"/>
+          <w:szCs w:val="22"/>
+          <w:lang w:val="nl-NL"/>
+        </w:rPr>
+        <w:t>Pipetten en steriele tips (filtertips)</w:t>
+      </w:r>
+    </w:p>
+    <w:p>
+      <w:pPr>
+        <w:pStyle w:val="ListParagraph"/>
+        <w:numPr>
+          <w:ilvl w:val="0"/>
+          <w:numId w:val="18"/>
+        </w:numPr>
+        <w:spacing w:after="0" w:line="276" w:lineRule="auto"/>
         <w:rPr>
           <w:rFonts w:ascii="Arial" w:hAnsi="Arial" w:cs="Arial"/>
+          <w:sz w:val="22"/>
+          <w:szCs w:val="22"/>
+          <w:lang w:val="nl-NL"/>
+        </w:rPr>
+      </w:pPr>
+      <w:r>
+        <w:rPr>
+          <w:rFonts w:ascii="Arial" w:eastAsia="Arial" w:hAnsi="Arial" w:cs="Arial"/>
+          <w:sz w:val="22"/>
+          <w:szCs w:val="22"/>
+          <w:lang w:val="nl-NL"/>
+        </w:rPr>
+        <w:t>Vriezer -80°C</w:t>
+      </w:r>
+    </w:p>
+    <w:p>
+      <w:pPr>
+        <w:spacing w:line="276" w:lineRule="auto"/>
+        <w:rPr>
+          <w:lang w:val="nl-NL"/>
+        </w:rPr>
+      </w:pPr>
+      <w:r>
+        <w:rPr>
+          <w:rFonts w:ascii="Arial" w:eastAsia="Arial" w:hAnsi="Arial" w:cs="Arial"/>
+          <w:sz w:val="22"/>
+          <w:szCs w:val="22"/>
+          <w:lang w:val="nl-NL"/>
+        </w:rPr>
+        <w:t xml:space="preserve"> </w:t>
+      </w:r>
+    </w:p>
+    <w:p>
+      <w:pPr>
+        <w:spacing w:line="276" w:lineRule="auto"/>
+        <w:rPr>
+          <w:lang w:val="nl-NL"/>
+        </w:rPr>
+      </w:pPr>
+      <w:r>
+        <w:rPr>
+          <w:rFonts w:ascii="Arial" w:eastAsia="Arial" w:hAnsi="Arial" w:cs="Arial"/>
           <w:b/>
           <w:bCs/>
           <w:sz w:val="22"/>
           <w:szCs w:val="22"/>
           <w:lang w:val="nl-NL"/>
         </w:rPr>
-      </w:pPr>
+        <w:t>Methode</w:t>
+      </w:r>
     </w:p>
     <w:p>
       <w:pPr>
-        <w:rPr>
-          <w:rFonts w:ascii="Arial" w:hAnsi="Arial" w:cs="Arial"/>
+        <w:spacing w:line="276" w:lineRule="auto"/>
+        <w:rPr>
+          <w:lang w:val="nl-NL"/>
+        </w:rPr>
+      </w:pPr>
+      <w:r>
+        <w:rPr>
+          <w:rFonts w:ascii="Arial" w:eastAsia="Arial" w:hAnsi="Arial" w:cs="Arial"/>
           <w:b/>
           <w:bCs/>
-          <w:i/>
-          <w:iCs/>
-          <w:sz w:val="22"/>
-          <w:szCs w:val="22"/>
-          <w:lang w:val="nl-NL"/>
-        </w:rPr>
-      </w:pPr>
-      <w:r>
+          <w:sz w:val="22"/>
+          <w:szCs w:val="22"/>
+          <w:lang w:val="nl-NL"/>
+        </w:rPr>
+        <w:t>Aandachtspunten:</w:t>
+      </w:r>
+    </w:p>
+    <w:p>
+      <w:pPr>
+        <w:pStyle w:val="ListParagraph"/>
+        <w:numPr>
+          <w:ilvl w:val="0"/>
+          <w:numId w:val="19"/>
+        </w:numPr>
+        <w:spacing w:after="0" w:line="276" w:lineRule="auto"/>
+        <w:rPr>
+          <w:lang w:val="nl-NL"/>
+        </w:rPr>
+      </w:pPr>
+      <w:r>
+        <w:rPr>
+          <w:rFonts w:ascii="Arial" w:eastAsia="Arial" w:hAnsi="Arial" w:cs="Arial"/>
+          <w:sz w:val="22"/>
+          <w:szCs w:val="22"/>
+          <w:lang w:val="nl-NL"/>
+        </w:rPr>
+        <w:t>Werk snel</w:t>
+      </w:r>
+    </w:p>
+    <w:p>
+      <w:pPr>
+        <w:pStyle w:val="ListParagraph"/>
+        <w:numPr>
+          <w:ilvl w:val="0"/>
+          <w:numId w:val="19"/>
+        </w:numPr>
+        <w:spacing w:after="0" w:line="276" w:lineRule="auto"/>
+        <w:rPr>
+          <w:lang w:val="nl-NL"/>
+        </w:rPr>
+      </w:pPr>
+      <w:r>
+        <w:rPr>
+          <w:rFonts w:ascii="Arial" w:eastAsia="Arial" w:hAnsi="Arial" w:cs="Arial"/>
+          <w:sz w:val="22"/>
+          <w:szCs w:val="22"/>
+          <w:lang w:val="nl-NL"/>
+        </w:rPr>
+        <w:t>Werk koud en eventueel te ontdooien materiaal laten ontdooien op ijs</w:t>
+      </w:r>
+    </w:p>
+    <w:p>
+      <w:pPr>
+        <w:pStyle w:val="ListParagraph"/>
+        <w:numPr>
+          <w:ilvl w:val="0"/>
+          <w:numId w:val="19"/>
+        </w:numPr>
+        <w:spacing w:after="0" w:line="276" w:lineRule="auto"/>
+        <w:rPr>
+          <w:lang w:val="nl-NL"/>
+        </w:rPr>
+      </w:pPr>
+      <w:r>
+        <w:rPr>
+          <w:rFonts w:ascii="Arial" w:eastAsia="Arial" w:hAnsi="Arial" w:cs="Arial"/>
+          <w:sz w:val="22"/>
+          <w:szCs w:val="22"/>
+          <w:lang w:val="nl-NL"/>
+        </w:rPr>
+        <w:t>Werk steriel</w:t>
+      </w:r>
+    </w:p>
+    <w:p>
+      <w:pPr>
+        <w:pStyle w:val="ListParagraph"/>
+        <w:numPr>
+          <w:ilvl w:val="0"/>
+          <w:numId w:val="14"/>
+        </w:numPr>
+        <w:spacing w:after="0" w:line="240" w:lineRule="auto"/>
         <w:rPr>
           <w:rFonts w:ascii="Arial" w:hAnsi="Arial" w:cs="Arial"/>
-          <w:b/>
-          <w:bCs/>
-          <w:i/>
-          <w:iCs/>
-          <w:sz w:val="22"/>
-          <w:szCs w:val="22"/>
-          <w:lang w:val="nl-NL"/>
-        </w:rPr>
-        <w:t>Speekselverzameling</w:t>
-      </w:r>
+          <w:sz w:val="22"/>
+          <w:szCs w:val="22"/>
+          <w:lang w:val="nl-NL"/>
+        </w:rPr>
+      </w:pPr>
       <w:r>
         <w:rPr>
           <w:rFonts w:ascii="Arial" w:hAnsi="Arial" w:cs="Arial"/>
-          <w:b/>
-          <w:bCs/>
-          <w:i/>
-          <w:iCs/>
-          <w:sz w:val="22"/>
-          <w:szCs w:val="22"/>
-          <w:lang w:val="nl-NL"/>
-        </w:rPr>
-        <w:br/>
-      </w:r>
-      <w:r>
+          <w:sz w:val="22"/>
+          <w:szCs w:val="22"/>
+          <w:lang w:val="nl-NL"/>
+        </w:rPr>
+        <w:t>Checklist speeksel monster afname:</w:t>
+      </w:r>
+    </w:p>
+    <w:p>
+      <w:pPr>
+        <w:pStyle w:val="ListParagraph"/>
+        <w:numPr>
+          <w:ilvl w:val="0"/>
+          <w:numId w:val="20"/>
+        </w:numPr>
+        <w:spacing w:after="0" w:line="240" w:lineRule="auto"/>
         <w:rPr>
           <w:rFonts w:ascii="Arial" w:hAnsi="Arial" w:cs="Arial"/>
           <w:i/>
@@ -791,8 +613,7 @@
           <w:szCs w:val="22"/>
           <w:lang w:val="nl-NL"/>
         </w:rPr>
-        <w:t>Ongestimuleerde passive drooling</w:t>
-      </w:r>
+      </w:pPr>
       <w:r>
         <w:rPr>
           <w:rFonts w:ascii="Arial" w:hAnsi="Arial" w:cs="Arial"/>
@@ -802,8 +623,7 @@
           <w:szCs w:val="22"/>
           <w:lang w:val="nl-NL"/>
         </w:rPr>
-        <w:br/>
-        <w:t>Zie bijlage I voor de checklist speeksel monster afname</w:t>
+        <w:t>Geen eten, kauwgom of roken minstens 60 minuten voor afname.</w:t>
       </w:r>
     </w:p>
     <w:p>
@@ -811,10 +631,13 @@
         <w:pStyle w:val="ListParagraph"/>
         <w:numPr>
           <w:ilvl w:val="0"/>
-          <w:numId w:val="8"/>
+          <w:numId w:val="20"/>
         </w:numPr>
+        <w:spacing w:after="0" w:line="240" w:lineRule="auto"/>
         <w:rPr>
           <w:rFonts w:ascii="Arial" w:hAnsi="Arial" w:cs="Arial"/>
+          <w:i/>
+          <w:iCs/>
           <w:sz w:val="22"/>
           <w:szCs w:val="22"/>
           <w:lang w:val="nl-NL"/>
@@ -823,39 +646,13 @@
       <w:r>
         <w:rPr>
           <w:rFonts w:ascii="Arial" w:hAnsi="Arial" w:cs="Arial"/>
-          <w:sz w:val="22"/>
-          <w:szCs w:val="22"/>
-          <w:lang w:val="nl-NL"/>
-        </w:rPr>
-        <w:lastRenderedPageBreak/>
-        <w:t xml:space="preserve">Zet ijs klaar en laat remmercocktail </w:t>
-      </w:r>
-      <w:r>
-        <w:rPr>
-          <w:rFonts w:ascii="Arial" w:hAnsi="Arial" w:cs="Arial"/>
-          <w:sz w:val="22"/>
-          <w:szCs w:val="22"/>
-          <w:lang w:val="nl-NL"/>
-        </w:rPr>
-        <w:t xml:space="preserve">alvast </w:t>
-      </w:r>
-      <w:r>
-        <w:rPr>
-          <w:rFonts w:ascii="Arial" w:hAnsi="Arial" w:cs="Arial"/>
-          <w:sz w:val="22"/>
-          <w:szCs w:val="22"/>
-          <w:lang w:val="nl-NL"/>
-        </w:rPr>
-        <w:t>ontdooien op ijs.</w:t>
-      </w:r>
-      <w:r>
-        <w:rPr>
-          <w:rFonts w:ascii="Arial" w:hAnsi="Arial" w:cs="Arial"/>
-          <w:sz w:val="22"/>
-          <w:szCs w:val="22"/>
-          <w:lang w:val="nl-NL"/>
-        </w:rPr>
-        <w:br/>
+          <w:i/>
+          <w:iCs/>
+          <w:sz w:val="22"/>
+          <w:szCs w:val="22"/>
+          <w:lang w:val="nl-NL"/>
+        </w:rPr>
+        <w:t>Geen tandenpoetsen of mondspoelen minstens 30 minuten voor afname.</w:t>
       </w:r>
     </w:p>
     <w:p>
@@ -863,10 +660,13 @@
         <w:pStyle w:val="ListParagraph"/>
         <w:numPr>
           <w:ilvl w:val="0"/>
-          <w:numId w:val="8"/>
+          <w:numId w:val="20"/>
         </w:numPr>
+        <w:spacing w:after="0" w:line="240" w:lineRule="auto"/>
         <w:rPr>
           <w:rFonts w:ascii="Arial" w:hAnsi="Arial" w:cs="Arial"/>
+          <w:i/>
+          <w:iCs/>
           <w:sz w:val="22"/>
           <w:szCs w:val="22"/>
           <w:lang w:val="nl-NL"/>
@@ -875,103 +675,13 @@
       <w:r>
         <w:rPr>
           <w:rFonts w:ascii="Arial" w:hAnsi="Arial" w:cs="Arial"/>
-          <w:sz w:val="22"/>
-          <w:szCs w:val="22"/>
-          <w:lang w:val="nl-NL"/>
-        </w:rPr>
-        <w:t>L</w:t>
-      </w:r>
-      <w:r>
-        <w:rPr>
-          <w:rFonts w:ascii="Arial" w:hAnsi="Arial" w:cs="Arial"/>
-          <w:sz w:val="22"/>
-          <w:szCs w:val="22"/>
-          <w:lang w:val="nl-NL"/>
-        </w:rPr>
-        <w:t>abel alle buizen vooraf (donorID_da</w:t>
-      </w:r>
-      <w:r>
-        <w:rPr>
-          <w:rFonts w:ascii="Arial" w:hAnsi="Arial" w:cs="Arial"/>
-          <w:sz w:val="22"/>
-          <w:szCs w:val="22"/>
-          <w:lang w:val="nl-NL"/>
-        </w:rPr>
-        <w:t>tum</w:t>
-      </w:r>
-      <w:r>
-        <w:rPr>
-          <w:rFonts w:ascii="Arial" w:hAnsi="Arial" w:cs="Arial"/>
-          <w:sz w:val="22"/>
-          <w:szCs w:val="22"/>
-          <w:lang w:val="nl-NL"/>
-        </w:rPr>
-        <w:t>_</w:t>
-      </w:r>
-      <w:r>
-        <w:rPr>
-          <w:rFonts w:ascii="Arial" w:hAnsi="Arial" w:cs="Arial"/>
-          <w:sz w:val="22"/>
-          <w:szCs w:val="22"/>
-          <w:lang w:val="nl-NL"/>
-        </w:rPr>
-        <w:t>tijd</w:t>
-      </w:r>
-      <w:r>
-        <w:rPr>
-          <w:rFonts w:ascii="Arial" w:hAnsi="Arial" w:cs="Arial"/>
-          <w:sz w:val="22"/>
-          <w:szCs w:val="22"/>
-          <w:lang w:val="nl-NL"/>
-        </w:rPr>
-        <w:t>_aliquottype)</w:t>
-      </w:r>
-      <w:r>
-        <w:rPr>
-          <w:rFonts w:ascii="Arial" w:hAnsi="Arial" w:cs="Arial"/>
-          <w:sz w:val="22"/>
-          <w:szCs w:val="22"/>
-          <w:lang w:val="nl-NL"/>
-        </w:rPr>
-        <w:t xml:space="preserve"> en laat ze op temperatuur komen op ijs.</w:t>
-      </w:r>
-      <w:r>
-        <w:rPr>
-          <w:rFonts w:ascii="Arial" w:hAnsi="Arial" w:cs="Arial"/>
-          <w:sz w:val="22"/>
-          <w:szCs w:val="22"/>
-          <w:lang w:val="nl-NL"/>
-        </w:rPr>
-        <w:br/>
-      </w:r>
-      <w:r>
-        <w:rPr>
-          <w:rFonts w:ascii="Arial" w:hAnsi="Arial" w:cs="Arial"/>
-          <w:b/>
-          <w:bCs/>
-          <w:sz w:val="22"/>
-          <w:szCs w:val="22"/>
-          <w:lang w:val="nl-NL"/>
-        </w:rPr>
-        <w:t xml:space="preserve">LET OP: </w:t>
-      </w:r>
-      <w:r>
-        <w:rPr>
-          <w:rFonts w:ascii="Arial" w:hAnsi="Arial" w:cs="Arial"/>
-          <w:sz w:val="22"/>
-          <w:szCs w:val="22"/>
-          <w:lang w:val="nl-NL"/>
-        </w:rPr>
-        <w:t>Label op de buis, niet op de dop</w:t>
-      </w:r>
-      <w:r>
-        <w:rPr>
-          <w:rFonts w:ascii="Arial" w:hAnsi="Arial" w:cs="Arial"/>
-          <w:sz w:val="22"/>
-          <w:szCs w:val="22"/>
-          <w:lang w:val="nl-NL"/>
-        </w:rPr>
-        <w:br/>
+          <w:i/>
+          <w:iCs/>
+          <w:sz w:val="22"/>
+          <w:szCs w:val="22"/>
+          <w:lang w:val="nl-NL"/>
+        </w:rPr>
+        <w:t>Eventueel: spoel kort met water (10 s) en wacht 10 min.</w:t>
       </w:r>
     </w:p>
     <w:p>
@@ -979,79 +689,9 @@
         <w:pStyle w:val="ListParagraph"/>
         <w:numPr>
           <w:ilvl w:val="0"/>
-          <w:numId w:val="8"/>
+          <w:numId w:val="20"/>
         </w:numPr>
-        <w:rPr>
-          <w:rFonts w:ascii="Arial" w:hAnsi="Arial" w:cs="Arial"/>
-          <w:sz w:val="22"/>
-          <w:szCs w:val="22"/>
-          <w:lang w:val="nl-NL"/>
-        </w:rPr>
-      </w:pPr>
-      <w:r>
-        <w:rPr>
-          <w:rFonts w:ascii="Arial" w:hAnsi="Arial" w:cs="Arial"/>
-          <w:sz w:val="22"/>
-          <w:szCs w:val="22"/>
-          <w:lang w:val="nl-NL"/>
-        </w:rPr>
-        <w:t xml:space="preserve">Neem </w:t>
-      </w:r>
-      <w:r>
-        <w:rPr>
-          <w:rFonts w:ascii="Arial" w:hAnsi="Arial" w:cs="Arial"/>
-          <w:sz w:val="22"/>
-          <w:szCs w:val="22"/>
-          <w:lang w:val="nl-NL"/>
-        </w:rPr>
-        <w:t>1</w:t>
-      </w:r>
-      <w:r>
-        <w:rPr>
-          <w:rFonts w:ascii="Arial" w:hAnsi="Arial" w:cs="Arial"/>
-          <w:sz w:val="22"/>
-          <w:szCs w:val="22"/>
-          <w:lang w:val="nl-NL"/>
-        </w:rPr>
-        <w:t>6</w:t>
-      </w:r>
-      <w:r>
-        <w:rPr>
-          <w:rFonts w:ascii="Arial" w:hAnsi="Arial" w:cs="Arial"/>
-          <w:sz w:val="22"/>
-          <w:szCs w:val="22"/>
-          <w:lang w:val="nl-NL"/>
-        </w:rPr>
-        <w:t xml:space="preserve"> </w:t>
-      </w:r>
-      <w:r>
-        <w:rPr>
-          <w:rFonts w:ascii="Arial" w:hAnsi="Arial" w:cs="Arial"/>
-          <w:sz w:val="22"/>
-          <w:szCs w:val="22"/>
-          <w:lang w:val="nl-NL"/>
-        </w:rPr>
-        <w:t>aliquots</w:t>
-      </w:r>
-      <w:r>
-        <w:rPr>
-          <w:rFonts w:ascii="Arial" w:hAnsi="Arial" w:cs="Arial"/>
-          <w:sz w:val="22"/>
-          <w:szCs w:val="22"/>
-          <w:lang w:val="nl-NL"/>
-        </w:rPr>
-        <w:t xml:space="preserve"> en label ze volgens tabel 1, laat deze ook in een bak ijs op temperatuur komen</w:t>
-      </w:r>
-      <w:r>
-        <w:rPr>
-          <w:rFonts w:ascii="Arial" w:hAnsi="Arial" w:cs="Arial"/>
-          <w:sz w:val="22"/>
-          <w:szCs w:val="22"/>
-          <w:lang w:val="nl-NL"/>
-        </w:rPr>
-        <w:br/>
-      </w:r>
-      <w:r>
+        <w:spacing w:after="0" w:line="240" w:lineRule="auto"/>
         <w:rPr>
           <w:rFonts w:ascii="Arial" w:hAnsi="Arial" w:cs="Arial"/>
           <w:i/>
@@ -1060,8 +700,7 @@
           <w:szCs w:val="22"/>
           <w:lang w:val="nl-NL"/>
         </w:rPr>
-        <w:t>Aliquot</w:t>
-      </w:r>
+      </w:pPr>
       <w:r>
         <w:rPr>
           <w:rFonts w:ascii="Arial" w:hAnsi="Arial" w:cs="Arial"/>
@@ -1071,9 +710,17 @@
           <w:szCs w:val="22"/>
           <w:lang w:val="nl-NL"/>
         </w:rPr>
-        <w:t xml:space="preserve"> is klein, hou de naam kort en met tape een bakje labelen met datum en tijd, donorID is bijv A en in docuemntatie benodigde informatie per donor</w:t>
-      </w:r>
-      <w:r>
+        <w:t>Bij voorkeur ochtendafname.</w:t>
+      </w:r>
+    </w:p>
+    <w:p>
+      <w:pPr>
+        <w:pStyle w:val="ListParagraph"/>
+        <w:numPr>
+          <w:ilvl w:val="0"/>
+          <w:numId w:val="20"/>
+        </w:numPr>
+        <w:spacing w:after="0" w:line="240" w:lineRule="auto"/>
         <w:rPr>
           <w:rFonts w:ascii="Arial" w:hAnsi="Arial" w:cs="Arial"/>
           <w:i/>
@@ -1082,26 +729,7 @@
           <w:szCs w:val="22"/>
           <w:lang w:val="nl-NL"/>
         </w:rPr>
-        <w:t xml:space="preserve"> bijhouden</w:t>
-      </w:r>
-      <w:r>
-        <w:rPr>
-          <w:rFonts w:ascii="Arial" w:hAnsi="Arial" w:cs="Arial"/>
-          <w:sz w:val="22"/>
-          <w:szCs w:val="22"/>
-          <w:lang w:val="nl-NL"/>
-        </w:rPr>
-        <w:br/>
-      </w:r>
-      <w:r>
-        <w:rPr>
-          <w:rFonts w:ascii="Arial" w:hAnsi="Arial" w:cs="Arial"/>
-          <w:sz w:val="22"/>
-          <w:szCs w:val="22"/>
-          <w:lang w:val="nl-NL"/>
-        </w:rPr>
-        <w:br/>
-      </w:r>
+      </w:pPr>
       <w:r>
         <w:rPr>
           <w:rFonts w:ascii="Arial" w:hAnsi="Arial" w:cs="Arial"/>
@@ -1110,6 +738,269 @@
           <w:sz w:val="22"/>
           <w:szCs w:val="22"/>
           <w:lang w:val="nl-NL"/>
+        </w:rPr>
+        <w:t xml:space="preserve">Eventuele medicatie, gezondheidsproblemen en staat van mondhygiëne noteren. </w:t>
+      </w:r>
+    </w:p>
+    <w:p>
+      <w:pPr>
+        <w:rPr>
+          <w:rFonts w:ascii="Arial" w:eastAsia="Arial" w:hAnsi="Arial" w:cs="Arial"/>
+          <w:b/>
+          <w:bCs/>
+          <w:sz w:val="22"/>
+          <w:szCs w:val="22"/>
+          <w:u w:val="single"/>
+          <w:lang w:val="nl-NL"/>
+        </w:rPr>
+      </w:pPr>
+    </w:p>
+    <w:p>
+      <w:pPr>
+        <w:spacing w:line="276" w:lineRule="auto"/>
+        <w:rPr>
+          <w:rFonts w:ascii="Arial" w:hAnsi="Arial" w:cs="Arial"/>
+          <w:i/>
+          <w:iCs/>
+          <w:sz w:val="22"/>
+          <w:szCs w:val="22"/>
+          <w:lang w:val="nl-NL"/>
+        </w:rPr>
+      </w:pPr>
+      <w:r>
+        <w:rPr>
+          <w:rFonts w:ascii="Arial" w:eastAsia="Arial" w:hAnsi="Arial" w:cs="Arial"/>
+          <w:b/>
+          <w:bCs/>
+          <w:sz w:val="22"/>
+          <w:szCs w:val="22"/>
+          <w:u w:val="single"/>
+          <w:lang w:val="nl-NL"/>
+        </w:rPr>
+        <w:t>Speekselverzameling</w:t>
+      </w:r>
+      <w:r>
+        <w:rPr>
+          <w:lang w:val="nl-NL"/>
+        </w:rPr>
+        <w:br/>
+      </w:r>
+      <w:r>
+        <w:rPr>
+          <w:rFonts w:ascii="Arial" w:eastAsia="Arial" w:hAnsi="Arial" w:cs="Arial"/>
+          <w:i/>
+          <w:iCs/>
+          <w:sz w:val="22"/>
+          <w:szCs w:val="22"/>
+          <w:lang w:val="nl"/>
+        </w:rPr>
+        <w:t>Ongestimuleerde passive drooling</w:t>
+      </w:r>
+      <w:r>
+        <w:rPr>
+          <w:lang w:val="nl-NL"/>
+        </w:rPr>
+        <w:br/>
+      </w:r>
+      <w:r>
+        <w:rPr>
+          <w:rFonts w:ascii="Arial" w:eastAsia="Arial" w:hAnsi="Arial" w:cs="Arial"/>
+          <w:i/>
+          <w:iCs/>
+          <w:sz w:val="22"/>
+          <w:szCs w:val="22"/>
+          <w:lang w:val="nl"/>
+        </w:rPr>
+        <w:t>Zie bijlage I voor de checklist speeksel monster afname</w:t>
+      </w:r>
+    </w:p>
+    <w:p>
+      <w:pPr>
+        <w:pStyle w:val="ListParagraph"/>
+        <w:numPr>
+          <w:ilvl w:val="0"/>
+          <w:numId w:val="17"/>
+        </w:numPr>
+        <w:spacing w:after="0" w:line="276" w:lineRule="auto"/>
+        <w:rPr>
+          <w:rFonts w:ascii="Arial" w:eastAsia="Arial" w:hAnsi="Arial" w:cs="Arial"/>
+          <w:sz w:val="22"/>
+          <w:szCs w:val="22"/>
+          <w:lang w:val="nl"/>
+        </w:rPr>
+      </w:pPr>
+      <w:r>
+        <w:rPr>
+          <w:rFonts w:ascii="Arial" w:eastAsia="Arial" w:hAnsi="Arial" w:cs="Arial"/>
+          <w:sz w:val="22"/>
+          <w:szCs w:val="22"/>
+          <w:lang w:val="nl"/>
+        </w:rPr>
+        <w:t>Zet ijs klaar en laat remmercocktail alvast ontdooien op ijs.</w:t>
+      </w:r>
+      <w:r>
+        <w:rPr>
+          <w:lang w:val="nl-NL"/>
+        </w:rPr>
+        <w:br/>
+      </w:r>
+    </w:p>
+    <w:p>
+      <w:pPr>
+        <w:pStyle w:val="ListParagraph"/>
+        <w:numPr>
+          <w:ilvl w:val="0"/>
+          <w:numId w:val="17"/>
+        </w:numPr>
+        <w:spacing w:after="0" w:line="276" w:lineRule="auto"/>
+        <w:rPr>
+          <w:rFonts w:ascii="Arial" w:eastAsia="Arial" w:hAnsi="Arial" w:cs="Arial"/>
+          <w:sz w:val="22"/>
+          <w:szCs w:val="22"/>
+          <w:lang w:val="nl"/>
+        </w:rPr>
+      </w:pPr>
+      <w:r>
+        <w:rPr>
+          <w:rFonts w:ascii="Arial" w:eastAsia="Arial" w:hAnsi="Arial" w:cs="Arial"/>
+          <w:sz w:val="22"/>
+          <w:szCs w:val="22"/>
+          <w:lang w:val="nl"/>
+        </w:rPr>
+        <w:t>Label alle buizen vooraf (donorID_datum_aliquottype) en laat ze op temperatuur komen op ijs.</w:t>
+      </w:r>
+      <w:r>
+        <w:rPr>
+          <w:lang w:val="nl-NL"/>
+        </w:rPr>
+        <w:br/>
+      </w:r>
+      <w:r>
+        <w:rPr>
+          <w:rFonts w:ascii="Arial" w:eastAsia="Arial" w:hAnsi="Arial" w:cs="Arial"/>
+          <w:sz w:val="22"/>
+          <w:szCs w:val="22"/>
+          <w:lang w:val="nl"/>
+        </w:rPr>
+        <w:t xml:space="preserve"> </w:t>
+      </w:r>
+      <w:r>
+        <w:rPr>
+          <w:rFonts w:ascii="Arial" w:eastAsia="Arial" w:hAnsi="Arial" w:cs="Arial"/>
+          <w:b/>
+          <w:bCs/>
+          <w:sz w:val="22"/>
+          <w:szCs w:val="22"/>
+          <w:lang w:val="nl"/>
+        </w:rPr>
+        <w:t xml:space="preserve">LET OP: </w:t>
+      </w:r>
+      <w:r>
+        <w:rPr>
+          <w:rFonts w:ascii="Arial" w:eastAsia="Arial" w:hAnsi="Arial" w:cs="Arial"/>
+          <w:sz w:val="22"/>
+          <w:szCs w:val="22"/>
+          <w:lang w:val="nl"/>
+        </w:rPr>
+        <w:t>Label op de buis, niet op de dop</w:t>
+      </w:r>
+      <w:r>
+        <w:rPr>
+          <w:lang w:val="nl-NL"/>
+        </w:rPr>
+        <w:br/>
+      </w:r>
+      <w:r>
+        <w:rPr>
+          <w:rFonts w:ascii="Arial" w:eastAsia="Arial" w:hAnsi="Arial" w:cs="Arial"/>
+          <w:sz w:val="22"/>
+          <w:szCs w:val="22"/>
+          <w:lang w:val="nl"/>
+        </w:rPr>
+        <w:t xml:space="preserve"> </w:t>
+      </w:r>
+    </w:p>
+    <w:p>
+      <w:pPr>
+        <w:pStyle w:val="ListParagraph"/>
+        <w:numPr>
+          <w:ilvl w:val="0"/>
+          <w:numId w:val="17"/>
+        </w:numPr>
+        <w:spacing w:after="0" w:line="276" w:lineRule="auto"/>
+        <w:rPr>
+          <w:rFonts w:ascii="Arial" w:eastAsia="Arial" w:hAnsi="Arial" w:cs="Arial"/>
+          <w:i/>
+          <w:iCs/>
+          <w:sz w:val="22"/>
+          <w:szCs w:val="22"/>
+          <w:lang w:val="nl"/>
+        </w:rPr>
+      </w:pPr>
+      <w:r>
+        <w:rPr>
+          <w:rFonts w:ascii="Arial" w:eastAsia="Arial" w:hAnsi="Arial" w:cs="Arial"/>
+          <w:sz w:val="22"/>
+          <w:szCs w:val="22"/>
+          <w:lang w:val="nl"/>
+        </w:rPr>
+        <w:t>Neem aliquots en label ze volgens tabel 1, laat deze ook in een bak ijs op temperatuur komen</w:t>
+      </w:r>
+      <w:r>
+        <w:rPr>
+          <w:lang w:val="nl-NL"/>
+        </w:rPr>
+        <w:br/>
+      </w:r>
+      <w:r>
+        <w:rPr>
+          <w:rFonts w:ascii="Arial" w:eastAsia="Arial" w:hAnsi="Arial" w:cs="Arial"/>
+          <w:sz w:val="22"/>
+          <w:szCs w:val="22"/>
+          <w:lang w:val="nl"/>
+        </w:rPr>
+        <w:t xml:space="preserve"> </w:t>
+      </w:r>
+      <w:r>
+        <w:rPr>
+          <w:rFonts w:ascii="Arial" w:eastAsia="Arial" w:hAnsi="Arial" w:cs="Arial"/>
+          <w:i/>
+          <w:iCs/>
+          <w:sz w:val="22"/>
+          <w:szCs w:val="22"/>
+          <w:lang w:val="nl"/>
+        </w:rPr>
+        <w:t>Aliquot is klein, hou de naam kort en met tape een bakje labelen met datum en tijd, donorID is bijv A en in docuemntatie benodigde informatie per donor bijhouden</w:t>
+      </w:r>
+      <w:r>
+        <w:rPr>
+          <w:lang w:val="nl-NL"/>
+        </w:rPr>
+        <w:br/>
+      </w:r>
+      <w:r>
+        <w:rPr>
+          <w:rFonts w:ascii="Arial" w:eastAsia="Arial" w:hAnsi="Arial" w:cs="Arial"/>
+          <w:sz w:val="22"/>
+          <w:szCs w:val="22"/>
+          <w:lang w:val="nl"/>
+        </w:rPr>
+        <w:t xml:space="preserve"> </w:t>
+      </w:r>
+      <w:r>
+        <w:rPr>
+          <w:lang w:val="nl-NL"/>
+        </w:rPr>
+        <w:br/>
+      </w:r>
+      <w:r>
+        <w:rPr>
+          <w:rFonts w:ascii="Arial" w:eastAsia="Arial" w:hAnsi="Arial" w:cs="Arial"/>
+          <w:i/>
+          <w:iCs/>
+          <w:sz w:val="22"/>
+          <w:szCs w:val="22"/>
+          <w:lang w:val="nl"/>
         </w:rPr>
         <w:t>Tabel 1. Verdeling en label epjes</w:t>
       </w:r>
@@ -1117,43 +1008,44 @@
     <w:tbl>
       <w:tblPr>
         <w:tblStyle w:val="TableGrid"/>
-        <w:tblW w:w="6232" w:type="dxa"/>
-        <w:tblInd w:w="687" w:type="dxa"/>
+        <w:tblW w:w="8403" w:type="dxa"/>
+        <w:tblInd w:w="690" w:type="dxa"/>
         <w:tblLayout w:type="fixed"/>
         <w:tblLook w:val="04A0" w:firstRow="1" w:lastRow="0" w:firstColumn="1" w:lastColumn="0" w:noHBand="0" w:noVBand="1"/>
       </w:tblPr>
       <w:tblGrid>
-        <w:gridCol w:w="986"/>
-        <w:gridCol w:w="1560"/>
-        <w:gridCol w:w="1843"/>
-        <w:gridCol w:w="1843"/>
+        <w:gridCol w:w="1424"/>
+        <w:gridCol w:w="2092"/>
+        <w:gridCol w:w="2443"/>
+        <w:gridCol w:w="2444"/>
       </w:tblGrid>
       <w:tr>
+        <w:trPr>
+          <w:trHeight w:val="324"/>
+        </w:trPr>
         <w:tc>
           <w:tcPr>
-            <w:tcW w:w="986" w:type="dxa"/>
+            <w:tcW w:w="1424" w:type="dxa"/>
+            <w:tcBorders>
+              <w:top w:val="single" w:sz="8" w:space="0" w:color="auto"/>
+              <w:left w:val="single" w:sz="8" w:space="0" w:color="auto"/>
+              <w:bottom w:val="single" w:sz="8" w:space="0" w:color="auto"/>
+              <w:right w:val="single" w:sz="8" w:space="0" w:color="auto"/>
+            </w:tcBorders>
+            <w:tcMar>
+              <w:left w:w="108" w:type="dxa"/>
+              <w:right w:w="108" w:type="dxa"/>
+            </w:tcMar>
           </w:tcPr>
           <w:p>
-            <w:pPr>
-              <w:pStyle w:val="ListParagraph"/>
-              <w:ind w:left="0"/>
+            <w:r>
               <w:rPr>
-                <w:rFonts w:ascii="Arial" w:hAnsi="Arial" w:cs="Arial"/>
+                <w:rFonts w:ascii="Arial" w:eastAsia="Arial" w:hAnsi="Arial" w:cs="Arial"/>
                 <w:b/>
                 <w:bCs/>
                 <w:sz w:val="22"/>
                 <w:szCs w:val="22"/>
-                <w:lang w:val="nl-NL"/>
-              </w:rPr>
-            </w:pPr>
-            <w:r>
-              <w:rPr>
-                <w:rFonts w:ascii="Arial" w:hAnsi="Arial" w:cs="Arial"/>
-                <w:b/>
-                <w:bCs/>
-                <w:sz w:val="22"/>
-                <w:szCs w:val="22"/>
-                <w:lang w:val="nl-NL"/>
+                <w:lang w:val="nl"/>
               </w:rPr>
               <w:t>Aliquot</w:t>
             </w:r>
@@ -1161,25 +1053,25 @@
         </w:tc>
         <w:tc>
           <w:tcPr>
-            <w:tcW w:w="1560" w:type="dxa"/>
+            <w:tcW w:w="2092" w:type="dxa"/>
+            <w:tcBorders>
+              <w:top w:val="single" w:sz="8" w:space="0" w:color="auto"/>
+              <w:left w:val="single" w:sz="8" w:space="0" w:color="auto"/>
+              <w:bottom w:val="single" w:sz="8" w:space="0" w:color="auto"/>
+              <w:right w:val="single" w:sz="8" w:space="0" w:color="auto"/>
+            </w:tcBorders>
+            <w:tcMar>
+              <w:left w:w="108" w:type="dxa"/>
+              <w:right w:w="108" w:type="dxa"/>
+            </w:tcMar>
           </w:tcPr>
           <w:p>
-            <w:pPr>
-              <w:pStyle w:val="ListParagraph"/>
-              <w:ind w:left="0"/>
+            <w:r>
               <w:rPr>
-                <w:rFonts w:ascii="Arial" w:hAnsi="Arial" w:cs="Arial"/>
+                <w:rFonts w:ascii="Arial" w:eastAsia="Arial" w:hAnsi="Arial" w:cs="Arial"/>
                 <w:sz w:val="22"/>
                 <w:szCs w:val="22"/>
-                <w:lang w:val="nl-NL"/>
-              </w:rPr>
-            </w:pPr>
-            <w:r>
-              <w:rPr>
-                <w:rFonts w:ascii="Arial" w:hAnsi="Arial" w:cs="Arial"/>
-                <w:sz w:val="22"/>
-                <w:szCs w:val="22"/>
-                <w:lang w:val="nl-NL"/>
+                <w:lang w:val="nl"/>
               </w:rPr>
               <w:t>Native_UNC</w:t>
             </w:r>
@@ -1187,25 +1079,25 @@
         </w:tc>
         <w:tc>
           <w:tcPr>
-            <w:tcW w:w="1843" w:type="dxa"/>
+            <w:tcW w:w="2443" w:type="dxa"/>
+            <w:tcBorders>
+              <w:top w:val="single" w:sz="8" w:space="0" w:color="auto"/>
+              <w:left w:val="single" w:sz="8" w:space="0" w:color="auto"/>
+              <w:bottom w:val="single" w:sz="8" w:space="0" w:color="auto"/>
+              <w:right w:val="single" w:sz="8" w:space="0" w:color="auto"/>
+            </w:tcBorders>
+            <w:tcMar>
+              <w:left w:w="108" w:type="dxa"/>
+              <w:right w:w="108" w:type="dxa"/>
+            </w:tcMar>
           </w:tcPr>
           <w:p>
-            <w:pPr>
-              <w:pStyle w:val="ListParagraph"/>
-              <w:ind w:left="0"/>
+            <w:r>
               <w:rPr>
-                <w:rFonts w:ascii="Arial" w:hAnsi="Arial" w:cs="Arial"/>
+                <w:rFonts w:ascii="Arial" w:eastAsia="Arial" w:hAnsi="Arial" w:cs="Arial"/>
                 <w:sz w:val="22"/>
                 <w:szCs w:val="22"/>
-                <w:lang w:val="nl-NL"/>
-              </w:rPr>
-            </w:pPr>
-            <w:r>
-              <w:rPr>
-                <w:rFonts w:ascii="Arial" w:hAnsi="Arial" w:cs="Arial"/>
-                <w:sz w:val="22"/>
-                <w:szCs w:val="22"/>
-                <w:lang w:val="nl-NL"/>
+                <w:lang w:val="nl"/>
               </w:rPr>
               <w:t>Pellet-Native_CLAR</w:t>
             </w:r>
@@ -1213,25 +1105,25 @@
         </w:tc>
         <w:tc>
           <w:tcPr>
-            <w:tcW w:w="1843" w:type="dxa"/>
+            <w:tcW w:w="2444" w:type="dxa"/>
+            <w:tcBorders>
+              <w:top w:val="single" w:sz="8" w:space="0" w:color="auto"/>
+              <w:left w:val="single" w:sz="8" w:space="0" w:color="auto"/>
+              <w:bottom w:val="single" w:sz="8" w:space="0" w:color="auto"/>
+              <w:right w:val="single" w:sz="8" w:space="0" w:color="auto"/>
+            </w:tcBorders>
+            <w:tcMar>
+              <w:left w:w="108" w:type="dxa"/>
+              <w:right w:w="108" w:type="dxa"/>
+            </w:tcMar>
           </w:tcPr>
           <w:p>
-            <w:pPr>
-              <w:pStyle w:val="ListParagraph"/>
-              <w:ind w:left="0"/>
+            <w:r>
               <w:rPr>
-                <w:rFonts w:ascii="Arial" w:hAnsi="Arial" w:cs="Arial"/>
+                <w:rFonts w:ascii="Arial" w:eastAsia="Arial" w:hAnsi="Arial" w:cs="Arial"/>
                 <w:sz w:val="22"/>
                 <w:szCs w:val="22"/>
-                <w:lang w:val="nl-NL"/>
-              </w:rPr>
-            </w:pPr>
-            <w:r>
-              <w:rPr>
-                <w:rFonts w:ascii="Arial" w:hAnsi="Arial" w:cs="Arial"/>
-                <w:sz w:val="22"/>
-                <w:szCs w:val="22"/>
-                <w:lang w:val="nl-NL"/>
+                <w:lang w:val="nl"/>
               </w:rPr>
               <w:t>Supernatant-Native_CLAR</w:t>
             </w:r>
@@ -1239,31 +1131,32 @@
         </w:tc>
       </w:tr>
       <w:tr>
+        <w:trPr>
+          <w:trHeight w:val="324"/>
+        </w:trPr>
         <w:tc>
           <w:tcPr>
-            <w:tcW w:w="986" w:type="dxa"/>
+            <w:tcW w:w="1424" w:type="dxa"/>
+            <w:tcBorders>
+              <w:top w:val="single" w:sz="8" w:space="0" w:color="auto"/>
+              <w:left w:val="single" w:sz="8" w:space="0" w:color="auto"/>
+              <w:bottom w:val="single" w:sz="8" w:space="0" w:color="auto"/>
+              <w:right w:val="single" w:sz="8" w:space="0" w:color="auto"/>
+            </w:tcBorders>
+            <w:tcMar>
+              <w:left w:w="108" w:type="dxa"/>
+              <w:right w:w="108" w:type="dxa"/>
+            </w:tcMar>
           </w:tcPr>
           <w:p>
-            <w:pPr>
-              <w:pStyle w:val="ListParagraph"/>
-              <w:ind w:left="0"/>
+            <w:r>
               <w:rPr>
-                <w:rFonts w:ascii="Arial" w:hAnsi="Arial" w:cs="Arial"/>
+                <w:rFonts w:ascii="Arial" w:eastAsia="Arial" w:hAnsi="Arial" w:cs="Arial"/>
                 <w:b/>
                 <w:bCs/>
                 <w:sz w:val="22"/>
                 <w:szCs w:val="22"/>
-                <w:lang w:val="nl-NL"/>
-              </w:rPr>
-            </w:pPr>
-            <w:r>
-              <w:rPr>
-                <w:rFonts w:ascii="Arial" w:hAnsi="Arial" w:cs="Arial"/>
-                <w:b/>
-                <w:bCs/>
-                <w:sz w:val="22"/>
-                <w:szCs w:val="22"/>
-                <w:lang w:val="nl-NL"/>
+                <w:lang w:val="nl"/>
               </w:rPr>
               <w:t>Naam</w:t>
             </w:r>
@@ -1271,25 +1164,25 @@
         </w:tc>
         <w:tc>
           <w:tcPr>
-            <w:tcW w:w="1560" w:type="dxa"/>
+            <w:tcW w:w="2092" w:type="dxa"/>
+            <w:tcBorders>
+              <w:top w:val="single" w:sz="8" w:space="0" w:color="auto"/>
+              <w:left w:val="single" w:sz="8" w:space="0" w:color="auto"/>
+              <w:bottom w:val="single" w:sz="8" w:space="0" w:color="auto"/>
+              <w:right w:val="single" w:sz="8" w:space="0" w:color="auto"/>
+            </w:tcBorders>
+            <w:tcMar>
+              <w:left w:w="108" w:type="dxa"/>
+              <w:right w:w="108" w:type="dxa"/>
+            </w:tcMar>
           </w:tcPr>
           <w:p>
-            <w:pPr>
-              <w:pStyle w:val="ListParagraph"/>
-              <w:ind w:left="0"/>
+            <w:r>
               <w:rPr>
-                <w:rFonts w:ascii="Arial" w:hAnsi="Arial" w:cs="Arial"/>
+                <w:rFonts w:ascii="Arial" w:eastAsia="Arial" w:hAnsi="Arial" w:cs="Arial"/>
                 <w:sz w:val="22"/>
                 <w:szCs w:val="22"/>
-                <w:lang w:val="nl-NL"/>
-              </w:rPr>
-            </w:pPr>
-            <w:r>
-              <w:rPr>
-                <w:rFonts w:ascii="Arial" w:hAnsi="Arial" w:cs="Arial"/>
-                <w:sz w:val="22"/>
-                <w:szCs w:val="22"/>
-                <w:lang w:val="nl-NL"/>
+                <w:lang w:val="nl"/>
               </w:rPr>
               <w:t>DonorID_NU</w:t>
             </w:r>
@@ -1297,25 +1190,25 @@
         </w:tc>
         <w:tc>
           <w:tcPr>
-            <w:tcW w:w="1843" w:type="dxa"/>
+            <w:tcW w:w="2443" w:type="dxa"/>
+            <w:tcBorders>
+              <w:top w:val="single" w:sz="8" w:space="0" w:color="auto"/>
+              <w:left w:val="single" w:sz="8" w:space="0" w:color="auto"/>
+              <w:bottom w:val="single" w:sz="8" w:space="0" w:color="auto"/>
+              <w:right w:val="single" w:sz="8" w:space="0" w:color="auto"/>
+            </w:tcBorders>
+            <w:tcMar>
+              <w:left w:w="108" w:type="dxa"/>
+              <w:right w:w="108" w:type="dxa"/>
+            </w:tcMar>
           </w:tcPr>
           <w:p>
-            <w:pPr>
-              <w:pStyle w:val="ListParagraph"/>
-              <w:ind w:left="0"/>
+            <w:r>
               <w:rPr>
-                <w:rFonts w:ascii="Arial" w:hAnsi="Arial" w:cs="Arial"/>
+                <w:rFonts w:ascii="Arial" w:eastAsia="Arial" w:hAnsi="Arial" w:cs="Arial"/>
                 <w:sz w:val="22"/>
                 <w:szCs w:val="22"/>
-                <w:lang w:val="nl-NL"/>
-              </w:rPr>
-            </w:pPr>
-            <w:r>
-              <w:rPr>
-                <w:rFonts w:ascii="Arial" w:hAnsi="Arial" w:cs="Arial"/>
-                <w:sz w:val="22"/>
-                <w:szCs w:val="22"/>
-                <w:lang w:val="nl-NL"/>
+                <w:lang w:val="nl"/>
               </w:rPr>
               <w:t>Donor_ID_PNC</w:t>
             </w:r>
@@ -1323,25 +1216,25 @@
         </w:tc>
         <w:tc>
           <w:tcPr>
-            <w:tcW w:w="1843" w:type="dxa"/>
+            <w:tcW w:w="2444" w:type="dxa"/>
+            <w:tcBorders>
+              <w:top w:val="single" w:sz="8" w:space="0" w:color="auto"/>
+              <w:left w:val="single" w:sz="8" w:space="0" w:color="auto"/>
+              <w:bottom w:val="single" w:sz="8" w:space="0" w:color="auto"/>
+              <w:right w:val="single" w:sz="8" w:space="0" w:color="auto"/>
+            </w:tcBorders>
+            <w:tcMar>
+              <w:left w:w="108" w:type="dxa"/>
+              <w:right w:w="108" w:type="dxa"/>
+            </w:tcMar>
           </w:tcPr>
           <w:p>
-            <w:pPr>
-              <w:pStyle w:val="ListParagraph"/>
-              <w:ind w:left="0"/>
+            <w:r>
               <w:rPr>
-                <w:rFonts w:ascii="Arial" w:hAnsi="Arial" w:cs="Arial"/>
+                <w:rFonts w:ascii="Arial" w:eastAsia="Arial" w:hAnsi="Arial" w:cs="Arial"/>
                 <w:sz w:val="22"/>
                 <w:szCs w:val="22"/>
-                <w:lang w:val="nl-NL"/>
-              </w:rPr>
-            </w:pPr>
-            <w:r>
-              <w:rPr>
-                <w:rFonts w:ascii="Arial" w:hAnsi="Arial" w:cs="Arial"/>
-                <w:sz w:val="22"/>
-                <w:szCs w:val="22"/>
-                <w:lang w:val="nl-NL"/>
+                <w:lang w:val="nl"/>
               </w:rPr>
               <w:t>Donor_ID_SNC</w:t>
             </w:r>
@@ -1349,31 +1242,32 @@
         </w:tc>
       </w:tr>
       <w:tr>
+        <w:trPr>
+          <w:trHeight w:val="324"/>
+        </w:trPr>
         <w:tc>
           <w:tcPr>
-            <w:tcW w:w="986" w:type="dxa"/>
+            <w:tcW w:w="1424" w:type="dxa"/>
+            <w:tcBorders>
+              <w:top w:val="single" w:sz="8" w:space="0" w:color="auto"/>
+              <w:left w:val="single" w:sz="8" w:space="0" w:color="auto"/>
+              <w:bottom w:val="single" w:sz="8" w:space="0" w:color="auto"/>
+              <w:right w:val="single" w:sz="8" w:space="0" w:color="auto"/>
+            </w:tcBorders>
+            <w:tcMar>
+              <w:left w:w="108" w:type="dxa"/>
+              <w:right w:w="108" w:type="dxa"/>
+            </w:tcMar>
           </w:tcPr>
           <w:p>
-            <w:pPr>
-              <w:pStyle w:val="ListParagraph"/>
-              <w:ind w:left="0"/>
+            <w:r>
               <w:rPr>
-                <w:rFonts w:ascii="Arial" w:hAnsi="Arial" w:cs="Arial"/>
+                <w:rFonts w:ascii="Arial" w:eastAsia="Arial" w:hAnsi="Arial" w:cs="Arial"/>
                 <w:b/>
                 <w:bCs/>
                 <w:sz w:val="22"/>
                 <w:szCs w:val="22"/>
-                <w:lang w:val="nl-NL"/>
-              </w:rPr>
-            </w:pPr>
-            <w:r>
-              <w:rPr>
-                <w:rFonts w:ascii="Arial" w:hAnsi="Arial" w:cs="Arial"/>
-                <w:b/>
-                <w:bCs/>
-                <w:sz w:val="22"/>
-                <w:szCs w:val="22"/>
-                <w:lang w:val="nl-NL"/>
+                <w:lang w:val="nl"/>
               </w:rPr>
               <w:t>Aantal</w:t>
             </w:r>
@@ -1381,79 +1275,103 @@
         </w:tc>
         <w:tc>
           <w:tcPr>
-            <w:tcW w:w="1560" w:type="dxa"/>
+            <w:tcW w:w="2092" w:type="dxa"/>
+            <w:tcBorders>
+              <w:top w:val="single" w:sz="8" w:space="0" w:color="auto"/>
+              <w:left w:val="single" w:sz="8" w:space="0" w:color="auto"/>
+              <w:bottom w:val="single" w:sz="8" w:space="0" w:color="auto"/>
+              <w:right w:val="single" w:sz="8" w:space="0" w:color="auto"/>
+            </w:tcBorders>
+            <w:tcMar>
+              <w:left w:w="108" w:type="dxa"/>
+              <w:right w:w="108" w:type="dxa"/>
+            </w:tcMar>
           </w:tcPr>
           <w:p>
             <w:pPr>
-              <w:pStyle w:val="ListParagraph"/>
-              <w:ind w:left="0"/>
               <w:rPr>
-                <w:rFonts w:ascii="Arial" w:hAnsi="Arial" w:cs="Arial"/>
+                <w:rFonts w:ascii="Arial" w:eastAsia="Arial" w:hAnsi="Arial" w:cs="Arial"/>
                 <w:sz w:val="22"/>
                 <w:szCs w:val="22"/>
-                <w:lang w:val="nl-NL"/>
+                <w:lang w:val="nl"/>
               </w:rPr>
             </w:pPr>
             <w:r>
               <w:rPr>
-                <w:rFonts w:ascii="Arial" w:hAnsi="Arial" w:cs="Arial"/>
+                <w:rFonts w:ascii="Arial" w:eastAsia="Arial" w:hAnsi="Arial" w:cs="Arial"/>
                 <w:sz w:val="22"/>
                 <w:szCs w:val="22"/>
-                <w:lang w:val="nl-NL"/>
+                <w:lang w:val="nl"/>
               </w:rPr>
-              <w:t>3</w:t>
+              <w:t>X</w:t>
             </w:r>
           </w:p>
         </w:tc>
         <w:tc>
           <w:tcPr>
-            <w:tcW w:w="1843" w:type="dxa"/>
+            <w:tcW w:w="2443" w:type="dxa"/>
+            <w:tcBorders>
+              <w:top w:val="single" w:sz="8" w:space="0" w:color="auto"/>
+              <w:left w:val="single" w:sz="8" w:space="0" w:color="auto"/>
+              <w:bottom w:val="single" w:sz="8" w:space="0" w:color="auto"/>
+              <w:right w:val="single" w:sz="8" w:space="0" w:color="auto"/>
+            </w:tcBorders>
+            <w:tcMar>
+              <w:left w:w="108" w:type="dxa"/>
+              <w:right w:w="108" w:type="dxa"/>
+            </w:tcMar>
           </w:tcPr>
           <w:p>
             <w:pPr>
-              <w:pStyle w:val="ListParagraph"/>
-              <w:ind w:left="0"/>
               <w:rPr>
-                <w:rFonts w:ascii="Arial" w:hAnsi="Arial" w:cs="Arial"/>
+                <w:rFonts w:ascii="Arial" w:eastAsia="Arial" w:hAnsi="Arial" w:cs="Arial"/>
                 <w:sz w:val="22"/>
                 <w:szCs w:val="22"/>
-                <w:lang w:val="nl-NL"/>
+                <w:lang w:val="nl"/>
               </w:rPr>
             </w:pPr>
             <w:r>
               <w:rPr>
-                <w:rFonts w:ascii="Arial" w:hAnsi="Arial" w:cs="Arial"/>
+                <w:rFonts w:ascii="Arial" w:eastAsia="Arial" w:hAnsi="Arial" w:cs="Arial"/>
                 <w:sz w:val="22"/>
                 <w:szCs w:val="22"/>
-                <w:lang w:val="nl-NL"/>
+                <w:lang w:val="nl"/>
               </w:rPr>
-              <w:t>3</w:t>
+              <w:t>X</w:t>
             </w:r>
           </w:p>
         </w:tc>
         <w:tc>
           <w:tcPr>
-            <w:tcW w:w="1843" w:type="dxa"/>
+            <w:tcW w:w="2444" w:type="dxa"/>
+            <w:tcBorders>
+              <w:top w:val="single" w:sz="8" w:space="0" w:color="auto"/>
+              <w:left w:val="single" w:sz="8" w:space="0" w:color="auto"/>
+              <w:bottom w:val="single" w:sz="8" w:space="0" w:color="auto"/>
+              <w:right w:val="single" w:sz="8" w:space="0" w:color="auto"/>
+            </w:tcBorders>
+            <w:tcMar>
+              <w:left w:w="108" w:type="dxa"/>
+              <w:right w:w="108" w:type="dxa"/>
+            </w:tcMar>
           </w:tcPr>
           <w:p>
             <w:pPr>
-              <w:pStyle w:val="ListParagraph"/>
-              <w:ind w:left="0"/>
               <w:rPr>
-                <w:rFonts w:ascii="Arial" w:hAnsi="Arial" w:cs="Arial"/>
+                <w:rFonts w:ascii="Arial" w:eastAsia="Arial" w:hAnsi="Arial" w:cs="Arial"/>
                 <w:sz w:val="22"/>
                 <w:szCs w:val="22"/>
-                <w:lang w:val="nl-NL"/>
+                <w:lang w:val="nl"/>
               </w:rPr>
             </w:pPr>
             <w:r>
               <w:rPr>
-                <w:rFonts w:ascii="Arial" w:hAnsi="Arial" w:cs="Arial"/>
+                <w:rFonts w:ascii="Arial" w:eastAsia="Arial" w:hAnsi="Arial" w:cs="Arial"/>
                 <w:sz w:val="22"/>
                 <w:szCs w:val="22"/>
-                <w:lang w:val="nl-NL"/>
+                <w:lang w:val="nl"/>
               </w:rPr>
-              <w:t>3</w:t>
+              <w:t>X</w:t>
             </w:r>
           </w:p>
         </w:tc>
@@ -1461,84 +1379,92 @@
     </w:tbl>
     <w:p>
       <w:pPr>
-        <w:pStyle w:val="ListParagraph"/>
-        <w:rPr>
-          <w:rFonts w:ascii="Arial" w:hAnsi="Arial" w:cs="Arial"/>
-          <w:sz w:val="22"/>
-          <w:szCs w:val="22"/>
-          <w:lang w:val="nl-NL"/>
-        </w:rPr>
-      </w:pPr>
+        <w:spacing w:line="276" w:lineRule="auto"/>
+        <w:ind w:left="720"/>
+      </w:pPr>
+      <w:r>
+        <w:rPr>
+          <w:rFonts w:ascii="Arial" w:eastAsia="Arial" w:hAnsi="Arial" w:cs="Arial"/>
+          <w:sz w:val="22"/>
+          <w:szCs w:val="22"/>
+          <w:lang w:val="nl"/>
+        </w:rPr>
+        <w:t xml:space="preserve"> </w:t>
+      </w:r>
     </w:p>
     <w:p>
       <w:pPr>
         <w:pStyle w:val="ListParagraph"/>
         <w:numPr>
           <w:ilvl w:val="0"/>
-          <w:numId w:val="8"/>
+          <w:numId w:val="17"/>
         </w:numPr>
-        <w:rPr>
-          <w:rFonts w:ascii="Arial" w:hAnsi="Arial" w:cs="Arial"/>
-          <w:sz w:val="22"/>
-          <w:szCs w:val="22"/>
-          <w:lang w:val="nl-NL"/>
-        </w:rPr>
-      </w:pPr>
-      <w:r>
-        <w:rPr>
-          <w:rFonts w:ascii="Arial" w:hAnsi="Arial" w:cs="Arial"/>
-          <w:sz w:val="22"/>
-          <w:szCs w:val="22"/>
-          <w:lang w:val="nl-NL"/>
-        </w:rPr>
-        <w:t>Donor zit ontspannen, hoofd licht naar vo</w:t>
-      </w:r>
-      <w:r>
-        <w:rPr>
-          <w:rFonts w:ascii="Arial" w:hAnsi="Arial" w:cs="Arial"/>
-          <w:sz w:val="22"/>
-          <w:szCs w:val="22"/>
-          <w:lang w:val="nl-NL"/>
-        </w:rPr>
-        <w:t>ren om speeksel te verzalen.</w:t>
-      </w:r>
-      <w:r>
-        <w:rPr>
-          <w:rFonts w:ascii="Arial" w:hAnsi="Arial" w:cs="Arial"/>
-          <w:sz w:val="22"/>
-          <w:szCs w:val="22"/>
+        <w:spacing w:after="0" w:line="276" w:lineRule="auto"/>
+        <w:rPr>
+          <w:rFonts w:ascii="Arial" w:eastAsia="Arial" w:hAnsi="Arial" w:cs="Arial"/>
+          <w:sz w:val="22"/>
+          <w:szCs w:val="22"/>
+          <w:lang w:val="nl"/>
+        </w:rPr>
+      </w:pPr>
+      <w:r>
+        <w:rPr>
+          <w:rFonts w:ascii="Arial" w:eastAsia="Arial" w:hAnsi="Arial" w:cs="Arial"/>
+          <w:sz w:val="22"/>
+          <w:szCs w:val="22"/>
+          <w:lang w:val="nl"/>
+        </w:rPr>
+        <w:t>Donor zit ontspannen, hoofd licht naar voren om speeksel te verzalen.</w:t>
+      </w:r>
+      <w:r>
+        <w:rPr>
           <w:lang w:val="nl-NL"/>
         </w:rPr>
         <w:br/>
       </w:r>
       <w:r>
         <w:rPr>
-          <w:rFonts w:ascii="Arial" w:hAnsi="Arial" w:cs="Arial"/>
+          <w:rFonts w:ascii="Arial" w:eastAsia="Arial" w:hAnsi="Arial" w:cs="Arial"/>
+          <w:sz w:val="22"/>
+          <w:szCs w:val="22"/>
+          <w:lang w:val="nl"/>
+        </w:rPr>
+        <w:t xml:space="preserve"> </w:t>
+      </w:r>
+      <w:r>
+        <w:rPr>
+          <w:rFonts w:ascii="Arial" w:eastAsia="Arial" w:hAnsi="Arial" w:cs="Arial"/>
           <w:b/>
           <w:bCs/>
           <w:sz w:val="22"/>
           <w:szCs w:val="22"/>
-          <w:lang w:val="nl-NL"/>
+          <w:lang w:val="nl"/>
         </w:rPr>
         <w:t xml:space="preserve">LET OP: </w:t>
       </w:r>
       <w:r>
         <w:rPr>
-          <w:rFonts w:ascii="Arial" w:hAnsi="Arial" w:cs="Arial"/>
-          <w:sz w:val="22"/>
-          <w:szCs w:val="22"/>
-          <w:lang w:val="nl-NL"/>
+          <w:rFonts w:ascii="Arial" w:eastAsia="Arial" w:hAnsi="Arial" w:cs="Arial"/>
+          <w:sz w:val="22"/>
+          <w:szCs w:val="22"/>
+          <w:lang w:val="nl"/>
         </w:rPr>
         <w:t>Hou de timer erbij voor de start tijd</w:t>
       </w:r>
       <w:r>
         <w:rPr>
-          <w:rFonts w:ascii="Arial" w:hAnsi="Arial" w:cs="Arial"/>
-          <w:sz w:val="22"/>
-          <w:szCs w:val="22"/>
           <w:lang w:val="nl-NL"/>
         </w:rPr>
         <w:br/>
+      </w:r>
+      <w:r>
+        <w:rPr>
+          <w:rFonts w:ascii="Arial" w:eastAsia="Arial" w:hAnsi="Arial" w:cs="Arial"/>
+          <w:sz w:val="22"/>
+          <w:szCs w:val="22"/>
+          <w:lang w:val="nl"/>
+        </w:rPr>
+        <w:t xml:space="preserve"> </w:t>
       </w:r>
     </w:p>
     <w:p>
@@ -1546,233 +1472,65 @@
         <w:pStyle w:val="ListParagraph"/>
         <w:numPr>
           <w:ilvl w:val="0"/>
-          <w:numId w:val="8"/>
+          <w:numId w:val="17"/>
         </w:numPr>
-        <w:rPr>
-          <w:rFonts w:ascii="Arial" w:hAnsi="Arial" w:cs="Arial"/>
-          <w:sz w:val="22"/>
-          <w:szCs w:val="22"/>
-          <w:lang w:val="nl-NL"/>
-        </w:rPr>
-      </w:pPr>
-      <w:r>
-        <w:rPr>
-          <w:rFonts w:ascii="Arial" w:hAnsi="Arial" w:cs="Arial"/>
-          <w:sz w:val="22"/>
-          <w:szCs w:val="22"/>
-          <w:lang w:val="nl-NL"/>
-        </w:rPr>
-        <w:t xml:space="preserve">Donor laat speeksel </w:t>
-      </w:r>
-      <w:r>
-        <w:rPr>
-          <w:rFonts w:ascii="Arial" w:hAnsi="Arial" w:cs="Arial"/>
-          <w:sz w:val="22"/>
-          <w:szCs w:val="22"/>
-          <w:lang w:val="nl-NL"/>
-        </w:rPr>
-        <w:t>“</w:t>
-      </w:r>
-      <w:r>
-        <w:rPr>
-          <w:rFonts w:ascii="Arial" w:hAnsi="Arial" w:cs="Arial"/>
-          <w:sz w:val="22"/>
-          <w:szCs w:val="22"/>
-          <w:lang w:val="nl-NL"/>
-        </w:rPr>
-        <w:t>vallen</w:t>
-      </w:r>
-      <w:r>
-        <w:rPr>
-          <w:rFonts w:ascii="Arial" w:hAnsi="Arial" w:cs="Arial"/>
-          <w:sz w:val="22"/>
-          <w:szCs w:val="22"/>
-          <w:lang w:val="nl-NL"/>
-        </w:rPr>
-        <w:t>”</w:t>
-      </w:r>
-      <w:r>
-        <w:rPr>
-          <w:rFonts w:ascii="Arial" w:hAnsi="Arial" w:cs="Arial"/>
-          <w:sz w:val="22"/>
-          <w:szCs w:val="22"/>
-          <w:lang w:val="nl-NL"/>
-        </w:rPr>
-        <w:t xml:space="preserve"> in steriele </w:t>
-      </w:r>
-      <w:commentRangeStart w:id="1"/>
-      <w:r>
-        <w:rPr>
-          <w:rFonts w:ascii="Arial" w:hAnsi="Arial" w:cs="Arial"/>
-          <w:sz w:val="22"/>
-          <w:szCs w:val="22"/>
-          <w:lang w:val="nl-NL"/>
-        </w:rPr>
-        <w:t xml:space="preserve">15 mL buis </w:t>
-      </w:r>
-      <w:commentRangeEnd w:id="1"/>
-      <w:r>
-        <w:rPr>
-          <w:rStyle w:val="CommentReference"/>
-        </w:rPr>
-        <w:commentReference w:id="1"/>
-      </w:r>
-      <w:r>
-        <w:rPr>
-          <w:rFonts w:ascii="Arial" w:hAnsi="Arial" w:cs="Arial"/>
-          <w:sz w:val="22"/>
-          <w:szCs w:val="22"/>
-          <w:lang w:val="nl-NL"/>
-        </w:rPr>
-        <w:t xml:space="preserve">totdat </w:t>
-      </w:r>
-      <w:r>
-        <w:rPr>
-          <w:rFonts w:ascii="Arial" w:hAnsi="Arial" w:cs="Arial"/>
-          <w:sz w:val="22"/>
-          <w:szCs w:val="22"/>
-          <w:lang w:val="nl-NL"/>
-        </w:rPr>
-        <w:t xml:space="preserve">ongeveer </w:t>
-      </w:r>
-      <w:commentRangeStart w:id="2"/>
-      <w:r>
-        <w:rPr>
-          <w:rFonts w:ascii="Arial" w:hAnsi="Arial" w:cs="Arial"/>
-          <w:sz w:val="22"/>
-          <w:szCs w:val="22"/>
-          <w:lang w:val="nl-NL"/>
-        </w:rPr>
-        <w:t xml:space="preserve"> </w:t>
-      </w:r>
-      <w:commentRangeEnd w:id="2"/>
-      <w:r>
-        <w:rPr>
-          <w:rFonts w:ascii="Arial" w:hAnsi="Arial" w:cs="Arial"/>
-          <w:sz w:val="22"/>
-          <w:szCs w:val="22"/>
-          <w:lang w:val="nl-NL"/>
-        </w:rPr>
-        <w:t>X</w:t>
-      </w:r>
-      <w:r>
-        <w:rPr>
-          <w:rStyle w:val="CommentReference"/>
-          <w:rFonts w:ascii="Arial" w:hAnsi="Arial" w:cs="Arial"/>
-          <w:sz w:val="22"/>
-          <w:szCs w:val="22"/>
-        </w:rPr>
-        <w:commentReference w:id="2"/>
-      </w:r>
-      <w:r>
-        <w:rPr>
-          <w:rFonts w:ascii="Arial" w:hAnsi="Arial" w:cs="Arial"/>
-          <w:sz w:val="22"/>
-          <w:szCs w:val="22"/>
-          <w:lang w:val="nl-NL"/>
-        </w:rPr>
-        <w:t>mL</w:t>
-      </w:r>
-      <w:r>
-        <w:rPr>
-          <w:rFonts w:ascii="Arial" w:hAnsi="Arial" w:cs="Arial"/>
-          <w:sz w:val="22"/>
-          <w:szCs w:val="22"/>
-          <w:lang w:val="nl-NL"/>
-        </w:rPr>
-        <w:t xml:space="preserve"> is</w:t>
-      </w:r>
-      <w:r>
-        <w:rPr>
-          <w:rFonts w:ascii="Arial" w:hAnsi="Arial" w:cs="Arial"/>
-          <w:sz w:val="22"/>
-          <w:szCs w:val="22"/>
-          <w:lang w:val="nl-NL"/>
-        </w:rPr>
-        <w:t xml:space="preserve"> </w:t>
-      </w:r>
-      <w:r>
-        <w:rPr>
-          <w:rFonts w:ascii="Arial" w:hAnsi="Arial" w:cs="Arial"/>
-          <w:sz w:val="22"/>
-          <w:szCs w:val="22"/>
-          <w:lang w:val="nl-NL"/>
-        </w:rPr>
-        <w:t>verzameld</w:t>
-      </w:r>
-      <w:r>
-        <w:rPr>
-          <w:rFonts w:ascii="Arial" w:hAnsi="Arial" w:cs="Arial"/>
-          <w:sz w:val="22"/>
-          <w:szCs w:val="22"/>
-          <w:lang w:val="nl-NL"/>
-        </w:rPr>
-        <w:t>.</w:t>
-      </w:r>
-      <w:r>
-        <w:rPr>
-          <w:rFonts w:ascii="Arial" w:hAnsi="Arial" w:cs="Arial"/>
-          <w:sz w:val="22"/>
-          <w:szCs w:val="22"/>
+        <w:spacing w:after="0" w:line="276" w:lineRule="auto"/>
+        <w:rPr>
+          <w:rFonts w:ascii="Arial" w:eastAsia="Arial" w:hAnsi="Arial" w:cs="Arial"/>
+          <w:sz w:val="22"/>
+          <w:szCs w:val="22"/>
+          <w:lang w:val="nl"/>
+        </w:rPr>
+      </w:pPr>
+      <w:r>
+        <w:rPr>
+          <w:rFonts w:ascii="Arial" w:eastAsia="Arial" w:hAnsi="Arial" w:cs="Arial"/>
+          <w:sz w:val="22"/>
+          <w:szCs w:val="22"/>
+          <w:lang w:val="nl"/>
+        </w:rPr>
+        <w:t>Donor laat speeksel “vallen” in steriele 15 mL buis totdat minimaal X mL is verzameld.</w:t>
+      </w:r>
+      <w:r>
+        <w:rPr>
           <w:lang w:val="nl-NL"/>
         </w:rPr>
         <w:br/>
       </w:r>
       <w:r>
         <w:rPr>
-          <w:rFonts w:ascii="Arial" w:hAnsi="Arial" w:cs="Arial"/>
+          <w:rFonts w:ascii="Arial" w:eastAsia="Arial" w:hAnsi="Arial" w:cs="Arial"/>
           <w:b/>
           <w:bCs/>
           <w:sz w:val="22"/>
           <w:szCs w:val="22"/>
-          <w:lang w:val="nl-NL"/>
+          <w:lang w:val="nl"/>
         </w:rPr>
         <w:t xml:space="preserve">LET OP: </w:t>
       </w:r>
       <w:r>
         <w:rPr>
-          <w:rFonts w:ascii="Arial" w:hAnsi="Arial" w:cs="Arial"/>
-          <w:sz w:val="22"/>
-          <w:szCs w:val="22"/>
-          <w:lang w:val="nl-NL"/>
-        </w:rPr>
-        <w:t>Vermijd schuim</w:t>
-      </w:r>
-      <w:r>
-        <w:rPr>
-          <w:rFonts w:ascii="Arial" w:hAnsi="Arial" w:cs="Arial"/>
-          <w:sz w:val="22"/>
-          <w:szCs w:val="22"/>
-          <w:lang w:val="nl-NL"/>
-        </w:rPr>
-        <w:t>, NIET spugen</w:t>
-      </w:r>
-      <w:r>
-        <w:rPr>
-          <w:rFonts w:ascii="Arial" w:hAnsi="Arial" w:cs="Arial"/>
-          <w:sz w:val="22"/>
-          <w:szCs w:val="22"/>
-          <w:lang w:val="nl-NL"/>
-        </w:rPr>
-        <w:t xml:space="preserve"> maar laat zwaartekracht het werk doen</w:t>
-      </w:r>
-      <w:r>
-        <w:rPr>
-          <w:rFonts w:ascii="Arial" w:hAnsi="Arial" w:cs="Arial"/>
-          <w:sz w:val="22"/>
-          <w:szCs w:val="22"/>
-          <w:lang w:val="nl-NL"/>
-        </w:rPr>
-        <w:t xml:space="preserve"> &amp; niet “denken” aan voedsel</w:t>
-      </w:r>
-      <w:r>
-        <w:rPr>
-          <w:rFonts w:ascii="Arial" w:hAnsi="Arial" w:cs="Arial"/>
-          <w:sz w:val="22"/>
-          <w:szCs w:val="22"/>
+          <w:rFonts w:ascii="Arial" w:eastAsia="Arial" w:hAnsi="Arial" w:cs="Arial"/>
+          <w:sz w:val="22"/>
+          <w:szCs w:val="22"/>
+          <w:lang w:val="nl"/>
+        </w:rPr>
+        <w:t>Vermijd schuim, NIET spugen maar laat zwaartekracht het werk doen &amp; niet “denken” aan voedsel</w:t>
+      </w:r>
+      <w:r>
+        <w:rPr>
           <w:lang w:val="nl-NL"/>
         </w:rPr>
         <w:br/>
+      </w:r>
+      <w:r>
+        <w:rPr>
+          <w:rFonts w:ascii="Arial" w:eastAsia="Arial" w:hAnsi="Arial" w:cs="Arial"/>
+          <w:sz w:val="22"/>
+          <w:szCs w:val="22"/>
+          <w:lang w:val="nl"/>
+        </w:rPr>
+        <w:t xml:space="preserve"> </w:t>
       </w:r>
     </w:p>
     <w:p>
@@ -1780,104 +1538,105 @@
         <w:pStyle w:val="ListParagraph"/>
         <w:numPr>
           <w:ilvl w:val="0"/>
-          <w:numId w:val="8"/>
+          <w:numId w:val="17"/>
         </w:numPr>
-        <w:rPr>
-          <w:rFonts w:ascii="Arial" w:hAnsi="Arial" w:cs="Arial"/>
-          <w:sz w:val="22"/>
-          <w:szCs w:val="22"/>
-          <w:lang w:val="nl-NL"/>
-        </w:rPr>
-      </w:pPr>
-      <w:r>
-        <w:rPr>
-          <w:rFonts w:ascii="Arial" w:hAnsi="Arial" w:cs="Arial"/>
-          <w:sz w:val="22"/>
-          <w:szCs w:val="22"/>
-          <w:lang w:val="nl-NL"/>
+        <w:spacing w:after="0" w:line="276" w:lineRule="auto"/>
+        <w:rPr>
+          <w:rFonts w:ascii="Arial" w:eastAsia="Arial" w:hAnsi="Arial" w:cs="Arial"/>
+          <w:sz w:val="22"/>
+          <w:szCs w:val="22"/>
+          <w:lang w:val="nl"/>
+        </w:rPr>
+      </w:pPr>
+      <w:r>
+        <w:rPr>
+          <w:rFonts w:ascii="Arial" w:eastAsia="Arial" w:hAnsi="Arial" w:cs="Arial"/>
+          <w:sz w:val="22"/>
+          <w:szCs w:val="22"/>
+          <w:lang w:val="nl"/>
         </w:rPr>
         <w:t>Plaats buis direct op ijs noteer start-/eindtijd.</w:t>
+      </w:r>
+      <w:r>
+        <w:rPr>
+          <w:lang w:val="nl-NL"/>
+        </w:rPr>
+        <w:br/>
       </w:r>
     </w:p>
     <w:p>
       <w:pPr>
-        <w:rPr>
-          <w:rFonts w:ascii="Arial" w:hAnsi="Arial" w:cs="Arial"/>
-          <w:sz w:val="22"/>
-          <w:szCs w:val="22"/>
-          <w:lang w:val="nl-NL"/>
-        </w:rPr>
-      </w:pPr>
+        <w:pStyle w:val="ListParagraph"/>
+        <w:numPr>
+          <w:ilvl w:val="0"/>
+          <w:numId w:val="17"/>
+        </w:numPr>
+        <w:spacing w:after="0" w:line="276" w:lineRule="auto"/>
+        <w:rPr>
+          <w:rFonts w:ascii="Arial" w:eastAsia="Arial" w:hAnsi="Arial" w:cs="Arial"/>
+          <w:sz w:val="22"/>
+          <w:szCs w:val="22"/>
+          <w:lang w:val="nl-NL"/>
+        </w:rPr>
+      </w:pPr>
+      <w:r>
+        <w:rPr>
+          <w:rFonts w:ascii="Arial" w:eastAsia="Arial" w:hAnsi="Arial" w:cs="Arial"/>
+          <w:sz w:val="22"/>
+          <w:szCs w:val="22"/>
+          <w:lang w:val="nl-NL"/>
+        </w:rPr>
+        <w:t>Sonificeer het speeksel tweemaal voor 5 seconden, houdt koud</w:t>
+      </w:r>
     </w:p>
     <w:p>
       <w:pPr>
-        <w:rPr>
-          <w:rFonts w:ascii="Arial" w:hAnsi="Arial" w:cs="Arial"/>
-          <w:sz w:val="22"/>
-          <w:szCs w:val="22"/>
-          <w:lang w:val="nl-NL"/>
-        </w:rPr>
-      </w:pPr>
-      <w:r>
-        <w:rPr>
-          <w:rFonts w:ascii="Arial" w:hAnsi="Arial" w:cs="Arial"/>
+        <w:pStyle w:val="ListParagraph"/>
+        <w:spacing w:line="276" w:lineRule="auto"/>
+        <w:rPr>
+          <w:rFonts w:ascii="Arial" w:eastAsia="Arial" w:hAnsi="Arial" w:cs="Arial"/>
+          <w:sz w:val="22"/>
+          <w:szCs w:val="22"/>
+          <w:lang w:val="nl"/>
+        </w:rPr>
+      </w:pPr>
+    </w:p>
+    <w:p>
+      <w:pPr>
+        <w:spacing w:line="276" w:lineRule="auto"/>
+        <w:rPr>
+          <w:lang w:val="nl-NL"/>
+        </w:rPr>
+      </w:pPr>
+      <w:r>
+        <w:rPr>
+          <w:rFonts w:ascii="Arial" w:eastAsia="Arial" w:hAnsi="Arial" w:cs="Arial"/>
           <w:b/>
           <w:bCs/>
           <w:i/>
           <w:iCs/>
           <w:sz w:val="22"/>
           <w:szCs w:val="22"/>
-          <w:lang w:val="nl-NL"/>
-        </w:rPr>
-        <w:t>Aliquot</w:t>
-      </w:r>
-      <w:r>
-        <w:rPr>
-          <w:rFonts w:ascii="Arial" w:hAnsi="Arial" w:cs="Arial"/>
-          <w:b/>
-          <w:bCs/>
+          <w:lang w:val="nl"/>
+        </w:rPr>
+        <w:t>Aliquots maken</w:t>
+      </w:r>
+      <w:r>
+        <w:rPr>
+          <w:lang w:val="nl-NL"/>
+        </w:rPr>
+        <w:br/>
+      </w:r>
+      <w:r>
+        <w:rPr>
+          <w:rFonts w:ascii="Arial" w:eastAsia="Arial" w:hAnsi="Arial" w:cs="Arial"/>
           <w:i/>
           <w:iCs/>
           <w:sz w:val="22"/>
           <w:szCs w:val="22"/>
-          <w:lang w:val="nl-NL"/>
-        </w:rPr>
-        <w:t>s maken</w:t>
-      </w:r>
-      <w:r>
-        <w:rPr>
-          <w:rFonts w:ascii="Arial" w:hAnsi="Arial" w:cs="Arial"/>
-          <w:b/>
-          <w:bCs/>
-          <w:i/>
-          <w:iCs/>
-          <w:sz w:val="22"/>
-          <w:szCs w:val="22"/>
-          <w:lang w:val="nl-NL"/>
-        </w:rPr>
-        <w:br/>
-      </w:r>
-      <w:r>
-        <w:rPr>
-          <w:rFonts w:ascii="Arial" w:hAnsi="Arial" w:cs="Arial"/>
-          <w:i/>
-          <w:iCs/>
-          <w:sz w:val="22"/>
-          <w:szCs w:val="22"/>
-          <w:lang w:val="nl-NL"/>
-        </w:rPr>
-        <w:t>Pipeteer langzaam e</w:t>
-      </w:r>
-      <w:r>
-        <w:rPr>
-          <w:rFonts w:ascii="Arial" w:hAnsi="Arial" w:cs="Arial"/>
-          <w:i/>
-          <w:iCs/>
-          <w:sz w:val="22"/>
-          <w:szCs w:val="22"/>
-          <w:lang w:val="nl-NL"/>
-        </w:rPr>
-        <w:t>n voorzichtig, speeksel is visceus.</w:t>
+          <w:lang w:val="nl"/>
+        </w:rPr>
+        <w:t>Pipeteer langzaam en voorzichtig, speeksel is visceus.</w:t>
       </w:r>
     </w:p>
     <w:p>
@@ -1885,61 +1644,74 @@
         <w:pStyle w:val="ListParagraph"/>
         <w:numPr>
           <w:ilvl w:val="0"/>
-          <w:numId w:val="6"/>
+          <w:numId w:val="16"/>
         </w:numPr>
-        <w:rPr>
-          <w:rFonts w:ascii="Arial" w:hAnsi="Arial" w:cs="Arial"/>
-          <w:sz w:val="22"/>
-          <w:szCs w:val="22"/>
-          <w:lang w:val="nl-NL"/>
-        </w:rPr>
-      </w:pPr>
-      <w:r>
-        <w:rPr>
-          <w:rFonts w:ascii="Arial" w:hAnsi="Arial" w:cs="Arial"/>
-          <w:sz w:val="22"/>
-          <w:szCs w:val="22"/>
-          <w:lang w:val="nl-NL"/>
+        <w:spacing w:after="0" w:line="276" w:lineRule="auto"/>
+        <w:rPr>
+          <w:rFonts w:ascii="Arial" w:eastAsia="Arial" w:hAnsi="Arial" w:cs="Arial"/>
+          <w:sz w:val="22"/>
+          <w:szCs w:val="22"/>
+          <w:lang w:val="nl"/>
+        </w:rPr>
+      </w:pPr>
+      <w:r>
+        <w:rPr>
+          <w:rFonts w:ascii="Arial" w:eastAsia="Arial" w:hAnsi="Arial" w:cs="Arial"/>
+          <w:sz w:val="22"/>
+          <w:szCs w:val="22"/>
+          <w:lang w:val="nl"/>
         </w:rPr>
         <w:t>Meng zacht door kantelen</w:t>
       </w:r>
       <w:r>
         <w:rPr>
-          <w:rFonts w:ascii="Arial" w:hAnsi="Arial" w:cs="Arial"/>
-          <w:sz w:val="22"/>
-          <w:szCs w:val="22"/>
           <w:lang w:val="nl-NL"/>
         </w:rPr>
         <w:br/>
       </w:r>
       <w:r>
         <w:rPr>
-          <w:rFonts w:ascii="Arial" w:hAnsi="Arial" w:cs="Arial"/>
+          <w:rFonts w:ascii="Arial" w:eastAsia="Arial" w:hAnsi="Arial" w:cs="Arial"/>
+          <w:sz w:val="22"/>
+          <w:szCs w:val="22"/>
+          <w:lang w:val="nl"/>
+        </w:rPr>
+        <w:t xml:space="preserve"> </w:t>
+      </w:r>
+      <w:r>
+        <w:rPr>
+          <w:rFonts w:ascii="Arial" w:eastAsia="Arial" w:hAnsi="Arial" w:cs="Arial"/>
           <w:b/>
           <w:bCs/>
           <w:sz w:val="22"/>
           <w:szCs w:val="22"/>
-          <w:lang w:val="nl-NL"/>
+          <w:lang w:val="nl"/>
         </w:rPr>
         <w:t xml:space="preserve">LET OP: </w:t>
       </w:r>
       <w:r>
         <w:rPr>
-          <w:rFonts w:ascii="Arial" w:hAnsi="Arial" w:cs="Arial"/>
-          <w:sz w:val="22"/>
-          <w:szCs w:val="22"/>
-          <w:lang w:val="nl-NL"/>
+          <w:rFonts w:ascii="Arial" w:eastAsia="Arial" w:hAnsi="Arial" w:cs="Arial"/>
+          <w:sz w:val="22"/>
+          <w:szCs w:val="22"/>
+          <w:lang w:val="nl"/>
         </w:rPr>
         <w:t>geen vortex</w:t>
       </w:r>
       <w:r>
         <w:rPr>
-          <w:rFonts w:ascii="Arial" w:hAnsi="Arial" w:cs="Arial"/>
-          <w:sz w:val="22"/>
-          <w:szCs w:val="22"/>
           <w:lang w:val="nl-NL"/>
         </w:rPr>
         <w:br/>
+      </w:r>
+      <w:r>
+        <w:rPr>
+          <w:rFonts w:ascii="Arial" w:eastAsia="Arial" w:hAnsi="Arial" w:cs="Arial"/>
+          <w:sz w:val="22"/>
+          <w:szCs w:val="22"/>
+          <w:lang w:val="nl"/>
+        </w:rPr>
+        <w:t xml:space="preserve"> </w:t>
       </w:r>
     </w:p>
     <w:p>
@@ -1947,177 +1719,93 @@
         <w:pStyle w:val="ListParagraph"/>
         <w:numPr>
           <w:ilvl w:val="0"/>
-          <w:numId w:val="6"/>
+          <w:numId w:val="16"/>
         </w:numPr>
-        <w:rPr>
-          <w:rFonts w:ascii="Arial" w:hAnsi="Arial" w:cs="Arial"/>
-          <w:sz w:val="22"/>
-          <w:szCs w:val="22"/>
-          <w:lang w:val="nl-NL"/>
-        </w:rPr>
-      </w:pPr>
-      <w:r>
-        <w:rPr>
-          <w:rFonts w:ascii="Arial" w:hAnsi="Arial" w:cs="Arial"/>
-          <w:sz w:val="22"/>
-          <w:szCs w:val="22"/>
-          <w:lang w:val="nl-NL"/>
-        </w:rPr>
-        <w:t xml:space="preserve">Voeg native speeksel toe aan de aliquots zoals aangegeven in tabel </w:t>
-      </w:r>
-      <w:r>
-        <w:rPr>
-          <w:rFonts w:ascii="Arial" w:hAnsi="Arial" w:cs="Arial"/>
-          <w:sz w:val="22"/>
-          <w:szCs w:val="22"/>
-          <w:lang w:val="nl-NL"/>
-        </w:rPr>
-        <w:t>2</w:t>
-      </w:r>
-      <w:r>
-        <w:rPr>
-          <w:rFonts w:ascii="Arial" w:hAnsi="Arial" w:cs="Arial"/>
-          <w:sz w:val="22"/>
-          <w:szCs w:val="22"/>
-          <w:lang w:val="nl-NL"/>
-        </w:rPr>
-        <w:t>.</w:t>
-      </w:r>
-      <w:r>
-        <w:rPr>
-          <w:rFonts w:ascii="Arial" w:hAnsi="Arial" w:cs="Arial"/>
-          <w:sz w:val="22"/>
-          <w:szCs w:val="22"/>
+        <w:spacing w:after="0" w:line="276" w:lineRule="auto"/>
+        <w:rPr>
+          <w:rFonts w:ascii="Arial" w:eastAsia="Arial" w:hAnsi="Arial" w:cs="Arial"/>
+          <w:sz w:val="22"/>
+          <w:szCs w:val="22"/>
+          <w:lang w:val="nl"/>
+        </w:rPr>
+      </w:pPr>
+      <w:r>
+        <w:rPr>
+          <w:rFonts w:ascii="Arial" w:eastAsia="Arial" w:hAnsi="Arial" w:cs="Arial"/>
+          <w:sz w:val="22"/>
+          <w:szCs w:val="22"/>
+          <w:lang w:val="nl"/>
+        </w:rPr>
+        <w:t>Voeg native speeksel toe aan de aliquots zoals aangegeven in tabel 2.</w:t>
+      </w:r>
+      <w:r>
+        <w:rPr>
           <w:lang w:val="nl-NL"/>
         </w:rPr>
         <w:br/>
       </w:r>
       <w:r>
         <w:rPr>
-          <w:rFonts w:ascii="Arial" w:hAnsi="Arial" w:cs="Arial"/>
-          <w:b/>
-          <w:bCs/>
-          <w:sz w:val="22"/>
-          <w:szCs w:val="22"/>
-          <w:lang w:val="nl-NL"/>
-        </w:rPr>
-        <w:t>LET OP:</w:t>
-      </w:r>
-      <w:r>
-        <w:rPr>
-          <w:rFonts w:ascii="Arial" w:hAnsi="Arial" w:cs="Arial"/>
-          <w:sz w:val="22"/>
-          <w:szCs w:val="22"/>
-          <w:lang w:val="nl-NL"/>
-        </w:rPr>
-        <w:t xml:space="preserve"> Meng de rem aliquots nog goed door op en neer te pipetteren</w:t>
-      </w:r>
-      <w:r>
-        <w:rPr>
-          <w:rFonts w:ascii="Arial" w:hAnsi="Arial" w:cs="Arial"/>
-          <w:sz w:val="22"/>
-          <w:szCs w:val="22"/>
-          <w:lang w:val="nl-NL"/>
-        </w:rPr>
-        <w:br/>
+          <w:rFonts w:ascii="Arial" w:eastAsia="Arial" w:hAnsi="Arial" w:cs="Arial"/>
+          <w:sz w:val="22"/>
+          <w:szCs w:val="22"/>
+          <w:lang w:val="nl"/>
+        </w:rPr>
+        <w:t xml:space="preserve"> </w:t>
       </w:r>
     </w:p>
     <w:p>
       <w:pPr>
-        <w:spacing w:after="0"/>
-        <w:rPr>
-          <w:rFonts w:ascii="Arial" w:hAnsi="Arial" w:cs="Arial"/>
+        <w:pStyle w:val="ListParagraph"/>
+        <w:spacing w:line="276" w:lineRule="auto"/>
+      </w:pPr>
+      <w:r>
+        <w:rPr>
+          <w:rFonts w:ascii="Arial" w:eastAsia="Arial" w:hAnsi="Arial" w:cs="Arial"/>
           <w:i/>
           <w:iCs/>
           <w:sz w:val="22"/>
           <w:szCs w:val="22"/>
-          <w:lang w:val="nl-NL"/>
-        </w:rPr>
-      </w:pPr>
-      <w:r>
-        <w:rPr>
-          <w:rFonts w:ascii="Arial" w:hAnsi="Arial" w:cs="Arial"/>
-          <w:i/>
-          <w:iCs/>
-          <w:sz w:val="22"/>
-          <w:szCs w:val="22"/>
-          <w:lang w:val="nl-NL"/>
-        </w:rPr>
-        <w:t xml:space="preserve">Tabel </w:t>
-      </w:r>
-      <w:r>
-        <w:rPr>
-          <w:rFonts w:ascii="Arial" w:hAnsi="Arial" w:cs="Arial"/>
-          <w:i/>
-          <w:iCs/>
-          <w:sz w:val="22"/>
-          <w:szCs w:val="22"/>
-          <w:lang w:val="nl-NL"/>
-        </w:rPr>
-        <w:t>2</w:t>
-      </w:r>
-      <w:r>
-        <w:rPr>
-          <w:rFonts w:ascii="Arial" w:hAnsi="Arial" w:cs="Arial"/>
-          <w:i/>
-          <w:iCs/>
-          <w:sz w:val="22"/>
-          <w:szCs w:val="22"/>
-          <w:lang w:val="nl-NL"/>
-        </w:rPr>
-        <w:t>. Aliquot soort verdeling epjes</w:t>
+          <w:lang w:val="nl"/>
+        </w:rPr>
+        <w:t>Tabel 2. Aliquot soort verdeling epjes</w:t>
       </w:r>
     </w:p>
     <w:tbl>
       <w:tblPr>
         <w:tblStyle w:val="TableGrid"/>
-        <w:tblW w:w="6693" w:type="dxa"/>
-        <w:tblInd w:w="-5" w:type="dxa"/>
+        <w:tblW w:w="8710" w:type="dxa"/>
+        <w:tblInd w:w="490" w:type="dxa"/>
+        <w:tblLayout w:type="fixed"/>
         <w:tblLook w:val="04A0" w:firstRow="1" w:lastRow="0" w:firstColumn="1" w:lastColumn="0" w:noHBand="0" w:noVBand="1"/>
-        <w:tblCaption w:val="Tabel 1. Aliquot soort verdeling epjes"/>
       </w:tblPr>
       <w:tblGrid>
-        <w:gridCol w:w="2035"/>
-        <w:gridCol w:w="2674"/>
-        <w:gridCol w:w="1984"/>
+        <w:gridCol w:w="2700"/>
+        <w:gridCol w:w="3480"/>
+        <w:gridCol w:w="2530"/>
       </w:tblGrid>
       <w:tr>
+        <w:trPr>
+          <w:trHeight w:val="424"/>
+        </w:trPr>
         <w:tc>
           <w:tcPr>
-            <w:tcW w:w="2035" w:type="dxa"/>
+            <w:tcW w:w="2700" w:type="dxa"/>
+            <w:tcBorders>
+              <w:top w:val="single" w:sz="8" w:space="0" w:color="auto"/>
+              <w:left w:val="single" w:sz="8" w:space="0" w:color="auto"/>
+              <w:bottom w:val="single" w:sz="8" w:space="0" w:color="auto"/>
+              <w:right w:val="single" w:sz="8" w:space="0" w:color="auto"/>
+            </w:tcBorders>
+            <w:tcMar>
+              <w:left w:w="108" w:type="dxa"/>
+              <w:right w:w="108" w:type="dxa"/>
+            </w:tcMar>
           </w:tcPr>
           <w:p>
             <w:pPr>
               <w:rPr>
-                <w:rFonts w:ascii="Arial" w:hAnsi="Arial" w:cs="Arial"/>
-                <w:b/>
-                <w:bCs/>
-                <w:sz w:val="22"/>
-                <w:szCs w:val="22"/>
-              </w:rPr>
-            </w:pPr>
-            <w:proofErr w:type="spellStart"/>
-            <w:r>
-              <w:rPr>
-                <w:rFonts w:ascii="Arial" w:hAnsi="Arial" w:cs="Arial"/>
-                <w:b/>
-                <w:bCs/>
-                <w:sz w:val="22"/>
-                <w:szCs w:val="22"/>
-              </w:rPr>
-              <w:t>Hoeveelheid</w:t>
-            </w:r>
-            <w:proofErr w:type="spellEnd"/>
-          </w:p>
-        </w:tc>
-        <w:tc>
-          <w:tcPr>
-            <w:tcW w:w="2674" w:type="dxa"/>
-          </w:tcPr>
-          <w:p>
-            <w:pPr>
-              <w:rPr>
-                <w:rFonts w:ascii="Arial" w:hAnsi="Arial" w:cs="Arial"/>
+                <w:rFonts w:ascii="Arial" w:eastAsia="Arial" w:hAnsi="Arial" w:cs="Arial"/>
                 <w:b/>
                 <w:bCs/>
                 <w:sz w:val="22"/>
@@ -2126,7 +1814,34 @@
             </w:pPr>
             <w:r>
               <w:rPr>
-                <w:rFonts w:ascii="Arial" w:hAnsi="Arial" w:cs="Arial"/>
+                <w:rFonts w:ascii="Arial" w:eastAsia="Arial" w:hAnsi="Arial" w:cs="Arial"/>
+                <w:b/>
+                <w:bCs/>
+                <w:sz w:val="22"/>
+                <w:szCs w:val="22"/>
+              </w:rPr>
+              <w:t>Hoeveelheid</w:t>
+            </w:r>
+          </w:p>
+        </w:tc>
+        <w:tc>
+          <w:tcPr>
+            <w:tcW w:w="3480" w:type="dxa"/>
+            <w:tcBorders>
+              <w:top w:val="single" w:sz="8" w:space="0" w:color="auto"/>
+              <w:left w:val="single" w:sz="8" w:space="0" w:color="auto"/>
+              <w:bottom w:val="single" w:sz="8" w:space="0" w:color="auto"/>
+              <w:right w:val="single" w:sz="8" w:space="0" w:color="auto"/>
+            </w:tcBorders>
+            <w:tcMar>
+              <w:left w:w="108" w:type="dxa"/>
+              <w:right w:w="108" w:type="dxa"/>
+            </w:tcMar>
+          </w:tcPr>
+          <w:p>
+            <w:r>
+              <w:rPr>
+                <w:rFonts w:ascii="Arial" w:eastAsia="Arial" w:hAnsi="Arial" w:cs="Arial"/>
                 <w:b/>
                 <w:bCs/>
                 <w:sz w:val="22"/>
@@ -2138,12 +1853,22 @@
         </w:tc>
         <w:tc>
           <w:tcPr>
-            <w:tcW w:w="1984" w:type="dxa"/>
+            <w:tcW w:w="2530" w:type="dxa"/>
+            <w:tcBorders>
+              <w:top w:val="single" w:sz="8" w:space="0" w:color="auto"/>
+              <w:left w:val="single" w:sz="8" w:space="0" w:color="auto"/>
+              <w:bottom w:val="single" w:sz="8" w:space="0" w:color="auto"/>
+              <w:right w:val="single" w:sz="8" w:space="0" w:color="auto"/>
+            </w:tcBorders>
+            <w:tcMar>
+              <w:left w:w="108" w:type="dxa"/>
+              <w:right w:w="108" w:type="dxa"/>
+            </w:tcMar>
           </w:tcPr>
           <w:p>
             <w:pPr>
               <w:rPr>
-                <w:rFonts w:ascii="Arial" w:hAnsi="Arial" w:cs="Arial"/>
+                <w:rFonts w:ascii="Arial" w:eastAsia="Arial" w:hAnsi="Arial" w:cs="Arial"/>
                 <w:b/>
                 <w:bCs/>
                 <w:sz w:val="22"/>
@@ -2152,47 +1877,135 @@
             </w:pPr>
             <w:r>
               <w:rPr>
-                <w:rFonts w:ascii="Arial" w:hAnsi="Arial" w:cs="Arial"/>
+                <w:rFonts w:ascii="Arial" w:eastAsia="Arial" w:hAnsi="Arial" w:cs="Arial"/>
                 <w:b/>
                 <w:bCs/>
                 <w:sz w:val="22"/>
                 <w:szCs w:val="22"/>
               </w:rPr>
-              <w:t xml:space="preserve">Native </w:t>
+              <w:t>Native speeksel</w:t>
             </w:r>
-            <w:proofErr w:type="spellStart"/>
+          </w:p>
+        </w:tc>
+      </w:tr>
+      <w:tr>
+        <w:trPr>
+          <w:trHeight w:val="424"/>
+        </w:trPr>
+        <w:tc>
+          <w:tcPr>
+            <w:tcW w:w="2700" w:type="dxa"/>
+            <w:tcBorders>
+              <w:top w:val="single" w:sz="8" w:space="0" w:color="auto"/>
+              <w:left w:val="single" w:sz="8" w:space="0" w:color="auto"/>
+              <w:bottom w:val="single" w:sz="8" w:space="0" w:color="auto"/>
+              <w:right w:val="single" w:sz="8" w:space="0" w:color="auto"/>
+            </w:tcBorders>
+            <w:tcMar>
+              <w:left w:w="108" w:type="dxa"/>
+              <w:right w:w="108" w:type="dxa"/>
+            </w:tcMar>
+          </w:tcPr>
+          <w:p>
             <w:r>
               <w:rPr>
-                <w:rFonts w:ascii="Arial" w:hAnsi="Arial" w:cs="Arial"/>
+                <w:rFonts w:ascii="Arial" w:eastAsia="Arial" w:hAnsi="Arial" w:cs="Arial"/>
                 <w:b/>
                 <w:bCs/>
                 <w:sz w:val="22"/>
                 <w:szCs w:val="22"/>
               </w:rPr>
-              <w:t>speeksel</w:t>
+              <w:lastRenderedPageBreak/>
+              <w:t>3</w:t>
             </w:r>
-            <w:proofErr w:type="spellEnd"/>
+          </w:p>
+        </w:tc>
+        <w:tc>
+          <w:tcPr>
+            <w:tcW w:w="3480" w:type="dxa"/>
+            <w:tcBorders>
+              <w:top w:val="single" w:sz="8" w:space="0" w:color="auto"/>
+              <w:left w:val="single" w:sz="8" w:space="0" w:color="auto"/>
+              <w:bottom w:val="single" w:sz="8" w:space="0" w:color="auto"/>
+              <w:right w:val="single" w:sz="8" w:space="0" w:color="auto"/>
+            </w:tcBorders>
+            <w:tcMar>
+              <w:left w:w="108" w:type="dxa"/>
+              <w:right w:w="108" w:type="dxa"/>
+            </w:tcMar>
+          </w:tcPr>
+          <w:p>
+            <w:r>
+              <w:rPr>
+                <w:rFonts w:ascii="Arial" w:eastAsia="Arial" w:hAnsi="Arial" w:cs="Arial"/>
+                <w:b/>
+                <w:bCs/>
+                <w:sz w:val="22"/>
+                <w:szCs w:val="22"/>
+                <w:lang w:val="nl-NL"/>
+              </w:rPr>
+              <w:t>Native_UNC</w:t>
+            </w:r>
+            <w:r>
+              <w:rPr>
+                <w:rFonts w:ascii="Arial" w:eastAsia="Arial" w:hAnsi="Arial" w:cs="Arial"/>
+                <w:sz w:val="22"/>
+                <w:szCs w:val="22"/>
+                <w:lang w:val="nl-NL"/>
+              </w:rPr>
+              <w:t xml:space="preserve"> (native speeksel unclarified ongecentrifugeerd)</w:t>
+            </w:r>
+          </w:p>
+        </w:tc>
+        <w:tc>
+          <w:tcPr>
+            <w:tcW w:w="2530" w:type="dxa"/>
+            <w:tcBorders>
+              <w:top w:val="single" w:sz="8" w:space="0" w:color="auto"/>
+              <w:left w:val="single" w:sz="8" w:space="0" w:color="auto"/>
+              <w:bottom w:val="single" w:sz="8" w:space="0" w:color="auto"/>
+              <w:right w:val="single" w:sz="8" w:space="0" w:color="auto"/>
+            </w:tcBorders>
+            <w:tcMar>
+              <w:left w:w="108" w:type="dxa"/>
+              <w:right w:w="108" w:type="dxa"/>
+            </w:tcMar>
+          </w:tcPr>
+          <w:p>
+            <w:r>
+              <w:rPr>
+                <w:rFonts w:ascii="Arial" w:eastAsia="Arial" w:hAnsi="Arial" w:cs="Arial"/>
+                <w:sz w:val="22"/>
+                <w:szCs w:val="22"/>
+                <w:lang w:val="nl-NL"/>
+              </w:rPr>
+              <w:t>X µL</w:t>
+            </w:r>
           </w:p>
         </w:tc>
       </w:tr>
       <w:tr>
+        <w:trPr>
+          <w:trHeight w:val="424"/>
+        </w:trPr>
         <w:tc>
           <w:tcPr>
-            <w:tcW w:w="2035" w:type="dxa"/>
+            <w:tcW w:w="2700" w:type="dxa"/>
+            <w:tcBorders>
+              <w:top w:val="single" w:sz="8" w:space="0" w:color="auto"/>
+              <w:left w:val="single" w:sz="8" w:space="0" w:color="auto"/>
+              <w:bottom w:val="single" w:sz="8" w:space="0" w:color="auto"/>
+              <w:right w:val="single" w:sz="8" w:space="0" w:color="auto"/>
+            </w:tcBorders>
+            <w:tcMar>
+              <w:left w:w="108" w:type="dxa"/>
+              <w:right w:w="108" w:type="dxa"/>
+            </w:tcMar>
           </w:tcPr>
           <w:p>
-            <w:pPr>
-              <w:rPr>
-                <w:rFonts w:ascii="Arial" w:hAnsi="Arial" w:cs="Arial"/>
-                <w:b/>
-                <w:bCs/>
-                <w:sz w:val="22"/>
-                <w:szCs w:val="22"/>
-              </w:rPr>
-            </w:pPr>
             <w:r>
               <w:rPr>
-                <w:rFonts w:ascii="Arial" w:hAnsi="Arial" w:cs="Arial"/>
+                <w:rFonts w:ascii="Arial" w:eastAsia="Arial" w:hAnsi="Arial" w:cs="Arial"/>
                 <w:b/>
                 <w:bCs/>
                 <w:sz w:val="22"/>
@@ -2204,263 +2017,62 @@
         </w:tc>
         <w:tc>
           <w:tcPr>
-            <w:tcW w:w="2674" w:type="dxa"/>
+            <w:tcW w:w="3480" w:type="dxa"/>
+            <w:tcBorders>
+              <w:top w:val="single" w:sz="8" w:space="0" w:color="auto"/>
+              <w:left w:val="single" w:sz="8" w:space="0" w:color="auto"/>
+              <w:bottom w:val="single" w:sz="8" w:space="0" w:color="auto"/>
+              <w:right w:val="single" w:sz="8" w:space="0" w:color="auto"/>
+            </w:tcBorders>
+            <w:tcMar>
+              <w:left w:w="108" w:type="dxa"/>
+              <w:right w:w="108" w:type="dxa"/>
+            </w:tcMar>
           </w:tcPr>
           <w:p>
-            <w:pPr>
-              <w:rPr>
-                <w:rFonts w:ascii="Arial" w:hAnsi="Arial" w:cs="Arial"/>
-                <w:sz w:val="22"/>
-                <w:szCs w:val="22"/>
-              </w:rPr>
-            </w:pPr>
-            <w:proofErr w:type="spellStart"/>
             <w:r>
               <w:rPr>
-                <w:rFonts w:ascii="Arial" w:hAnsi="Arial" w:cs="Arial"/>
+                <w:rFonts w:ascii="Arial" w:eastAsia="Arial" w:hAnsi="Arial" w:cs="Arial"/>
                 <w:b/>
                 <w:bCs/>
                 <w:sz w:val="22"/>
                 <w:szCs w:val="22"/>
               </w:rPr>
-              <w:t>Native_UNC</w:t>
+              <w:t>Pellet-Native_CLAR</w:t>
             </w:r>
-            <w:proofErr w:type="spellEnd"/>
             <w:r>
               <w:rPr>
-                <w:rFonts w:ascii="Arial" w:hAnsi="Arial" w:cs="Arial"/>
+                <w:rFonts w:ascii="Arial" w:eastAsia="Arial" w:hAnsi="Arial" w:cs="Arial"/>
                 <w:sz w:val="22"/>
                 <w:szCs w:val="22"/>
               </w:rPr>
-              <w:t xml:space="preserve"> (</w:t>
-            </w:r>
-            <w:r>
-              <w:rPr>
-                <w:rFonts w:ascii="Arial" w:hAnsi="Arial" w:cs="Arial"/>
-                <w:sz w:val="22"/>
-                <w:szCs w:val="22"/>
-              </w:rPr>
-              <w:t xml:space="preserve">native </w:t>
-            </w:r>
-            <w:proofErr w:type="spellStart"/>
-            <w:r>
-              <w:rPr>
-                <w:rFonts w:ascii="Arial" w:hAnsi="Arial" w:cs="Arial"/>
-                <w:sz w:val="22"/>
-                <w:szCs w:val="22"/>
-              </w:rPr>
-              <w:t>speeksel</w:t>
-            </w:r>
-            <w:proofErr w:type="spellEnd"/>
-            <w:r>
-              <w:rPr>
-                <w:rFonts w:ascii="Arial" w:hAnsi="Arial" w:cs="Arial"/>
-                <w:sz w:val="22"/>
-                <w:szCs w:val="22"/>
-              </w:rPr>
-              <w:t xml:space="preserve"> unclarified </w:t>
-            </w:r>
-            <w:proofErr w:type="spellStart"/>
-            <w:r>
-              <w:rPr>
-                <w:rFonts w:ascii="Arial" w:hAnsi="Arial" w:cs="Arial"/>
-                <w:sz w:val="22"/>
-                <w:szCs w:val="22"/>
-              </w:rPr>
-              <w:t>ongecentrifugeerd</w:t>
-            </w:r>
-            <w:proofErr w:type="spellEnd"/>
-            <w:r>
-              <w:rPr>
-                <w:rFonts w:ascii="Arial" w:hAnsi="Arial" w:cs="Arial"/>
-                <w:sz w:val="22"/>
-                <w:szCs w:val="22"/>
-              </w:rPr>
-              <w:t>)</w:t>
+              <w:t xml:space="preserve"> (native speeskel clarified gecentrifugeerd)</w:t>
             </w:r>
           </w:p>
         </w:tc>
         <w:tc>
           <w:tcPr>
-            <w:tcW w:w="1984" w:type="dxa"/>
+            <w:tcW w:w="2530" w:type="dxa"/>
+            <w:tcBorders>
+              <w:top w:val="single" w:sz="8" w:space="0" w:color="auto"/>
+              <w:left w:val="single" w:sz="8" w:space="0" w:color="auto"/>
+              <w:bottom w:val="single" w:sz="8" w:space="0" w:color="auto"/>
+              <w:right w:val="single" w:sz="8" w:space="0" w:color="auto"/>
+            </w:tcBorders>
+            <w:tcMar>
+              <w:left w:w="108" w:type="dxa"/>
+              <w:right w:w="108" w:type="dxa"/>
+            </w:tcMar>
           </w:tcPr>
           <w:p>
-            <w:pPr>
+            <w:r>
               <w:rPr>
-                <w:rFonts w:ascii="Arial" w:hAnsi="Arial" w:cs="Arial"/>
+                <w:rFonts w:ascii="Arial" w:eastAsia="Arial" w:hAnsi="Arial" w:cs="Arial"/>
                 <w:sz w:val="22"/>
                 <w:szCs w:val="22"/>
+                <w:lang w:val="nl-NL"/>
               </w:rPr>
-            </w:pPr>
-            <w:r>
-              <w:rPr>
-                <w:rFonts w:ascii="Arial" w:hAnsi="Arial" w:cs="Arial"/>
-                <w:sz w:val="22"/>
-                <w:szCs w:val="22"/>
-              </w:rPr>
-              <w:t>µL</w:t>
-            </w:r>
-          </w:p>
-        </w:tc>
-      </w:tr>
-      <w:tr>
-        <w:tc>
-          <w:tcPr>
-            <w:tcW w:w="2035" w:type="dxa"/>
-          </w:tcPr>
-          <w:p>
-            <w:pPr>
-              <w:rPr>
-                <w:rFonts w:ascii="Arial" w:hAnsi="Arial" w:cs="Arial"/>
-                <w:b/>
-                <w:bCs/>
-                <w:sz w:val="22"/>
-                <w:szCs w:val="22"/>
-              </w:rPr>
-            </w:pPr>
-            <w:r>
-              <w:rPr>
-                <w:rFonts w:ascii="Arial" w:hAnsi="Arial" w:cs="Arial"/>
-                <w:b/>
-                <w:bCs/>
-                <w:sz w:val="22"/>
-                <w:szCs w:val="22"/>
-              </w:rPr>
-              <w:t>3</w:t>
-            </w:r>
-          </w:p>
-        </w:tc>
-        <w:tc>
-          <w:tcPr>
-            <w:tcW w:w="2674" w:type="dxa"/>
-          </w:tcPr>
-          <w:p>
-            <w:pPr>
-              <w:rPr>
-                <w:rFonts w:ascii="Arial" w:hAnsi="Arial" w:cs="Arial"/>
-                <w:sz w:val="22"/>
-                <w:szCs w:val="22"/>
-              </w:rPr>
-            </w:pPr>
-            <w:r>
-              <w:rPr>
-                <w:rFonts w:ascii="Arial" w:hAnsi="Arial" w:cs="Arial"/>
-                <w:b/>
-                <w:bCs/>
-                <w:sz w:val="22"/>
-                <w:szCs w:val="22"/>
-              </w:rPr>
-              <w:t>Pellet-</w:t>
-            </w:r>
-            <w:proofErr w:type="spellStart"/>
-            <w:r>
-              <w:rPr>
-                <w:rFonts w:ascii="Arial" w:hAnsi="Arial" w:cs="Arial"/>
-                <w:b/>
-                <w:bCs/>
-                <w:sz w:val="22"/>
-                <w:szCs w:val="22"/>
-              </w:rPr>
-              <w:t>Native_CLAR</w:t>
-            </w:r>
-            <w:proofErr w:type="spellEnd"/>
-            <w:r>
-              <w:rPr>
-                <w:rFonts w:ascii="Arial" w:hAnsi="Arial" w:cs="Arial"/>
-                <w:sz w:val="22"/>
-                <w:szCs w:val="22"/>
-              </w:rPr>
-              <w:t xml:space="preserve"> (</w:t>
-            </w:r>
-            <w:r>
-              <w:rPr>
-                <w:rFonts w:ascii="Arial" w:hAnsi="Arial" w:cs="Arial"/>
-                <w:sz w:val="22"/>
-                <w:szCs w:val="22"/>
-              </w:rPr>
-              <w:t xml:space="preserve">native </w:t>
-            </w:r>
-            <w:proofErr w:type="spellStart"/>
-            <w:r>
-              <w:rPr>
-                <w:rFonts w:ascii="Arial" w:hAnsi="Arial" w:cs="Arial"/>
-                <w:sz w:val="22"/>
-                <w:szCs w:val="22"/>
-              </w:rPr>
-              <w:t>speeskel</w:t>
-            </w:r>
-            <w:proofErr w:type="spellEnd"/>
-            <w:r>
-              <w:rPr>
-                <w:rFonts w:ascii="Arial" w:hAnsi="Arial" w:cs="Arial"/>
-                <w:sz w:val="22"/>
-                <w:szCs w:val="22"/>
-              </w:rPr>
-              <w:t xml:space="preserve"> </w:t>
-            </w:r>
-            <w:r>
-              <w:rPr>
-                <w:rFonts w:ascii="Arial" w:hAnsi="Arial" w:cs="Arial"/>
-                <w:sz w:val="22"/>
-                <w:szCs w:val="22"/>
-              </w:rPr>
-              <w:t>clarified</w:t>
-            </w:r>
-            <w:r>
-              <w:rPr>
-                <w:rFonts w:ascii="Arial" w:hAnsi="Arial" w:cs="Arial"/>
-                <w:sz w:val="22"/>
-                <w:szCs w:val="22"/>
-              </w:rPr>
-              <w:t xml:space="preserve"> </w:t>
-            </w:r>
-            <w:proofErr w:type="spellStart"/>
-            <w:r>
-              <w:rPr>
-                <w:rFonts w:ascii="Arial" w:hAnsi="Arial" w:cs="Arial"/>
-                <w:sz w:val="22"/>
-                <w:szCs w:val="22"/>
-              </w:rPr>
-              <w:t>gecentrifugeerd</w:t>
-            </w:r>
-            <w:proofErr w:type="spellEnd"/>
-            <w:r>
-              <w:rPr>
-                <w:rFonts w:ascii="Arial" w:hAnsi="Arial" w:cs="Arial"/>
-                <w:sz w:val="22"/>
-                <w:szCs w:val="22"/>
-              </w:rPr>
-              <w:t>)</w:t>
-            </w:r>
-          </w:p>
-        </w:tc>
-        <w:tc>
-          <w:tcPr>
-            <w:tcW w:w="1984" w:type="dxa"/>
-          </w:tcPr>
-          <w:p>
-            <w:pPr>
-              <w:rPr>
-                <w:rFonts w:ascii="Arial" w:hAnsi="Arial" w:cs="Arial"/>
-                <w:sz w:val="22"/>
-                <w:szCs w:val="22"/>
-              </w:rPr>
-            </w:pPr>
-            <w:commentRangeStart w:id="3"/>
-            <w:r>
-              <w:rPr>
-                <w:rFonts w:ascii="Arial" w:hAnsi="Arial" w:cs="Arial"/>
-                <w:sz w:val="22"/>
-                <w:szCs w:val="22"/>
-              </w:rPr>
-              <w:t>µL</w:t>
-            </w:r>
-            <w:commentRangeEnd w:id="3"/>
-            <w:r>
-              <w:rPr>
-                <w:rStyle w:val="CommentReference"/>
-              </w:rPr>
-              <w:commentReference w:id="3"/>
+              <w:t>X + 50 µL</w:t>
             </w:r>
           </w:p>
         </w:tc>
@@ -2468,734 +2080,483 @@
     </w:tbl>
     <w:p>
       <w:pPr>
-        <w:rPr>
-          <w:rFonts w:ascii="Arial" w:hAnsi="Arial" w:cs="Arial"/>
-          <w:sz w:val="22"/>
-          <w:szCs w:val="22"/>
-          <w:lang w:val="nl-NL"/>
-        </w:rPr>
-      </w:pPr>
+        <w:spacing w:line="276" w:lineRule="auto"/>
+        <w:rPr>
+          <w:rFonts w:ascii="Arial" w:eastAsia="Arial" w:hAnsi="Arial" w:cs="Arial"/>
+          <w:i/>
+          <w:iCs/>
+          <w:sz w:val="22"/>
+          <w:szCs w:val="22"/>
+          <w:lang w:val="nl-NL"/>
+        </w:rPr>
+      </w:pPr>
+      <w:r>
+        <w:rPr>
+          <w:rFonts w:ascii="Arial" w:eastAsia="Arial" w:hAnsi="Arial" w:cs="Arial"/>
+          <w:i/>
+          <w:iCs/>
+          <w:sz w:val="22"/>
+          <w:szCs w:val="22"/>
+          <w:lang w:val="nl-NL"/>
+        </w:rPr>
+        <w:t xml:space="preserve">       Iets meer volume in de PNC aliquots om voor het supernatant te compenseren voor </w:t>
+      </w:r>
+      <w:r>
+        <w:rPr>
+          <w:lang w:val="nl-NL"/>
+        </w:rPr>
+        <w:tab/>
+      </w:r>
+      <w:r>
+        <w:rPr>
+          <w:rFonts w:ascii="Arial" w:eastAsia="Arial" w:hAnsi="Arial" w:cs="Arial"/>
+          <w:i/>
+          <w:iCs/>
+          <w:sz w:val="22"/>
+          <w:szCs w:val="22"/>
+          <w:lang w:val="nl-NL"/>
+        </w:rPr>
+        <w:t>de</w:t>
+      </w:r>
+      <w:r>
+        <w:rPr>
+          <w:lang w:val="nl-NL"/>
+        </w:rPr>
+        <w:br/>
+      </w:r>
+      <w:r>
+        <w:rPr>
+          <w:rFonts w:ascii="Arial" w:eastAsia="Arial" w:hAnsi="Arial" w:cs="Arial"/>
+          <w:i/>
+          <w:iCs/>
+          <w:sz w:val="22"/>
+          <w:szCs w:val="22"/>
+          <w:lang w:val="nl-NL"/>
+        </w:rPr>
+        <w:t xml:space="preserve">       verloren pellet.</w:t>
+      </w:r>
     </w:p>
     <w:p>
       <w:pPr>
-        <w:rPr>
-          <w:rFonts w:ascii="Arial" w:hAnsi="Arial" w:cs="Arial"/>
-          <w:i/>
-          <w:iCs/>
-          <w:sz w:val="22"/>
-          <w:szCs w:val="22"/>
-          <w:lang w:val="nl-NL"/>
-        </w:rPr>
-      </w:pPr>
-      <w:r>
-        <w:rPr>
-          <w:rFonts w:ascii="Arial" w:hAnsi="Arial" w:cs="Arial"/>
+        <w:spacing w:line="276" w:lineRule="auto"/>
+        <w:rPr>
+          <w:rFonts w:ascii="Arial" w:eastAsia="Arial" w:hAnsi="Arial" w:cs="Arial"/>
           <w:b/>
           <w:bCs/>
           <w:i/>
           <w:iCs/>
           <w:sz w:val="22"/>
           <w:szCs w:val="22"/>
-          <w:lang w:val="nl-NL"/>
-        </w:rPr>
-        <w:t xml:space="preserve">Centrifugatie (voor </w:t>
-      </w:r>
-      <w:r>
-        <w:rPr>
-          <w:rFonts w:ascii="Arial" w:hAnsi="Arial" w:cs="Arial"/>
+          <w:lang w:val="nl"/>
+        </w:rPr>
+      </w:pPr>
+    </w:p>
+    <w:p>
+      <w:pPr>
+        <w:spacing w:line="276" w:lineRule="auto"/>
+      </w:pPr>
+      <w:r>
+        <w:rPr>
+          <w:rFonts w:ascii="Arial" w:eastAsia="Arial" w:hAnsi="Arial" w:cs="Arial"/>
           <w:b/>
           <w:bCs/>
           <w:i/>
           <w:iCs/>
           <w:sz w:val="22"/>
           <w:szCs w:val="22"/>
-          <w:lang w:val="nl-NL"/>
-        </w:rPr>
-        <w:t>native_CLAR</w:t>
-      </w:r>
-      <w:r>
-        <w:rPr>
-          <w:rFonts w:ascii="Arial" w:hAnsi="Arial" w:cs="Arial"/>
+          <w:lang w:val="nl"/>
+        </w:rPr>
+        <w:t>Centrifugatie (voor native_CLAR)</w:t>
+      </w:r>
+    </w:p>
+    <w:p>
+      <w:pPr>
+        <w:pStyle w:val="ListParagraph"/>
+        <w:numPr>
+          <w:ilvl w:val="0"/>
+          <w:numId w:val="15"/>
+        </w:numPr>
+        <w:spacing w:after="0" w:line="276" w:lineRule="auto"/>
+        <w:rPr>
+          <w:rFonts w:ascii="Arial" w:eastAsia="Arial" w:hAnsi="Arial" w:cs="Arial"/>
+          <w:sz w:val="22"/>
+          <w:szCs w:val="22"/>
+          <w:lang w:val="nl"/>
+        </w:rPr>
+      </w:pPr>
+      <w:r>
+        <w:rPr>
+          <w:rFonts w:ascii="Arial" w:eastAsia="Arial" w:hAnsi="Arial" w:cs="Arial"/>
+          <w:sz w:val="22"/>
+          <w:szCs w:val="22"/>
+          <w:lang w:val="nl"/>
+        </w:rPr>
+        <w:t xml:space="preserve">Centrifugeer epje bij </w:t>
+      </w:r>
+      <w:r>
+        <w:rPr>
+          <w:rFonts w:ascii="Arial" w:eastAsia="Arial" w:hAnsi="Arial" w:cs="Arial"/>
+          <w:b/>
+          <w:bCs/>
+          <w:sz w:val="22"/>
+          <w:szCs w:val="22"/>
+          <w:lang w:val="nl"/>
+        </w:rPr>
+        <w:t>4 °C, 10 min, 3000 × g</w:t>
+      </w:r>
+      <w:r>
+        <w:rPr>
+          <w:rFonts w:ascii="Arial" w:eastAsia="Arial" w:hAnsi="Arial" w:cs="Arial"/>
+          <w:sz w:val="22"/>
+          <w:szCs w:val="22"/>
+          <w:lang w:val="nl"/>
+        </w:rPr>
+        <w:t>.</w:t>
+      </w:r>
+      <w:r>
+        <w:rPr>
+          <w:lang w:val="nl-NL"/>
+        </w:rPr>
+        <w:br/>
+      </w:r>
+      <w:r>
+        <w:rPr>
+          <w:rFonts w:ascii="Arial" w:eastAsia="Arial" w:hAnsi="Arial" w:cs="Arial"/>
+          <w:sz w:val="22"/>
+          <w:szCs w:val="22"/>
+          <w:lang w:val="nl"/>
+        </w:rPr>
+        <w:t xml:space="preserve"> </w:t>
+      </w:r>
+      <w:r>
+        <w:rPr>
+          <w:rFonts w:ascii="Arial" w:eastAsia="Arial" w:hAnsi="Arial" w:cs="Arial"/>
+          <w:b/>
+          <w:bCs/>
+          <w:sz w:val="22"/>
+          <w:szCs w:val="22"/>
+          <w:lang w:val="nl"/>
+        </w:rPr>
+        <w:t xml:space="preserve">LET OP: </w:t>
+      </w:r>
+      <w:r>
+        <w:rPr>
+          <w:rFonts w:ascii="Arial" w:eastAsia="Arial" w:hAnsi="Arial" w:cs="Arial"/>
+          <w:sz w:val="22"/>
+          <w:szCs w:val="22"/>
+          <w:lang w:val="nl"/>
+        </w:rPr>
+        <w:t>Visceus materiaal, langzaam pipeteren (als dit diet gaat eventueel pipet punt groter knippen)</w:t>
+      </w:r>
+      <w:r>
+        <w:rPr>
+          <w:lang w:val="nl-NL"/>
+        </w:rPr>
+        <w:br/>
+      </w:r>
+      <w:r>
+        <w:rPr>
+          <w:rFonts w:ascii="Arial" w:eastAsia="Arial" w:hAnsi="Arial" w:cs="Arial"/>
+          <w:sz w:val="22"/>
+          <w:szCs w:val="22"/>
+          <w:lang w:val="nl"/>
+        </w:rPr>
+        <w:t xml:space="preserve"> </w:t>
+      </w:r>
+      <w:r>
+        <w:rPr>
+          <w:rFonts w:ascii="Arial" w:eastAsia="Arial" w:hAnsi="Arial" w:cs="Arial"/>
+          <w:i/>
+          <w:iCs/>
+          <w:sz w:val="22"/>
+          <w:szCs w:val="22"/>
+          <w:lang w:val="nl"/>
+        </w:rPr>
+        <w:t>Bij klontjes proberen voorzichtig op en neer te pipeteren en anders kort vortexen (1-2 sec)</w:t>
+      </w:r>
+      <w:r>
+        <w:rPr>
+          <w:lang w:val="nl-NL"/>
+        </w:rPr>
+        <w:br/>
+      </w:r>
+      <w:r>
+        <w:rPr>
+          <w:rFonts w:ascii="Arial" w:eastAsia="Arial" w:hAnsi="Arial" w:cs="Arial"/>
+          <w:sz w:val="22"/>
+          <w:szCs w:val="22"/>
+          <w:lang w:val="nl"/>
+        </w:rPr>
+        <w:t xml:space="preserve"> </w:t>
+      </w:r>
+    </w:p>
+    <w:p>
+      <w:pPr>
+        <w:pStyle w:val="ListParagraph"/>
+        <w:numPr>
+          <w:ilvl w:val="0"/>
+          <w:numId w:val="15"/>
+        </w:numPr>
+        <w:spacing w:after="0" w:line="276" w:lineRule="auto"/>
+        <w:rPr>
+          <w:rFonts w:ascii="Arial" w:eastAsia="Arial" w:hAnsi="Arial" w:cs="Arial"/>
+          <w:sz w:val="22"/>
+          <w:szCs w:val="22"/>
+          <w:lang w:val="nl"/>
+        </w:rPr>
+      </w:pPr>
+      <w:r>
+        <w:rPr>
+          <w:rFonts w:ascii="Arial" w:eastAsia="Arial" w:hAnsi="Arial" w:cs="Arial"/>
+          <w:sz w:val="22"/>
+          <w:szCs w:val="22"/>
+          <w:lang w:val="nl"/>
+        </w:rPr>
+        <w:t xml:space="preserve">Pipetteer supernatant (geen pellet) van P-Native samples naar S-Native aliquot. </w:t>
+      </w:r>
+      <w:r>
+        <w:rPr>
+          <w:lang w:val="nl-NL"/>
+        </w:rPr>
+        <w:br/>
+      </w:r>
+      <w:r>
+        <w:rPr>
+          <w:rFonts w:ascii="Arial" w:eastAsia="Arial" w:hAnsi="Arial" w:cs="Arial"/>
+          <w:b/>
+          <w:bCs/>
+          <w:sz w:val="22"/>
+          <w:szCs w:val="22"/>
+          <w:lang w:val="nl"/>
+        </w:rPr>
+        <w:t xml:space="preserve">LET OP: </w:t>
+      </w:r>
+      <w:r>
+        <w:rPr>
+          <w:rFonts w:ascii="Arial" w:eastAsia="Arial" w:hAnsi="Arial" w:cs="Arial"/>
+          <w:sz w:val="22"/>
+          <w:szCs w:val="22"/>
+          <w:lang w:val="nl"/>
+        </w:rPr>
+        <w:t>Noteer de tijden m.b.v. een timer.</w:t>
+      </w:r>
+      <w:r>
+        <w:rPr>
+          <w:lang w:val="nl-NL"/>
+        </w:rPr>
+        <w:br/>
+      </w:r>
+      <w:r>
+        <w:rPr>
+          <w:rFonts w:ascii="Arial" w:eastAsia="Arial" w:hAnsi="Arial" w:cs="Arial"/>
+          <w:sz w:val="22"/>
+          <w:szCs w:val="22"/>
+          <w:lang w:val="nl"/>
+        </w:rPr>
+        <w:t xml:space="preserve"> </w:t>
+      </w:r>
+    </w:p>
+    <w:p>
+      <w:pPr>
+        <w:pStyle w:val="ListParagraph"/>
+        <w:numPr>
+          <w:ilvl w:val="0"/>
+          <w:numId w:val="15"/>
+        </w:numPr>
+        <w:spacing w:after="0" w:line="276" w:lineRule="auto"/>
+        <w:rPr>
+          <w:rFonts w:ascii="Arial" w:eastAsia="Arial" w:hAnsi="Arial" w:cs="Arial"/>
+          <w:sz w:val="22"/>
+          <w:szCs w:val="22"/>
+          <w:lang w:val="nl"/>
+        </w:rPr>
+      </w:pPr>
+      <w:r>
+        <w:rPr>
+          <w:rFonts w:ascii="Arial" w:eastAsia="Arial" w:hAnsi="Arial" w:cs="Arial"/>
           <w:b/>
           <w:bCs/>
           <w:i/>
           <w:iCs/>
           <w:sz w:val="22"/>
           <w:szCs w:val="22"/>
-          <w:lang w:val="nl-NL"/>
-        </w:rPr>
-        <w:t>)</w:t>
+          <w:lang w:val="nl"/>
+        </w:rPr>
+        <w:t xml:space="preserve">Indien pellet wordt getest: </w:t>
+      </w:r>
+      <w:r>
+        <w:rPr>
+          <w:rFonts w:ascii="Arial" w:eastAsia="Arial" w:hAnsi="Arial" w:cs="Arial"/>
+          <w:i/>
+          <w:iCs/>
+          <w:sz w:val="22"/>
+          <w:szCs w:val="22"/>
+          <w:lang w:val="nl"/>
+        </w:rPr>
+        <w:t>Resuspendeer de pellet in de P-Native aliquots in 50 µL PBS  pH 7.0, meng met de pipetpunt voorzichtig en tik de pellet los.</w:t>
       </w:r>
     </w:p>
     <w:p>
       <w:pPr>
-        <w:pStyle w:val="ListParagraph"/>
-        <w:numPr>
-          <w:ilvl w:val="0"/>
-          <w:numId w:val="11"/>
-        </w:numPr>
-        <w:rPr>
-          <w:rFonts w:ascii="Arial" w:hAnsi="Arial" w:cs="Arial"/>
-          <w:sz w:val="22"/>
-          <w:szCs w:val="22"/>
-          <w:lang w:val="nl-NL"/>
-        </w:rPr>
-      </w:pPr>
-      <w:r>
-        <w:rPr>
-          <w:rFonts w:ascii="Arial" w:hAnsi="Arial" w:cs="Arial"/>
-          <w:sz w:val="22"/>
-          <w:szCs w:val="22"/>
-          <w:lang w:val="nl-NL"/>
-        </w:rPr>
-        <w:lastRenderedPageBreak/>
-        <w:t xml:space="preserve">Centrifugeer </w:t>
-      </w:r>
-      <w:r>
-        <w:rPr>
-          <w:rFonts w:ascii="Arial" w:hAnsi="Arial" w:cs="Arial"/>
-          <w:sz w:val="22"/>
-          <w:szCs w:val="22"/>
-          <w:lang w:val="nl-NL"/>
-        </w:rPr>
-        <w:t xml:space="preserve">epje </w:t>
-      </w:r>
-      <w:r>
-        <w:rPr>
-          <w:rFonts w:ascii="Arial" w:hAnsi="Arial" w:cs="Arial"/>
-          <w:sz w:val="22"/>
-          <w:szCs w:val="22"/>
-          <w:lang w:val="nl-NL"/>
-        </w:rPr>
-        <w:t xml:space="preserve">bij </w:t>
-      </w:r>
-      <w:r>
-        <w:rPr>
-          <w:rFonts w:ascii="Arial" w:hAnsi="Arial" w:cs="Arial"/>
-          <w:b/>
-          <w:bCs/>
-          <w:sz w:val="22"/>
-          <w:szCs w:val="22"/>
-          <w:lang w:val="nl-NL"/>
-        </w:rPr>
-        <w:t xml:space="preserve">4 °C, </w:t>
-      </w:r>
-      <w:r>
-        <w:rPr>
-          <w:rFonts w:ascii="Arial" w:hAnsi="Arial" w:cs="Arial"/>
-          <w:b/>
-          <w:bCs/>
-          <w:sz w:val="22"/>
-          <w:szCs w:val="22"/>
-          <w:lang w:val="nl-NL"/>
-        </w:rPr>
-        <w:t>10</w:t>
-      </w:r>
-      <w:r>
-        <w:rPr>
-          <w:rFonts w:ascii="Arial" w:hAnsi="Arial" w:cs="Arial"/>
-          <w:b/>
-          <w:bCs/>
-          <w:sz w:val="22"/>
-          <w:szCs w:val="22"/>
-          <w:lang w:val="nl-NL"/>
-        </w:rPr>
-        <w:t xml:space="preserve"> min, </w:t>
-      </w:r>
-      <w:r>
-        <w:rPr>
-          <w:rFonts w:ascii="Arial" w:hAnsi="Arial" w:cs="Arial"/>
-          <w:b/>
-          <w:bCs/>
-          <w:sz w:val="22"/>
-          <w:szCs w:val="22"/>
-          <w:lang w:val="nl-NL"/>
-        </w:rPr>
-        <w:t>3</w:t>
-      </w:r>
-      <w:r>
-        <w:rPr>
-          <w:rFonts w:ascii="Arial" w:hAnsi="Arial" w:cs="Arial"/>
-          <w:b/>
-          <w:bCs/>
-          <w:sz w:val="22"/>
-          <w:szCs w:val="22"/>
-          <w:lang w:val="nl-NL"/>
-        </w:rPr>
-        <w:t>000</w:t>
-      </w:r>
-      <w:r>
-        <w:rPr>
-          <w:rFonts w:ascii="Arial" w:hAnsi="Arial" w:cs="Arial"/>
-          <w:b/>
-          <w:bCs/>
-          <w:sz w:val="22"/>
-          <w:szCs w:val="22"/>
-          <w:lang w:val="nl-NL"/>
-        </w:rPr>
-        <w:t xml:space="preserve"> × g</w:t>
-      </w:r>
-      <w:r>
-        <w:rPr>
-          <w:rFonts w:ascii="Arial" w:hAnsi="Arial" w:cs="Arial"/>
-          <w:sz w:val="22"/>
-          <w:szCs w:val="22"/>
-          <w:lang w:val="nl-NL"/>
-        </w:rPr>
-        <w:t>.</w:t>
-      </w:r>
-      <w:r>
-        <w:rPr>
-          <w:rFonts w:ascii="Arial" w:hAnsi="Arial" w:cs="Arial"/>
-          <w:sz w:val="22"/>
-          <w:szCs w:val="22"/>
-          <w:lang w:val="nl-NL"/>
-        </w:rPr>
-        <w:br/>
-      </w:r>
-      <w:r>
-        <w:rPr>
-          <w:rFonts w:ascii="Arial" w:hAnsi="Arial" w:cs="Arial"/>
-          <w:b/>
-          <w:bCs/>
-          <w:sz w:val="22"/>
-          <w:szCs w:val="22"/>
-          <w:lang w:val="nl-NL"/>
-        </w:rPr>
-        <w:t xml:space="preserve">LET OP: </w:t>
-      </w:r>
-      <w:r>
-        <w:rPr>
-          <w:rFonts w:ascii="Arial" w:hAnsi="Arial" w:cs="Arial"/>
-          <w:sz w:val="22"/>
-          <w:szCs w:val="22"/>
-          <w:lang w:val="nl-NL"/>
-        </w:rPr>
-        <w:t>Visceus materiaal, langzaam pipeteren (als dit diet gaat eventueel pipet punt groter knippen)</w:t>
-      </w:r>
-      <w:r>
-        <w:rPr>
-          <w:rFonts w:ascii="Arial" w:hAnsi="Arial" w:cs="Arial"/>
-          <w:sz w:val="22"/>
-          <w:szCs w:val="22"/>
-          <w:lang w:val="nl-NL"/>
-        </w:rPr>
-        <w:br/>
-      </w:r>
-      <w:r>
-        <w:rPr>
-          <w:rFonts w:ascii="Arial" w:hAnsi="Arial" w:cs="Arial"/>
-          <w:i/>
-          <w:iCs/>
-          <w:sz w:val="22"/>
-          <w:szCs w:val="22"/>
-          <w:lang w:val="nl-NL"/>
-        </w:rPr>
-        <w:t>Bij klontjes</w:t>
-      </w:r>
-      <w:r>
-        <w:rPr>
-          <w:rFonts w:ascii="Arial" w:hAnsi="Arial" w:cs="Arial"/>
-          <w:i/>
-          <w:iCs/>
-          <w:sz w:val="22"/>
-          <w:szCs w:val="22"/>
-          <w:lang w:val="nl-NL"/>
-        </w:rPr>
-        <w:t xml:space="preserve"> proberenvoorzichtig op en neer te pipeteren en anders</w:t>
-      </w:r>
-      <w:r>
-        <w:rPr>
-          <w:rFonts w:ascii="Arial" w:hAnsi="Arial" w:cs="Arial"/>
-          <w:i/>
-          <w:iCs/>
-          <w:sz w:val="22"/>
-          <w:szCs w:val="22"/>
-          <w:lang w:val="nl-NL"/>
-        </w:rPr>
-        <w:t xml:space="preserve"> kort vortexen (1-2 sec</w:t>
-      </w:r>
-      <w:r>
-        <w:rPr>
-          <w:rFonts w:ascii="Arial" w:hAnsi="Arial" w:cs="Arial"/>
-          <w:i/>
-          <w:iCs/>
-          <w:sz w:val="22"/>
-          <w:szCs w:val="22"/>
-          <w:lang w:val="nl-NL"/>
-        </w:rPr>
-        <w:t>)</w:t>
-      </w:r>
-      <w:r>
-        <w:rPr>
-          <w:rFonts w:ascii="Arial" w:hAnsi="Arial" w:cs="Arial"/>
-          <w:sz w:val="22"/>
-          <w:szCs w:val="22"/>
-          <w:lang w:val="nl-NL"/>
-        </w:rPr>
-        <w:br/>
-      </w:r>
-    </w:p>
-    <w:p>
-      <w:pPr>
-        <w:pStyle w:val="ListParagraph"/>
-        <w:numPr>
-          <w:ilvl w:val="0"/>
-          <w:numId w:val="11"/>
-        </w:numPr>
-        <w:rPr>
-          <w:rFonts w:ascii="Arial" w:hAnsi="Arial" w:cs="Arial"/>
-          <w:sz w:val="22"/>
-          <w:szCs w:val="22"/>
-          <w:lang w:val="nl-NL"/>
-        </w:rPr>
-      </w:pPr>
-      <w:r>
-        <w:rPr>
-          <w:rFonts w:ascii="Arial" w:hAnsi="Arial" w:cs="Arial"/>
-          <w:sz w:val="22"/>
-          <w:szCs w:val="22"/>
-          <w:lang w:val="nl-NL"/>
-        </w:rPr>
-        <w:t>Pipetteer supernatant (</w:t>
-      </w:r>
-      <w:r>
-        <w:rPr>
-          <w:rFonts w:ascii="Arial" w:hAnsi="Arial" w:cs="Arial"/>
-          <w:sz w:val="22"/>
-          <w:szCs w:val="22"/>
-          <w:lang w:val="nl-NL"/>
-        </w:rPr>
-        <w:t>geen</w:t>
-      </w:r>
-      <w:r>
-        <w:rPr>
-          <w:rFonts w:ascii="Arial" w:hAnsi="Arial" w:cs="Arial"/>
-          <w:sz w:val="22"/>
-          <w:szCs w:val="22"/>
-          <w:lang w:val="nl-NL"/>
-        </w:rPr>
-        <w:t xml:space="preserve"> pellet)</w:t>
-      </w:r>
-      <w:r>
-        <w:rPr>
-          <w:rFonts w:ascii="Arial" w:hAnsi="Arial" w:cs="Arial"/>
-          <w:sz w:val="22"/>
-          <w:szCs w:val="22"/>
-          <w:lang w:val="nl-NL"/>
-        </w:rPr>
-        <w:t xml:space="preserve"> van P-Native samples</w:t>
-      </w:r>
-      <w:r>
-        <w:rPr>
-          <w:rFonts w:ascii="Arial" w:hAnsi="Arial" w:cs="Arial"/>
-          <w:sz w:val="22"/>
-          <w:szCs w:val="22"/>
-          <w:lang w:val="nl-NL"/>
-        </w:rPr>
-        <w:t xml:space="preserve"> naar </w:t>
-      </w:r>
-      <w:r>
-        <w:rPr>
-          <w:rFonts w:ascii="Arial" w:hAnsi="Arial" w:cs="Arial"/>
-          <w:sz w:val="22"/>
-          <w:szCs w:val="22"/>
-          <w:lang w:val="nl-NL"/>
-        </w:rPr>
-        <w:t>S-Native</w:t>
-      </w:r>
-      <w:r>
-        <w:rPr>
-          <w:rFonts w:ascii="Arial" w:hAnsi="Arial" w:cs="Arial"/>
-          <w:sz w:val="22"/>
-          <w:szCs w:val="22"/>
-          <w:lang w:val="nl-NL"/>
-        </w:rPr>
-        <w:t xml:space="preserve"> aliquot</w:t>
-      </w:r>
-      <w:r>
-        <w:rPr>
-          <w:rFonts w:ascii="Arial" w:hAnsi="Arial" w:cs="Arial"/>
-          <w:sz w:val="22"/>
-          <w:szCs w:val="22"/>
-          <w:lang w:val="nl-NL"/>
-        </w:rPr>
-        <w:t xml:space="preserve">. </w:t>
-      </w:r>
-      <w:r>
-        <w:rPr>
-          <w:rFonts w:ascii="Arial" w:hAnsi="Arial" w:cs="Arial"/>
-          <w:sz w:val="22"/>
-          <w:szCs w:val="22"/>
-          <w:lang w:val="nl-NL"/>
-        </w:rPr>
-        <w:br/>
-      </w:r>
-      <w:r>
-        <w:rPr>
-          <w:rFonts w:ascii="Arial" w:hAnsi="Arial" w:cs="Arial"/>
-          <w:b/>
-          <w:bCs/>
-          <w:sz w:val="22"/>
-          <w:szCs w:val="22"/>
-          <w:lang w:val="nl-NL"/>
-        </w:rPr>
-        <w:t xml:space="preserve">LET OP: </w:t>
-      </w:r>
-      <w:r>
-        <w:rPr>
-          <w:rFonts w:ascii="Arial" w:hAnsi="Arial" w:cs="Arial"/>
-          <w:sz w:val="22"/>
-          <w:szCs w:val="22"/>
-          <w:lang w:val="nl-NL"/>
-        </w:rPr>
-        <w:t>N</w:t>
-      </w:r>
-      <w:r>
-        <w:rPr>
-          <w:rFonts w:ascii="Arial" w:hAnsi="Arial" w:cs="Arial"/>
-          <w:sz w:val="22"/>
-          <w:szCs w:val="22"/>
-          <w:lang w:val="nl-NL"/>
-        </w:rPr>
-        <w:t>oteer de</w:t>
-      </w:r>
-      <w:r>
-        <w:rPr>
-          <w:rFonts w:ascii="Arial" w:hAnsi="Arial" w:cs="Arial"/>
-          <w:sz w:val="22"/>
-          <w:szCs w:val="22"/>
-          <w:lang w:val="nl-NL"/>
-        </w:rPr>
-        <w:t xml:space="preserve"> tijden</w:t>
-      </w:r>
-      <w:r>
-        <w:rPr>
-          <w:rFonts w:ascii="Arial" w:hAnsi="Arial" w:cs="Arial"/>
-          <w:sz w:val="22"/>
-          <w:szCs w:val="22"/>
-          <w:lang w:val="nl-NL"/>
-        </w:rPr>
-        <w:t xml:space="preserve"> m.b.v. een timer</w:t>
-      </w:r>
-      <w:r>
-        <w:rPr>
-          <w:rFonts w:ascii="Arial" w:hAnsi="Arial" w:cs="Arial"/>
-          <w:sz w:val="22"/>
-          <w:szCs w:val="22"/>
-          <w:lang w:val="nl-NL"/>
-        </w:rPr>
-        <w:t>.</w:t>
-      </w:r>
-      <w:r>
-        <w:rPr>
-          <w:rFonts w:ascii="Arial" w:hAnsi="Arial" w:cs="Arial"/>
-          <w:sz w:val="22"/>
-          <w:szCs w:val="22"/>
-          <w:lang w:val="nl-NL"/>
-        </w:rPr>
-        <w:br/>
-      </w:r>
-    </w:p>
-    <w:p>
-      <w:pPr>
-        <w:pStyle w:val="ListParagraph"/>
-        <w:numPr>
-          <w:ilvl w:val="0"/>
-          <w:numId w:val="11"/>
-        </w:numPr>
-        <w:rPr>
-          <w:rFonts w:ascii="Arial" w:hAnsi="Arial" w:cs="Arial"/>
-          <w:sz w:val="22"/>
-          <w:szCs w:val="22"/>
-          <w:lang w:val="nl-NL"/>
-        </w:rPr>
-      </w:pPr>
-      <w:r>
-        <w:rPr>
-          <w:rFonts w:ascii="Arial" w:hAnsi="Arial" w:cs="Arial"/>
-          <w:sz w:val="22"/>
-          <w:szCs w:val="22"/>
-          <w:lang w:val="nl-NL"/>
-        </w:rPr>
-        <w:t>Resuspendeer de pellet in</w:t>
-      </w:r>
-      <w:r>
-        <w:rPr>
-          <w:rFonts w:ascii="Arial" w:hAnsi="Arial" w:cs="Arial"/>
-          <w:sz w:val="22"/>
-          <w:szCs w:val="22"/>
-          <w:lang w:val="nl-NL"/>
-        </w:rPr>
-        <w:t xml:space="preserve"> de P-Native </w:t>
-      </w:r>
-      <w:r>
-        <w:rPr>
-          <w:rFonts w:ascii="Arial" w:hAnsi="Arial" w:cs="Arial"/>
-          <w:sz w:val="22"/>
-          <w:szCs w:val="22"/>
-          <w:lang w:val="nl-NL"/>
-        </w:rPr>
-        <w:t>aliquots</w:t>
-      </w:r>
-      <w:r>
-        <w:rPr>
-          <w:rFonts w:ascii="Arial" w:hAnsi="Arial" w:cs="Arial"/>
-          <w:sz w:val="22"/>
-          <w:szCs w:val="22"/>
-          <w:lang w:val="nl-NL"/>
-        </w:rPr>
-        <w:t xml:space="preserve"> in</w:t>
-      </w:r>
-      <w:r>
-        <w:rPr>
-          <w:rFonts w:ascii="Arial" w:hAnsi="Arial" w:cs="Arial"/>
-          <w:sz w:val="22"/>
-          <w:szCs w:val="22"/>
-          <w:lang w:val="nl-NL"/>
-        </w:rPr>
-        <w:t xml:space="preserve"> </w:t>
-      </w:r>
-      <w:r>
-        <w:rPr>
-          <w:rFonts w:ascii="Arial" w:hAnsi="Arial" w:cs="Arial"/>
-          <w:sz w:val="22"/>
-          <w:szCs w:val="22"/>
-          <w:lang w:val="nl-NL"/>
-        </w:rPr>
-        <w:t>50</w:t>
-      </w:r>
-      <w:commentRangeStart w:id="4"/>
-      <w:commentRangeStart w:id="5"/>
-      <w:commentRangeStart w:id="6"/>
-      <w:r>
-        <w:rPr>
-          <w:rFonts w:ascii="Arial" w:hAnsi="Arial" w:cs="Arial"/>
-          <w:sz w:val="22"/>
-          <w:szCs w:val="22"/>
-          <w:lang w:val="nl-NL"/>
-        </w:rPr>
-        <w:t xml:space="preserve"> </w:t>
-      </w:r>
-      <w:commentRangeEnd w:id="4"/>
-      <w:r>
-        <w:rPr>
-          <w:rStyle w:val="CommentReference"/>
-        </w:rPr>
-        <w:commentReference w:id="4"/>
-      </w:r>
-      <w:commentRangeEnd w:id="5"/>
-      <w:r>
-        <w:rPr>
-          <w:rStyle w:val="CommentReference"/>
-        </w:rPr>
-        <w:commentReference w:id="5"/>
-      </w:r>
-      <w:commentRangeEnd w:id="6"/>
-      <w:r>
-        <w:rPr>
-          <w:rStyle w:val="CommentReference"/>
-        </w:rPr>
-        <w:commentReference w:id="6"/>
-      </w:r>
-      <w:r>
-        <w:rPr>
-          <w:rFonts w:ascii="Arial" w:hAnsi="Arial" w:cs="Arial"/>
-          <w:sz w:val="22"/>
-          <w:szCs w:val="22"/>
-          <w:lang w:val="nl-NL"/>
-        </w:rPr>
-        <w:t xml:space="preserve">µL </w:t>
-      </w:r>
-      <w:r>
-        <w:rPr>
-          <w:rFonts w:ascii="Arial" w:hAnsi="Arial" w:cs="Arial"/>
-          <w:sz w:val="22"/>
-          <w:szCs w:val="22"/>
-          <w:lang w:val="nl-NL"/>
-        </w:rPr>
-        <w:t>PBS</w:t>
-      </w:r>
-      <w:r>
-        <w:rPr>
-          <w:rFonts w:ascii="Arial" w:hAnsi="Arial" w:cs="Arial"/>
-          <w:sz w:val="22"/>
-          <w:szCs w:val="22"/>
-          <w:lang w:val="nl-NL"/>
-        </w:rPr>
-        <w:t xml:space="preserve"> </w:t>
-      </w:r>
-      <w:r>
-        <w:rPr>
-          <w:rFonts w:ascii="Arial" w:hAnsi="Arial" w:cs="Arial"/>
-          <w:sz w:val="22"/>
-          <w:szCs w:val="22"/>
-          <w:lang w:val="nl-NL"/>
-        </w:rPr>
-        <w:t xml:space="preserve"> pH 7.0</w:t>
-      </w:r>
-      <w:r>
-        <w:rPr>
-          <w:rFonts w:ascii="Arial" w:hAnsi="Arial" w:cs="Arial"/>
-          <w:sz w:val="22"/>
-          <w:szCs w:val="22"/>
-          <w:lang w:val="nl-NL"/>
-        </w:rPr>
-        <w:t>, meng met de pipetpunt voorzichtig en tik de pellet los.</w:t>
-      </w:r>
-    </w:p>
-    <w:p>
-      <w:pPr>
-        <w:rPr>
-          <w:rFonts w:ascii="Arial" w:hAnsi="Arial" w:cs="Arial"/>
-          <w:i/>
-          <w:iCs/>
-          <w:sz w:val="22"/>
-          <w:szCs w:val="22"/>
-          <w:lang w:val="nl-NL"/>
-        </w:rPr>
-      </w:pPr>
-      <w:r>
-        <w:rPr>
-          <w:rFonts w:ascii="Arial" w:hAnsi="Arial" w:cs="Arial"/>
+        <w:spacing w:line="276" w:lineRule="auto"/>
+        <w:rPr>
+          <w:rFonts w:ascii="Arial" w:eastAsia="Arial" w:hAnsi="Arial" w:cs="Arial"/>
           <w:b/>
           <w:bCs/>
           <w:i/>
           <w:iCs/>
           <w:sz w:val="22"/>
           <w:szCs w:val="22"/>
-          <w:lang w:val="nl-NL"/>
-        </w:rPr>
-        <w:t>O</w:t>
-      </w:r>
-      <w:r>
-        <w:rPr>
-          <w:rFonts w:ascii="Arial" w:hAnsi="Arial" w:cs="Arial"/>
+          <w:lang w:val="nl"/>
+        </w:rPr>
+      </w:pPr>
+    </w:p>
+    <w:p>
+      <w:pPr>
+        <w:spacing w:line="276" w:lineRule="auto"/>
+        <w:rPr>
+          <w:lang w:val="nl-NL"/>
+        </w:rPr>
+      </w:pPr>
+      <w:r>
+        <w:rPr>
+          <w:rFonts w:ascii="Arial" w:eastAsia="Arial" w:hAnsi="Arial" w:cs="Arial"/>
           <w:b/>
           <w:bCs/>
           <w:i/>
           <w:iCs/>
           <w:sz w:val="22"/>
           <w:szCs w:val="22"/>
-          <w:lang w:val="nl-NL"/>
-        </w:rPr>
-        <w:t>pslag</w:t>
+          <w:lang w:val="nl"/>
+        </w:rPr>
+        <w:t>Opslag</w:t>
       </w:r>
     </w:p>
     <w:p>
       <w:pPr>
-        <w:pStyle w:val="ListParagraph"/>
-        <w:numPr>
-          <w:ilvl w:val="0"/>
-          <w:numId w:val="12"/>
-        </w:numPr>
-        <w:rPr>
-          <w:rFonts w:ascii="Arial" w:hAnsi="Arial" w:cs="Arial"/>
-          <w:sz w:val="22"/>
-          <w:szCs w:val="22"/>
-          <w:lang w:val="nl-NL"/>
-        </w:rPr>
-      </w:pPr>
-      <w:r>
-        <w:rPr>
-          <w:rFonts w:ascii="Arial" w:hAnsi="Arial" w:cs="Arial"/>
-          <w:sz w:val="22"/>
-          <w:szCs w:val="22"/>
-          <w:lang w:val="nl-NL"/>
-        </w:rPr>
-        <w:t xml:space="preserve">Plaats </w:t>
-      </w:r>
-      <w:r>
-        <w:rPr>
-          <w:rFonts w:ascii="Arial" w:hAnsi="Arial" w:cs="Arial"/>
-          <w:sz w:val="22"/>
-          <w:szCs w:val="22"/>
-          <w:lang w:val="nl-NL"/>
-        </w:rPr>
-        <w:t xml:space="preserve">alle aliquots </w:t>
-      </w:r>
-      <w:r>
-        <w:rPr>
-          <w:rFonts w:ascii="Arial" w:hAnsi="Arial" w:cs="Arial"/>
-          <w:sz w:val="22"/>
-          <w:szCs w:val="22"/>
-          <w:lang w:val="nl-NL"/>
-        </w:rPr>
-        <w:t xml:space="preserve">zo snel mogelijk in </w:t>
-      </w:r>
-      <w:r>
-        <w:rPr>
-          <w:rFonts w:ascii="Arial" w:hAnsi="Arial" w:cs="Arial"/>
-          <w:sz w:val="22"/>
-          <w:szCs w:val="22"/>
-          <w:lang w:val="nl-NL"/>
-        </w:rPr>
-        <w:t>-</w:t>
-      </w:r>
-      <w:r>
-        <w:rPr>
-          <w:rFonts w:ascii="Arial" w:hAnsi="Arial" w:cs="Arial"/>
-          <w:sz w:val="22"/>
-          <w:szCs w:val="22"/>
-          <w:lang w:val="nl-NL"/>
-        </w:rPr>
-        <w:t>80 °C</w:t>
-      </w:r>
-      <w:r>
-        <w:rPr>
-          <w:rFonts w:ascii="Arial" w:hAnsi="Arial" w:cs="Arial"/>
-          <w:sz w:val="22"/>
-          <w:szCs w:val="22"/>
-          <w:lang w:val="nl-NL"/>
-        </w:rPr>
-        <w:t xml:space="preserve"> vriezer</w:t>
-      </w:r>
-      <w:r>
-        <w:rPr>
-          <w:rFonts w:ascii="Arial" w:hAnsi="Arial" w:cs="Arial"/>
-          <w:sz w:val="22"/>
-          <w:szCs w:val="22"/>
-          <w:lang w:val="nl-NL"/>
+        <w:spacing w:line="276" w:lineRule="auto"/>
+        <w:rPr>
+          <w:lang w:val="nl-NL"/>
+        </w:rPr>
+      </w:pPr>
+      <w:r>
+        <w:rPr>
+          <w:rFonts w:ascii="Arial" w:eastAsia="Arial" w:hAnsi="Arial" w:cs="Arial"/>
+          <w:sz w:val="22"/>
+          <w:szCs w:val="22"/>
+          <w:lang w:val="nl"/>
+        </w:rPr>
+        <w:t>Plaats alle aliquots zo snel mogelijk in -80 °C vriezer.</w:t>
+      </w:r>
+      <w:r>
+        <w:rPr>
+          <w:lang w:val="nl-NL"/>
+        </w:rPr>
+        <w:br/>
+      </w:r>
+      <w:r>
+        <w:rPr>
+          <w:rFonts w:ascii="Arial" w:eastAsia="Arial" w:hAnsi="Arial" w:cs="Arial"/>
+          <w:b/>
+          <w:bCs/>
+          <w:sz w:val="22"/>
+          <w:szCs w:val="22"/>
+          <w:lang w:val="nl"/>
+        </w:rPr>
+        <w:t xml:space="preserve">LET OP: </w:t>
+      </w:r>
+      <w:r>
+        <w:rPr>
+          <w:rFonts w:ascii="Arial" w:eastAsia="Arial" w:hAnsi="Arial" w:cs="Arial"/>
+          <w:sz w:val="22"/>
+          <w:szCs w:val="22"/>
+          <w:lang w:val="nl"/>
+        </w:rPr>
+        <w:t>Noteer goed wat waar staat en gooi overbodig maeriaal weg om verwarring te voorkomen</w:t>
+      </w:r>
+      <w:r>
+        <w:rPr>
+          <w:rFonts w:ascii="Arial" w:eastAsia="Arial" w:hAnsi="Arial" w:cs="Arial"/>
+          <w:sz w:val="22"/>
+          <w:szCs w:val="22"/>
+          <w:lang w:val="nl"/>
         </w:rPr>
         <w:t>.</w:t>
       </w:r>
-      <w:r>
-        <w:rPr>
-          <w:rFonts w:ascii="Arial" w:hAnsi="Arial" w:cs="Arial"/>
-          <w:sz w:val="22"/>
-          <w:szCs w:val="22"/>
-          <w:lang w:val="nl-NL"/>
-        </w:rPr>
-        <w:br/>
-      </w:r>
+    </w:p>
+    <w:p>
+      <w:pPr>
+        <w:spacing w:line="276" w:lineRule="auto"/>
+        <w:rPr>
+          <w:lang w:val="nl-NL"/>
+        </w:rPr>
+      </w:pPr>
+    </w:p>
+    <w:p>
+      <w:pPr>
+        <w:spacing w:line="276" w:lineRule="auto"/>
+        <w:rPr>
+          <w:i/>
+          <w:iCs/>
+        </w:rPr>
+      </w:pPr>
       <w:r>
         <w:rPr>
           <w:rFonts w:ascii="Arial" w:hAnsi="Arial" w:cs="Arial"/>
           <w:b/>
           <w:bCs/>
-          <w:sz w:val="22"/>
-          <w:szCs w:val="22"/>
-          <w:lang w:val="nl-NL"/>
-        </w:rPr>
-        <w:t xml:space="preserve">LET OP: </w:t>
-      </w:r>
-      <w:r>
-        <w:rPr>
-          <w:rFonts w:ascii="Arial" w:hAnsi="Arial" w:cs="Arial"/>
-          <w:sz w:val="22"/>
-          <w:szCs w:val="22"/>
-          <w:lang w:val="nl-NL"/>
-        </w:rPr>
-        <w:t>Noteer goed wat waar staat en gooi overbodig maeriaal weg om verwarring te voorkomen.</w:t>
+          <w:color w:val="000000" w:themeColor="text1"/>
+          <w:sz w:val="22"/>
+          <w:szCs w:val="22"/>
+          <w:lang w:val="nl-NL"/>
+        </w:rPr>
+        <w:t xml:space="preserve">Veiligheid: </w:t>
+      </w:r>
+      <w:r>
+        <w:rPr>
+          <w:lang w:val="nl-NL"/>
+        </w:rPr>
+        <w:t xml:space="preserve">De veiligheid worden toegepast volgens de veiligheidsregels van de laboratoria van het ILC zoals beschreven is op Canvas. </w:t>
+      </w:r>
+      <w:r>
+        <w:t>(</w:t>
+      </w:r>
+      <w:r>
+        <w:rPr>
+          <w:i/>
+          <w:iCs/>
+        </w:rPr>
+        <w:t>zie:</w:t>
+      </w:r>
+      <w:hyperlink r:id="rId5">
+        <w:r>
+          <w:rPr>
+            <w:rStyle w:val="Hyperlink"/>
+            <w:i/>
+            <w:iCs/>
+          </w:rPr>
+          <w:t>https://canvas.hu.nl/courses/49813/discussion_topics/310136</w:t>
+        </w:r>
+      </w:hyperlink>
+      <w:r>
+        <w:rPr>
+          <w:i/>
+          <w:iCs/>
+        </w:rPr>
+        <w:t>)</w:t>
       </w:r>
     </w:p>
     <w:p>
       <w:pPr>
+        <w:spacing w:line="276" w:lineRule="auto"/>
+      </w:pPr>
+    </w:p>
+    <w:p>
+      <w:pPr>
         <w:rPr>
           <w:rFonts w:ascii="Arial" w:hAnsi="Arial" w:cs="Arial"/>
           <w:sz w:val="22"/>
           <w:szCs w:val="22"/>
-          <w:lang w:val="nl-NL"/>
         </w:rPr>
       </w:pPr>
       <w:r>
@@ -3203,7 +2564,6 @@
           <w:rFonts w:ascii="Arial" w:hAnsi="Arial" w:cs="Arial"/>
           <w:sz w:val="22"/>
           <w:szCs w:val="22"/>
-          <w:lang w:val="nl-NL"/>
         </w:rPr>
         <w:br w:type="page"/>
       </w:r>
@@ -3216,7 +2576,6 @@
           <w:bCs/>
           <w:sz w:val="22"/>
           <w:szCs w:val="22"/>
-          <w:lang w:val="nl-NL"/>
         </w:rPr>
       </w:pPr>
       <w:r>
@@ -3226,21 +2585,9 @@
           <w:bCs/>
           <w:sz w:val="22"/>
           <w:szCs w:val="22"/>
-          <w:lang w:val="nl-NL"/>
         </w:rPr>
         <w:lastRenderedPageBreak/>
-        <w:t>Bijlage I – Checklist speeksel monster af</w:t>
-      </w:r>
-      <w:r>
-        <w:rPr>
-          <w:rFonts w:ascii="Arial" w:hAnsi="Arial" w:cs="Arial"/>
-          <w:b/>
-          <w:bCs/>
-          <w:sz w:val="22"/>
-          <w:szCs w:val="22"/>
-          <w:lang w:val="nl-NL"/>
-        </w:rPr>
-        <w:t>name</w:t>
+        <w:t>Bijlage I – Checklist speeksel monster afname</w:t>
       </w:r>
     </w:p>
     <w:p>
@@ -3249,7 +2596,6 @@
           <w:rFonts w:ascii="Arial" w:hAnsi="Arial" w:cs="Arial"/>
           <w:sz w:val="22"/>
           <w:szCs w:val="22"/>
-          <w:lang w:val="nl-NL"/>
         </w:rPr>
       </w:pPr>
     </w:p>
@@ -3383,180 +2729,6 @@
 </w:document>
 </file>
 
-<file path=word/comments.xml><?xml version="1.0" encoding="utf-8"?>
-<w:comments xmlns:wpc="http://schemas.microsoft.com/office/word/2010/wordprocessingCanvas" xmlns:cx="http://schemas.microsoft.com/office/drawing/2014/chartex" xmlns:cx1="http://schemas.microsoft.com/office/drawing/2015/9/8/chartex" xmlns:cx2="http://schemas.microsoft.com/office/drawing/2015/10/21/chartex" xmlns:cx3="http://schemas.microsoft.com/office/drawing/2016/5/9/chartex" xmlns:cx4="http://schemas.microsoft.com/office/drawing/2016/5/10/chartex" xmlns:cx5="http://schemas.microsoft.com/office/drawing/2016/5/11/chartex" xmlns:cx6="http://schemas.microsoft.com/office/drawing/2016/5/12/chartex" xmlns:cx7="http://schemas.microsoft.com/office/drawing/2016/5/13/chartex" xmlns:cx8="http://schemas.microsoft.com/office/drawing/2016/5/14/chartex" xmlns:mc="http://schemas.openxmlformats.org/markup-compatibility/2006" xmlns:aink="http://schemas.microsoft.com/office/drawing/2016/ink" xmlns:am3d="http://schemas.microsoft.com/office/drawing/2017/model3d" xmlns:o="urn:schemas-microsoft-com:office:office" xmlns:oel="http://schemas.microsoft.com/office/2019/extlst" xmlns:r="http://schemas.openxmlformats.org/officeDocument/2006/relationships" xmlns:m="http://schemas.openxmlformats.org/officeDocument/2006/math" xmlns:v="urn:schemas-microsoft-com:vml" xmlns:wp14="http://schemas.microsoft.com/office/word/2010/wordprocessingDrawing" xmlns:wp="http://schemas.openxmlformats.org/drawingml/2006/wordprocessingDrawing" xmlns:w10="urn:schemas-microsoft-com:office:word" xmlns:w="http://schemas.openxmlformats.org/wordprocessingml/2006/main" xmlns:w14="http://schemas.microsoft.com/office/word/2010/wordml" xmlns:w15="http://schemas.microsoft.com/office/word/2012/wordml" xmlns:w16cex="http://schemas.microsoft.com/office/word/2018/wordml/cex" xmlns:w16cid="http://schemas.microsoft.com/office/word/2016/wordml/cid" xmlns:w16="http://schemas.microsoft.com/office/word/2018/wordml" xmlns:w16du="http://schemas.microsoft.com/office/word/2023/wordml/word16du" xmlns:w16sdtdh="http://schemas.microsoft.com/office/word/2020/wordml/sdtdatahash" xmlns:w16sdtfl="http://schemas.microsoft.com/office/word/2024/wordml/sdtformatlock" xmlns:w16se="http://schemas.microsoft.com/office/word/2015/wordml/symex" xmlns:wpg="http://schemas.microsoft.com/office/word/2010/wordprocessingGroup" xmlns:wpi="http://schemas.microsoft.com/office/word/2010/wordprocessingInk" xmlns:wne="http://schemas.microsoft.com/office/word/2006/wordml" xmlns:wps="http://schemas.microsoft.com/office/word/2010/wordprocessingShape" mc:Ignorable="w14 w15 w16se w16cid w16 w16cex w16sdtdh w16sdtfl w16du wp14">
-  <w:comment w:id="0" w:author="Oumaima Anbari" w:date="2025-09-28T12:01:00Z" w:initials="OA">
-    <w:p>
-      <w:pPr>
-        <w:pStyle w:val="CommentText"/>
-      </w:pPr>
-      <w:r>
-        <w:rPr>
-          <w:rStyle w:val="CommentReference"/>
-        </w:rPr>
-        <w:annotationRef/>
-      </w:r>
-      <w:r>
-        <w:rPr>
-          <w:lang w:val="nl-NL"/>
-        </w:rPr>
-        <w:t>Nog navragen of er steriel glas is</w:t>
-      </w:r>
-    </w:p>
-  </w:comment>
-  <w:comment w:id="1" w:author="Oumaima Anbari" w:date="2025-09-28T12:04:00Z" w:initials="OA">
-    <w:p>
-      <w:pPr>
-        <w:pStyle w:val="CommentText"/>
-      </w:pPr>
-      <w:r>
-        <w:rPr>
-          <w:rStyle w:val="CommentReference"/>
-        </w:rPr>
-        <w:annotationRef/>
-      </w:r>
-      <w:r>
-        <w:rPr>
-          <w:lang w:val="nl-NL"/>
-        </w:rPr>
-        <w:t>Steriel glas/steriel PP?</w:t>
-      </w:r>
-    </w:p>
-  </w:comment>
-  <w:comment w:id="2" w:author="Oumaima Anbari" w:date="2025-09-23T21:39:00Z" w:initials="OA">
-    <w:p>
-      <w:pPr>
-        <w:pStyle w:val="CommentText"/>
-      </w:pPr>
-      <w:r>
-        <w:rPr>
-          <w:rStyle w:val="CommentReference"/>
-        </w:rPr>
-        <w:annotationRef/>
-      </w:r>
-      <w:r>
-        <w:rPr>
-          <w:lang w:val="nl-NL"/>
-        </w:rPr>
-        <w:t>Afhankelijk Experimental Design</w:t>
-      </w:r>
-    </w:p>
-  </w:comment>
-  <w:comment w:id="3" w:author="Oumaima Anbari" w:date="2025-10-12T17:16:00Z" w:initials="OA">
-    <w:p>
-      <w:pPr>
-        <w:pStyle w:val="CommentText"/>
-      </w:pPr>
-      <w:r>
-        <w:rPr>
-          <w:rStyle w:val="CommentReference"/>
-        </w:rPr>
-        <w:annotationRef/>
-      </w:r>
-      <w:r>
-        <w:rPr>
-          <w:lang w:val="nl-NL"/>
-        </w:rPr>
-        <w:t>Hvlheid</w:t>
-      </w:r>
-    </w:p>
-  </w:comment>
-  <w:comment w:id="4" w:author="Oumaima Anbari" w:date="2025-09-28T11:35:00Z" w:initials="OA">
-    <w:p>
-      <w:pPr>
-        <w:pStyle w:val="CommentText"/>
-      </w:pPr>
-      <w:r>
-        <w:rPr>
-          <w:rStyle w:val="CommentReference"/>
-        </w:rPr>
-        <w:annotationRef/>
-      </w:r>
-      <w:r>
-        <w:rPr>
-          <w:lang w:val="nl-NL"/>
-        </w:rPr>
-        <w:t>Hvlheid nog bepalen, wat handig is voor controle</w:t>
-      </w:r>
-    </w:p>
-  </w:comment>
-  <w:comment w:id="5" w:author="Oumaima Anbari" w:date="2025-10-12T17:19:00Z" w:initials="OA">
-    <w:p>
-      <w:pPr>
-        <w:pStyle w:val="CommentText"/>
-      </w:pPr>
-      <w:r>
-        <w:rPr>
-          <w:rStyle w:val="CommentReference"/>
-        </w:rPr>
-        <w:annotationRef/>
-      </w:r>
-      <w:r>
-        <w:rPr>
-          <w:lang w:val="nl-NL"/>
-        </w:rPr>
-        <w:t>Kleine pellet klein volume, even geschat</w:t>
-      </w:r>
-    </w:p>
-  </w:comment>
-  <w:comment w:id="6" w:author="Oumaima Anbari" w:date="2025-10-12T17:58:00Z" w:initials="OA">
-    <w:p>
-      <w:pPr>
-        <w:pStyle w:val="CommentText"/>
-      </w:pPr>
-      <w:r>
-        <w:rPr>
-          <w:rStyle w:val="CommentReference"/>
-        </w:rPr>
-        <w:annotationRef/>
-      </w:r>
-      <w:r>
-        <w:rPr>
-          <w:lang w:val="nl-NL"/>
-        </w:rPr>
-        <w:t>Hvl nodig voor triplo?</w:t>
-      </w:r>
-    </w:p>
-  </w:comment>
-</w:comments>
-</file>
-
-<file path=word/commentsExtended.xml><?xml version="1.0" encoding="utf-8"?>
-<w15:commentsEx xmlns:wpc="http://schemas.microsoft.com/office/word/2010/wordprocessingCanvas" xmlns:cx="http://schemas.microsoft.com/office/drawing/2014/chartex" xmlns:cx1="http://schemas.microsoft.com/office/drawing/2015/9/8/chartex" xmlns:cx2="http://schemas.microsoft.com/office/drawing/2015/10/21/chartex" xmlns:cx3="http://schemas.microsoft.com/office/drawing/2016/5/9/chartex" xmlns:cx4="http://schemas.microsoft.com/office/drawing/2016/5/10/chartex" xmlns:cx5="http://schemas.microsoft.com/office/drawing/2016/5/11/chartex" xmlns:cx6="http://schemas.microsoft.com/office/drawing/2016/5/12/chartex" xmlns:cx7="http://schemas.microsoft.com/office/drawing/2016/5/13/chartex" xmlns:cx8="http://schemas.microsoft.com/office/drawing/2016/5/14/chartex" xmlns:mc="http://schemas.openxmlformats.org/markup-compatibility/2006" xmlns:aink="http://schemas.microsoft.com/office/drawing/2016/ink" xmlns:am3d="http://schemas.microsoft.com/office/drawing/2017/model3d" xmlns:o="urn:schemas-microsoft-com:office:office" xmlns:oel="http://schemas.microsoft.com/office/2019/extlst" xmlns:r="http://schemas.openxmlformats.org/officeDocument/2006/relationships" xmlns:m="http://schemas.openxmlformats.org/officeDocument/2006/math" xmlns:v="urn:schemas-microsoft-com:vml" xmlns:wp14="http://schemas.microsoft.com/office/word/2010/wordprocessingDrawing" xmlns:wp="http://schemas.openxmlformats.org/drawingml/2006/wordprocessingDrawing" xmlns:w10="urn:schemas-microsoft-com:office:word" xmlns:w="http://schemas.openxmlformats.org/wordprocessingml/2006/main" xmlns:w14="http://schemas.microsoft.com/office/word/2010/wordml" xmlns:w15="http://schemas.microsoft.com/office/word/2012/wordml" xmlns:w16cex="http://schemas.microsoft.com/office/word/2018/wordml/cex" xmlns:w16cid="http://schemas.microsoft.com/office/word/2016/wordml/cid" xmlns:w16="http://schemas.microsoft.com/office/word/2018/wordml" xmlns:w16du="http://schemas.microsoft.com/office/word/2023/wordml/word16du" xmlns:w16sdtdh="http://schemas.microsoft.com/office/word/2020/wordml/sdtdatahash" xmlns:w16sdtfl="http://schemas.microsoft.com/office/word/2024/wordml/sdtformatlock" xmlns:w16se="http://schemas.microsoft.com/office/word/2015/wordml/symex" xmlns:wpg="http://schemas.microsoft.com/office/word/2010/wordprocessingGroup" xmlns:wpi="http://schemas.microsoft.com/office/word/2010/wordprocessingInk" xmlns:wne="http://schemas.microsoft.com/office/word/2006/wordml" xmlns:wps="http://schemas.microsoft.com/office/word/2010/wordprocessingShape" mc:Ignorable="w14 w15 w16se w16cid w16 w16cex w16sdtdh w16sdtfl w16du wp14">
-  <w15:commentEx w15:paraId="383796FC" w15:done="0"/>
-  <w15:commentEx w15:paraId="4F21DC08" w15:done="0"/>
-  <w15:commentEx w15:paraId="176C0BFF" w15:done="0"/>
-  <w15:commentEx w15:paraId="20D4B945" w15:done="0"/>
-  <w15:commentEx w15:paraId="291342B8" w15:done="0"/>
-  <w15:commentEx w15:paraId="7F8B4345" w15:paraIdParent="291342B8" w15:done="0"/>
-  <w15:commentEx w15:paraId="31F67E47" w15:paraIdParent="291342B8" w15:done="0"/>
-</w15:commentsEx>
-</file>
-
-<file path=word/commentsExtensible.xml><?xml version="1.0" encoding="utf-8"?>
-<w16cex:commentsExtensible xmlns:wpc="http://schemas.microsoft.com/office/word/2010/wordprocessingCanvas" xmlns:cx="http://schemas.microsoft.com/office/drawing/2014/chartex" xmlns:cx1="http://schemas.microsoft.com/office/drawing/2015/9/8/chartex" xmlns:cx2="http://schemas.microsoft.com/office/drawing/2015/10/21/chartex" xmlns:cx3="http://schemas.microsoft.com/office/drawing/2016/5/9/chartex" xmlns:cx4="http://schemas.microsoft.com/office/drawing/2016/5/10/chartex" xmlns:cx5="http://schemas.microsoft.com/office/drawing/2016/5/11/chartex" xmlns:cx6="http://schemas.microsoft.com/office/drawing/2016/5/12/chartex" xmlns:cx7="http://schemas.microsoft.com/office/drawing/2016/5/13/chartex" xmlns:cx8="http://schemas.microsoft.com/office/drawing/2016/5/14/chartex" xmlns:cr="http://schemas.microsoft.com/office/comments/2020/reactions" xmlns:mc="http://schemas.openxmlformats.org/markup-compatibility/2006" xmlns:aink="http://schemas.microsoft.com/office/drawing/2016/ink" xmlns:am3d="http://schemas.microsoft.com/office/drawing/2017/model3d" xmlns:o="urn:schemas-microsoft-com:office:office" xmlns:oel="http://schemas.microsoft.com/office/2019/extlst" xmlns:r="http://schemas.openxmlformats.org/officeDocument/2006/relationships" xmlns:m="http://schemas.openxmlformats.org/officeDocument/2006/math" xmlns:v="urn:schemas-microsoft-com:vml" xmlns:wp14="http://schemas.microsoft.com/office/word/2010/wordprocessingDrawing" xmlns:wp="http://schemas.openxmlformats.org/drawingml/2006/wordprocessingDrawing" xmlns:w10="urn:schemas-microsoft-com:office:word" xmlns:w="http://schemas.openxmlformats.org/wordprocessingml/2006/main" xmlns:w14="http://schemas.microsoft.com/office/word/2010/wordml" xmlns:w15="http://schemas.microsoft.com/office/word/2012/wordml" xmlns:w16cex="http://schemas.microsoft.com/office/word/2018/wordml/cex" xmlns:w16cid="http://schemas.microsoft.com/office/word/2016/wordml/cid" xmlns:w16="http://schemas.microsoft.com/office/word/2018/wordml" xmlns:w16du="http://schemas.microsoft.com/office/word/2023/wordml/word16du" xmlns:w16sdtdh="http://schemas.microsoft.com/office/word/2020/wordml/sdtdatahash" xmlns:w16sdtfl="http://schemas.microsoft.com/office/word/2024/wordml/sdtformatlock" xmlns:w16se="http://schemas.microsoft.com/office/word/2015/wordml/symex" xmlns:wpg="http://schemas.microsoft.com/office/word/2010/wordprocessingGroup" xmlns:wpi="http://schemas.microsoft.com/office/word/2010/wordprocessingInk" xmlns:wne="http://schemas.microsoft.com/office/word/2006/wordml" xmlns:wps="http://schemas.microsoft.com/office/word/2010/wordprocessingShape" mc:Ignorable="w14 w15 w16se w16cid w16 w16cex w16sdtdh w16sdtfl cr w16du wp14">
-  <w16cex:commentExtensible w16cex:durableId="45414AC0" w16cex:dateUtc="2025-09-28T10:01:00Z"/>
-  <w16cex:commentExtensible w16cex:durableId="68EB7A61" w16cex:dateUtc="2025-09-28T10:04:00Z"/>
-  <w16cex:commentExtensible w16cex:durableId="50C9B0FF" w16cex:dateUtc="2025-09-23T19:39:00Z"/>
-  <w16cex:commentExtensible w16cex:durableId="3A53C3A7" w16cex:dateUtc="2025-10-12T15:16:00Z"/>
-  <w16cex:commentExtensible w16cex:durableId="5BFC9BF1" w16cex:dateUtc="2025-09-28T09:35:00Z"/>
-  <w16cex:commentExtensible w16cex:durableId="6ADFAAA6" w16cex:dateUtc="2025-10-12T15:19:00Z"/>
-  <w16cex:commentExtensible w16cex:durableId="32971FE4" w16cex:dateUtc="2025-10-12T15:58:00Z"/>
-</w16cex:commentsExtensible>
-</file>
-
-<file path=word/commentsIds.xml><?xml version="1.0" encoding="utf-8"?>
-<w16cid:commentsIds xmlns:wpc="http://schemas.microsoft.com/office/word/2010/wordprocessingCanvas" xmlns:cx="http://schemas.microsoft.com/office/drawing/2014/chartex" xmlns:cx1="http://schemas.microsoft.com/office/drawing/2015/9/8/chartex" xmlns:cx2="http://schemas.microsoft.com/office/drawing/2015/10/21/chartex" xmlns:cx3="http://schemas.microsoft.com/office/drawing/2016/5/9/chartex" xmlns:cx4="http://schemas.microsoft.com/office/drawing/2016/5/10/chartex" xmlns:cx5="http://schemas.microsoft.com/office/drawing/2016/5/11/chartex" xmlns:cx6="http://schemas.microsoft.com/office/drawing/2016/5/12/chartex" xmlns:cx7="http://schemas.microsoft.com/office/drawing/2016/5/13/chartex" xmlns:cx8="http://schemas.microsoft.com/office/drawing/2016/5/14/chartex" xmlns:mc="http://schemas.openxmlformats.org/markup-compatibility/2006" xmlns:aink="http://schemas.microsoft.com/office/drawing/2016/ink" xmlns:am3d="http://schemas.microsoft.com/office/drawing/2017/model3d" xmlns:o="urn:schemas-microsoft-com:office:office" xmlns:oel="http://schemas.microsoft.com/office/2019/extlst" xmlns:r="http://schemas.openxmlformats.org/officeDocument/2006/relationships" xmlns:m="http://schemas.openxmlformats.org/officeDocument/2006/math" xmlns:v="urn:schemas-microsoft-com:vml" xmlns:wp14="http://schemas.microsoft.com/office/word/2010/wordprocessingDrawing" xmlns:wp="http://schemas.openxmlformats.org/drawingml/2006/wordprocessingDrawing" xmlns:w10="urn:schemas-microsoft-com:office:word" xmlns:w="http://schemas.openxmlformats.org/wordprocessingml/2006/main" xmlns:w14="http://schemas.microsoft.com/office/word/2010/wordml" xmlns:w15="http://schemas.microsoft.com/office/word/2012/wordml" xmlns:w16cex="http://schemas.microsoft.com/office/word/2018/wordml/cex" xmlns:w16cid="http://schemas.microsoft.com/office/word/2016/wordml/cid" xmlns:w16="http://schemas.microsoft.com/office/word/2018/wordml" xmlns:w16du="http://schemas.microsoft.com/office/word/2023/wordml/word16du" xmlns:w16sdtdh="http://schemas.microsoft.com/office/word/2020/wordml/sdtdatahash" xmlns:w16sdtfl="http://schemas.microsoft.com/office/word/2024/wordml/sdtformatlock" xmlns:w16se="http://schemas.microsoft.com/office/word/2015/wordml/symex" xmlns:wpg="http://schemas.microsoft.com/office/word/2010/wordprocessingGroup" xmlns:wpi="http://schemas.microsoft.com/office/word/2010/wordprocessingInk" xmlns:wne="http://schemas.microsoft.com/office/word/2006/wordml" xmlns:wps="http://schemas.microsoft.com/office/word/2010/wordprocessingShape" mc:Ignorable="w14 w15 w16se w16cid w16 w16cex w16sdtdh w16sdtfl w16du wp14">
-  <w16cid:commentId w16cid:paraId="383796FC" w16cid:durableId="45414AC0"/>
-  <w16cid:commentId w16cid:paraId="4F21DC08" w16cid:durableId="68EB7A61"/>
-  <w16cid:commentId w16cid:paraId="176C0BFF" w16cid:durableId="50C9B0FF"/>
-  <w16cid:commentId w16cid:paraId="20D4B945" w16cid:durableId="3A53C3A7"/>
-  <w16cid:commentId w16cid:paraId="291342B8" w16cid:durableId="5BFC9BF1"/>
-  <w16cid:commentId w16cid:paraId="7F8B4345" w16cid:durableId="6ADFAAA6"/>
-  <w16cid:commentId w16cid:paraId="31F67E47" w16cid:durableId="32971FE4"/>
-</w16cid:commentsIds>
-</file>
-
 <file path=word/numbering.xml><?xml version="1.0" encoding="utf-8"?>
 <w:numbering xmlns:wpc="http://schemas.microsoft.com/office/word/2010/wordprocessingCanvas" xmlns:cx="http://schemas.microsoft.com/office/drawing/2014/chartex" xmlns:cx1="http://schemas.microsoft.com/office/drawing/2015/9/8/chartex" xmlns:cx2="http://schemas.microsoft.com/office/drawing/2015/10/21/chartex" xmlns:cx3="http://schemas.microsoft.com/office/drawing/2016/5/9/chartex" xmlns:cx4="http://schemas.microsoft.com/office/drawing/2016/5/10/chartex" xmlns:cx5="http://schemas.microsoft.com/office/drawing/2016/5/11/chartex" xmlns:cx6="http://schemas.microsoft.com/office/drawing/2016/5/12/chartex" xmlns:cx7="http://schemas.microsoft.com/office/drawing/2016/5/13/chartex" xmlns:cx8="http://schemas.microsoft.com/office/drawing/2016/5/14/chartex" xmlns:mc="http://schemas.openxmlformats.org/markup-compatibility/2006" xmlns:aink="http://schemas.microsoft.com/office/drawing/2016/ink" xmlns:am3d="http://schemas.microsoft.com/office/drawing/2017/model3d" xmlns:o="urn:schemas-microsoft-com:office:office" xmlns:oel="http://schemas.microsoft.com/office/2019/extlst" xmlns:r="http://schemas.openxmlformats.org/officeDocument/2006/relationships" xmlns:m="http://schemas.openxmlformats.org/officeDocument/2006/math" xmlns:v="urn:schemas-microsoft-com:vml" xmlns:wp14="http://schemas.microsoft.com/office/word/2010/wordprocessingDrawing" xmlns:wp="http://schemas.openxmlformats.org/drawingml/2006/wordprocessingDrawing" xmlns:w10="urn:schemas-microsoft-com:office:word" xmlns:w="http://schemas.openxmlformats.org/wordprocessingml/2006/main" xmlns:w14="http://schemas.microsoft.com/office/word/2010/wordml" xmlns:w15="http://schemas.microsoft.com/office/word/2012/wordml" xmlns:w16cex="http://schemas.microsoft.com/office/word/2018/wordml/cex" xmlns:w16cid="http://schemas.microsoft.com/office/word/2016/wordml/cid" xmlns:w16="http://schemas.microsoft.com/office/word/2018/wordml" xmlns:w16du="http://schemas.microsoft.com/office/word/2023/wordml/word16du" xmlns:w16sdtdh="http://schemas.microsoft.com/office/word/2020/wordml/sdtdatahash" xmlns:w16sdtfl="http://schemas.microsoft.com/office/word/2024/wordml/sdtformatlock" xmlns:w16se="http://schemas.microsoft.com/office/word/2015/wordml/symex" xmlns:wpg="http://schemas.microsoft.com/office/word/2010/wordprocessingGroup" xmlns:wpi="http://schemas.microsoft.com/office/word/2010/wordprocessingInk" xmlns:wne="http://schemas.microsoft.com/office/word/2006/wordml" xmlns:wps="http://schemas.microsoft.com/office/word/2010/wordprocessingShape" mc:Ignorable="w14 w15 w16se w16cid w16 w16cex w16sdtdh w16sdtfl w16du wp14">
   <w:abstractNum w:abstractNumId="0" w15:restartNumberingAfterBreak="0">
@@ -3887,6 +3059,119 @@
     </w:lvl>
   </w:abstractNum>
   <w:abstractNum w:abstractNumId="3" w15:restartNumberingAfterBreak="0">
+    <w:nsid w:val="12CA78D7"/>
+    <w:multiLevelType w:val="hybridMultilevel"/>
+    <w:tmpl w:val="6284ED72"/>
+    <w:lvl w:ilvl="0" w:tplc="08090001">
+      <w:start w:val="1"/>
+      <w:numFmt w:val="bullet"/>
+      <w:lvlText w:val=""/>
+      <w:lvlJc w:val="left"/>
+      <w:pPr>
+        <w:ind w:left="720" w:hanging="360"/>
+      </w:pPr>
+      <w:rPr>
+        <w:rFonts w:ascii="Symbol" w:hAnsi="Symbol" w:hint="default"/>
+      </w:rPr>
+    </w:lvl>
+    <w:lvl w:ilvl="1" w:tplc="08090003" w:tentative="1">
+      <w:start w:val="1"/>
+      <w:numFmt w:val="bullet"/>
+      <w:lvlText w:val="o"/>
+      <w:lvlJc w:val="left"/>
+      <w:pPr>
+        <w:ind w:left="1440" w:hanging="360"/>
+      </w:pPr>
+      <w:rPr>
+        <w:rFonts w:ascii="Courier New" w:hAnsi="Courier New" w:cs="Courier New" w:hint="default"/>
+      </w:rPr>
+    </w:lvl>
+    <w:lvl w:ilvl="2" w:tplc="08090005" w:tentative="1">
+      <w:start w:val="1"/>
+      <w:numFmt w:val="bullet"/>
+      <w:lvlText w:val=""/>
+      <w:lvlJc w:val="left"/>
+      <w:pPr>
+        <w:ind w:left="2160" w:hanging="360"/>
+      </w:pPr>
+      <w:rPr>
+        <w:rFonts w:ascii="Wingdings" w:hAnsi="Wingdings" w:hint="default"/>
+      </w:rPr>
+    </w:lvl>
+    <w:lvl w:ilvl="3" w:tplc="08090001" w:tentative="1">
+      <w:start w:val="1"/>
+      <w:numFmt w:val="bullet"/>
+      <w:lvlText w:val=""/>
+      <w:lvlJc w:val="left"/>
+      <w:pPr>
+        <w:ind w:left="2880" w:hanging="360"/>
+      </w:pPr>
+      <w:rPr>
+        <w:rFonts w:ascii="Symbol" w:hAnsi="Symbol" w:hint="default"/>
+      </w:rPr>
+    </w:lvl>
+    <w:lvl w:ilvl="4" w:tplc="08090003" w:tentative="1">
+      <w:start w:val="1"/>
+      <w:numFmt w:val="bullet"/>
+      <w:lvlText w:val="o"/>
+      <w:lvlJc w:val="left"/>
+      <w:pPr>
+        <w:ind w:left="3600" w:hanging="360"/>
+      </w:pPr>
+      <w:rPr>
+        <w:rFonts w:ascii="Courier New" w:hAnsi="Courier New" w:cs="Courier New" w:hint="default"/>
+      </w:rPr>
+    </w:lvl>
+    <w:lvl w:ilvl="5" w:tplc="08090005" w:tentative="1">
+      <w:start w:val="1"/>
+      <w:numFmt w:val="bullet"/>
+      <w:lvlText w:val=""/>
+      <w:lvlJc w:val="left"/>
+      <w:pPr>
+        <w:ind w:left="4320" w:hanging="360"/>
+      </w:pPr>
+      <w:rPr>
+        <w:rFonts w:ascii="Wingdings" w:hAnsi="Wingdings" w:hint="default"/>
+      </w:rPr>
+    </w:lvl>
+    <w:lvl w:ilvl="6" w:tplc="08090001" w:tentative="1">
+      <w:start w:val="1"/>
+      <w:numFmt w:val="bullet"/>
+      <w:lvlText w:val=""/>
+      <w:lvlJc w:val="left"/>
+      <w:pPr>
+        <w:ind w:left="5040" w:hanging="360"/>
+      </w:pPr>
+      <w:rPr>
+        <w:rFonts w:ascii="Symbol" w:hAnsi="Symbol" w:hint="default"/>
+      </w:rPr>
+    </w:lvl>
+    <w:lvl w:ilvl="7" w:tplc="08090003" w:tentative="1">
+      <w:start w:val="1"/>
+      <w:numFmt w:val="bullet"/>
+      <w:lvlText w:val="o"/>
+      <w:lvlJc w:val="left"/>
+      <w:pPr>
+        <w:ind w:left="5760" w:hanging="360"/>
+      </w:pPr>
+      <w:rPr>
+        <w:rFonts w:ascii="Courier New" w:hAnsi="Courier New" w:cs="Courier New" w:hint="default"/>
+      </w:rPr>
+    </w:lvl>
+    <w:lvl w:ilvl="8" w:tplc="08090005" w:tentative="1">
+      <w:start w:val="1"/>
+      <w:numFmt w:val="bullet"/>
+      <w:lvlText w:val=""/>
+      <w:lvlJc w:val="left"/>
+      <w:pPr>
+        <w:ind w:left="6480" w:hanging="360"/>
+      </w:pPr>
+      <w:rPr>
+        <w:rFonts w:ascii="Wingdings" w:hAnsi="Wingdings" w:hint="default"/>
+      </w:rPr>
+    </w:lvl>
+  </w:abstractNum>
+  <w:abstractNum w:abstractNumId="4" w15:restartNumberingAfterBreak="0">
     <w:nsid w:val="1D4647C8"/>
     <w:multiLevelType w:val="hybridMultilevel"/>
     <w:tmpl w:val="2B42D4B6"/>
@@ -4000,7 +3285,7 @@
       </w:rPr>
     </w:lvl>
   </w:abstractNum>
-  <w:abstractNum w:abstractNumId="4" w15:restartNumberingAfterBreak="0">
+  <w:abstractNum w:abstractNumId="5" w15:restartNumberingAfterBreak="0">
     <w:nsid w:val="2CAC040B"/>
     <w:multiLevelType w:val="multilevel"/>
     <w:tmpl w:val="B2A269A2"/>
@@ -4149,7 +3434,179 @@
       </w:rPr>
     </w:lvl>
   </w:abstractNum>
-  <w:abstractNum w:abstractNumId="5" w15:restartNumberingAfterBreak="0">
+  <w:abstractNum w:abstractNumId="6" w15:restartNumberingAfterBreak="0">
+    <w:nsid w:val="3D80923A"/>
+    <w:multiLevelType w:val="hybridMultilevel"/>
+    <w:tmpl w:val="2A50BE70"/>
+    <w:lvl w:ilvl="0" w:tplc="61321B62">
+      <w:start w:val="1"/>
+      <w:numFmt w:val="decimal"/>
+      <w:lvlText w:val="%1."/>
+      <w:lvlJc w:val="left"/>
+      <w:pPr>
+        <w:ind w:left="720" w:hanging="360"/>
+      </w:pPr>
+    </w:lvl>
+    <w:lvl w:ilvl="1" w:tplc="F55A0F4C">
+      <w:start w:val="1"/>
+      <w:numFmt w:val="lowerLetter"/>
+      <w:lvlText w:val="%2."/>
+      <w:lvlJc w:val="left"/>
+      <w:pPr>
+        <w:ind w:left="1440" w:hanging="360"/>
+      </w:pPr>
+    </w:lvl>
+    <w:lvl w:ilvl="2" w:tplc="55120366">
+      <w:start w:val="1"/>
+      <w:numFmt w:val="lowerRoman"/>
+      <w:lvlText w:val="%3."/>
+      <w:lvlJc w:val="right"/>
+      <w:pPr>
+        <w:ind w:left="2160" w:hanging="180"/>
+      </w:pPr>
+    </w:lvl>
+    <w:lvl w:ilvl="3" w:tplc="DACE9FF0">
+      <w:start w:val="1"/>
+      <w:numFmt w:val="decimal"/>
+      <w:lvlText w:val="%4."/>
+      <w:lvlJc w:val="left"/>
+      <w:pPr>
+        <w:ind w:left="2880" w:hanging="360"/>
+      </w:pPr>
+    </w:lvl>
+    <w:lvl w:ilvl="4" w:tplc="2CE25736">
+      <w:start w:val="1"/>
+      <w:numFmt w:val="lowerLetter"/>
+      <w:lvlText w:val="%5."/>
+      <w:lvlJc w:val="left"/>
+      <w:pPr>
+        <w:ind w:left="3600" w:hanging="360"/>
+      </w:pPr>
+    </w:lvl>
+    <w:lvl w:ilvl="5" w:tplc="44747A7C">
+      <w:start w:val="1"/>
+      <w:numFmt w:val="lowerRoman"/>
+      <w:lvlText w:val="%6."/>
+      <w:lvlJc w:val="right"/>
+      <w:pPr>
+        <w:ind w:left="4320" w:hanging="180"/>
+      </w:pPr>
+    </w:lvl>
+    <w:lvl w:ilvl="6" w:tplc="51BE4D1A">
+      <w:start w:val="1"/>
+      <w:numFmt w:val="decimal"/>
+      <w:lvlText w:val="%7."/>
+      <w:lvlJc w:val="left"/>
+      <w:pPr>
+        <w:ind w:left="5040" w:hanging="360"/>
+      </w:pPr>
+    </w:lvl>
+    <w:lvl w:ilvl="7" w:tplc="4364A99A">
+      <w:start w:val="1"/>
+      <w:numFmt w:val="lowerLetter"/>
+      <w:lvlText w:val="%8."/>
+      <w:lvlJc w:val="left"/>
+      <w:pPr>
+        <w:ind w:left="5760" w:hanging="360"/>
+      </w:pPr>
+    </w:lvl>
+    <w:lvl w:ilvl="8" w:tplc="01384370">
+      <w:start w:val="1"/>
+      <w:numFmt w:val="lowerRoman"/>
+      <w:lvlText w:val="%9."/>
+      <w:lvlJc w:val="right"/>
+      <w:pPr>
+        <w:ind w:left="6480" w:hanging="180"/>
+      </w:pPr>
+    </w:lvl>
+  </w:abstractNum>
+  <w:abstractNum w:abstractNumId="7" w15:restartNumberingAfterBreak="0">
+    <w:nsid w:val="489A807F"/>
+    <w:multiLevelType w:val="hybridMultilevel"/>
+    <w:tmpl w:val="41CA68F2"/>
+    <w:lvl w:ilvl="0" w:tplc="910C13E6">
+      <w:start w:val="1"/>
+      <w:numFmt w:val="decimal"/>
+      <w:lvlText w:val="%1."/>
+      <w:lvlJc w:val="left"/>
+      <w:pPr>
+        <w:ind w:left="720" w:hanging="360"/>
+      </w:pPr>
+    </w:lvl>
+    <w:lvl w:ilvl="1" w:tplc="AC6C28DE">
+      <w:start w:val="1"/>
+      <w:numFmt w:val="lowerLetter"/>
+      <w:lvlText w:val="%2."/>
+      <w:lvlJc w:val="left"/>
+      <w:pPr>
+        <w:ind w:left="1440" w:hanging="360"/>
+      </w:pPr>
+    </w:lvl>
+    <w:lvl w:ilvl="2" w:tplc="2182E49E">
+      <w:start w:val="1"/>
+      <w:numFmt w:val="lowerRoman"/>
+      <w:lvlText w:val="%3."/>
+      <w:lvlJc w:val="right"/>
+      <w:pPr>
+        <w:ind w:left="2160" w:hanging="180"/>
+      </w:pPr>
+    </w:lvl>
+    <w:lvl w:ilvl="3" w:tplc="3F84FCCA">
+      <w:start w:val="1"/>
+      <w:numFmt w:val="decimal"/>
+      <w:lvlText w:val="%4."/>
+      <w:lvlJc w:val="left"/>
+      <w:pPr>
+        <w:ind w:left="2880" w:hanging="360"/>
+      </w:pPr>
+    </w:lvl>
+    <w:lvl w:ilvl="4" w:tplc="907421A6">
+      <w:start w:val="1"/>
+      <w:numFmt w:val="lowerLetter"/>
+      <w:lvlText w:val="%5."/>
+      <w:lvlJc w:val="left"/>
+      <w:pPr>
+        <w:ind w:left="3600" w:hanging="360"/>
+      </w:pPr>
+    </w:lvl>
+    <w:lvl w:ilvl="5" w:tplc="2A28AF34">
+      <w:start w:val="1"/>
+      <w:numFmt w:val="lowerRoman"/>
+      <w:lvlText w:val="%6."/>
+      <w:lvlJc w:val="right"/>
+      <w:pPr>
+        <w:ind w:left="4320" w:hanging="180"/>
+      </w:pPr>
+    </w:lvl>
+    <w:lvl w:ilvl="6" w:tplc="E9AADB60">
+      <w:start w:val="1"/>
+      <w:numFmt w:val="decimal"/>
+      <w:lvlText w:val="%7."/>
+      <w:lvlJc w:val="left"/>
+      <w:pPr>
+        <w:ind w:left="5040" w:hanging="360"/>
+      </w:pPr>
+    </w:lvl>
+    <w:lvl w:ilvl="7" w:tplc="70A4A330">
+      <w:start w:val="1"/>
+      <w:numFmt w:val="lowerLetter"/>
+      <w:lvlText w:val="%8."/>
+      <w:lvlJc w:val="left"/>
+      <w:pPr>
+        <w:ind w:left="5760" w:hanging="360"/>
+      </w:pPr>
+    </w:lvl>
+    <w:lvl w:ilvl="8" w:tplc="0D8ACF4E">
+      <w:start w:val="1"/>
+      <w:numFmt w:val="lowerRoman"/>
+      <w:lvlText w:val="%9."/>
+      <w:lvlJc w:val="right"/>
+      <w:pPr>
+        <w:ind w:left="6480" w:hanging="180"/>
+      </w:pPr>
+    </w:lvl>
+  </w:abstractNum>
+  <w:abstractNum w:abstractNumId="8" w15:restartNumberingAfterBreak="0">
     <w:nsid w:val="494658FA"/>
     <w:multiLevelType w:val="multilevel"/>
     <w:tmpl w:val="4AAE8A9C"/>
@@ -4298,7 +3755,93 @@
       </w:rPr>
     </w:lvl>
   </w:abstractNum>
-  <w:abstractNum w:abstractNumId="6" w15:restartNumberingAfterBreak="0">
+  <w:abstractNum w:abstractNumId="9" w15:restartNumberingAfterBreak="0">
+    <w:nsid w:val="4C9F5DBE"/>
+    <w:multiLevelType w:val="hybridMultilevel"/>
+    <w:tmpl w:val="5290F44C"/>
+    <w:lvl w:ilvl="0" w:tplc="8A1E10CE">
+      <w:start w:val="1"/>
+      <w:numFmt w:val="decimal"/>
+      <w:lvlText w:val="%1."/>
+      <w:lvlJc w:val="left"/>
+      <w:pPr>
+        <w:ind w:left="720" w:hanging="360"/>
+      </w:pPr>
+    </w:lvl>
+    <w:lvl w:ilvl="1" w:tplc="1AE4FA08">
+      <w:start w:val="1"/>
+      <w:numFmt w:val="lowerLetter"/>
+      <w:lvlText w:val="%2."/>
+      <w:lvlJc w:val="left"/>
+      <w:pPr>
+        <w:ind w:left="1440" w:hanging="360"/>
+      </w:pPr>
+    </w:lvl>
+    <w:lvl w:ilvl="2" w:tplc="A538E122">
+      <w:start w:val="1"/>
+      <w:numFmt w:val="lowerRoman"/>
+      <w:lvlText w:val="%3."/>
+      <w:lvlJc w:val="right"/>
+      <w:pPr>
+        <w:ind w:left="2160" w:hanging="180"/>
+      </w:pPr>
+    </w:lvl>
+    <w:lvl w:ilvl="3" w:tplc="50CC0530">
+      <w:start w:val="1"/>
+      <w:numFmt w:val="decimal"/>
+      <w:lvlText w:val="%4."/>
+      <w:lvlJc w:val="left"/>
+      <w:pPr>
+        <w:ind w:left="2880" w:hanging="360"/>
+      </w:pPr>
+    </w:lvl>
+    <w:lvl w:ilvl="4" w:tplc="62167242">
+      <w:start w:val="1"/>
+      <w:numFmt w:val="lowerLetter"/>
+      <w:lvlText w:val="%5."/>
+      <w:lvlJc w:val="left"/>
+      <w:pPr>
+        <w:ind w:left="3600" w:hanging="360"/>
+      </w:pPr>
+    </w:lvl>
+    <w:lvl w:ilvl="5" w:tplc="A718ACA6">
+      <w:start w:val="1"/>
+      <w:numFmt w:val="lowerRoman"/>
+      <w:lvlText w:val="%6."/>
+      <w:lvlJc w:val="right"/>
+      <w:pPr>
+        <w:ind w:left="4320" w:hanging="180"/>
+      </w:pPr>
+    </w:lvl>
+    <w:lvl w:ilvl="6" w:tplc="09F66990">
+      <w:start w:val="1"/>
+      <w:numFmt w:val="decimal"/>
+      <w:lvlText w:val="%7."/>
+      <w:lvlJc w:val="left"/>
+      <w:pPr>
+        <w:ind w:left="5040" w:hanging="360"/>
+      </w:pPr>
+    </w:lvl>
+    <w:lvl w:ilvl="7" w:tplc="41A6E60C">
+      <w:start w:val="1"/>
+      <w:numFmt w:val="lowerLetter"/>
+      <w:lvlText w:val="%8."/>
+      <w:lvlJc w:val="left"/>
+      <w:pPr>
+        <w:ind w:left="5760" w:hanging="360"/>
+      </w:pPr>
+    </w:lvl>
+    <w:lvl w:ilvl="8" w:tplc="E870D540">
+      <w:start w:val="1"/>
+      <w:numFmt w:val="lowerRoman"/>
+      <w:lvlText w:val="%9."/>
+      <w:lvlJc w:val="right"/>
+      <w:pPr>
+        <w:ind w:left="6480" w:hanging="180"/>
+      </w:pPr>
+    </w:lvl>
+  </w:abstractNum>
+  <w:abstractNum w:abstractNumId="10" w15:restartNumberingAfterBreak="0">
     <w:nsid w:val="535E72DC"/>
     <w:multiLevelType w:val="multilevel"/>
     <w:tmpl w:val="484C1020"/>
@@ -4447,7 +3990,7 @@
       </w:rPr>
     </w:lvl>
   </w:abstractNum>
-  <w:abstractNum w:abstractNumId="7" w15:restartNumberingAfterBreak="0">
+  <w:abstractNum w:abstractNumId="11" w15:restartNumberingAfterBreak="0">
     <w:nsid w:val="53A93DC2"/>
     <w:multiLevelType w:val="multilevel"/>
     <w:tmpl w:val="16AAF7EA"/>
@@ -4596,7 +4139,7 @@
       </w:rPr>
     </w:lvl>
   </w:abstractNum>
-  <w:abstractNum w:abstractNumId="8" w15:restartNumberingAfterBreak="0">
+  <w:abstractNum w:abstractNumId="12" w15:restartNumberingAfterBreak="0">
     <w:nsid w:val="587A00B7"/>
     <w:multiLevelType w:val="multilevel"/>
     <w:tmpl w:val="40D47C90"/>
@@ -4745,7 +4288,120 @@
       </w:rPr>
     </w:lvl>
   </w:abstractNum>
-  <w:abstractNum w:abstractNumId="9" w15:restartNumberingAfterBreak="0">
+  <w:abstractNum w:abstractNumId="13" w15:restartNumberingAfterBreak="0">
+    <w:nsid w:val="5BC453C8"/>
+    <w:multiLevelType w:val="hybridMultilevel"/>
+    <w:tmpl w:val="08C61176"/>
+    <w:lvl w:ilvl="0" w:tplc="4BCE9048">
+      <w:start w:val="1"/>
+      <w:numFmt w:val="bullet"/>
+      <w:lvlText w:val=""/>
+      <w:lvlJc w:val="left"/>
+      <w:pPr>
+        <w:ind w:left="720" w:hanging="360"/>
+      </w:pPr>
+      <w:rPr>
+        <w:rFonts w:ascii="Symbol" w:hAnsi="Symbol" w:hint="default"/>
+      </w:rPr>
+    </w:lvl>
+    <w:lvl w:ilvl="1" w:tplc="7D4A039E">
+      <w:start w:val="1"/>
+      <w:numFmt w:val="bullet"/>
+      <w:lvlText w:val="o"/>
+      <w:lvlJc w:val="left"/>
+      <w:pPr>
+        <w:ind w:left="1440" w:hanging="360"/>
+      </w:pPr>
+      <w:rPr>
+        <w:rFonts w:ascii="Courier New" w:hAnsi="Courier New" w:hint="default"/>
+      </w:rPr>
+    </w:lvl>
+    <w:lvl w:ilvl="2" w:tplc="3C0C0214">
+      <w:start w:val="1"/>
+      <w:numFmt w:val="bullet"/>
+      <w:lvlText w:val=""/>
+      <w:lvlJc w:val="left"/>
+      <w:pPr>
+        <w:ind w:left="2160" w:hanging="360"/>
+      </w:pPr>
+      <w:rPr>
+        <w:rFonts w:ascii="Wingdings" w:hAnsi="Wingdings" w:hint="default"/>
+      </w:rPr>
+    </w:lvl>
+    <w:lvl w:ilvl="3" w:tplc="2710DDD4">
+      <w:start w:val="1"/>
+      <w:numFmt w:val="bullet"/>
+      <w:lvlText w:val=""/>
+      <w:lvlJc w:val="left"/>
+      <w:pPr>
+        <w:ind w:left="2880" w:hanging="360"/>
+      </w:pPr>
+      <w:rPr>
+        <w:rFonts w:ascii="Symbol" w:hAnsi="Symbol" w:hint="default"/>
+      </w:rPr>
+    </w:lvl>
+    <w:lvl w:ilvl="4" w:tplc="A238ED02">
+      <w:start w:val="1"/>
+      <w:numFmt w:val="bullet"/>
+      <w:lvlText w:val="o"/>
+      <w:lvlJc w:val="left"/>
+      <w:pPr>
+        <w:ind w:left="3600" w:hanging="360"/>
+      </w:pPr>
+      <w:rPr>
+        <w:rFonts w:ascii="Courier New" w:hAnsi="Courier New" w:hint="default"/>
+      </w:rPr>
+    </w:lvl>
+    <w:lvl w:ilvl="5" w:tplc="F02A4392">
+      <w:start w:val="1"/>
+      <w:numFmt w:val="bullet"/>
+      <w:lvlText w:val=""/>
+      <w:lvlJc w:val="left"/>
+      <w:pPr>
+        <w:ind w:left="4320" w:hanging="360"/>
+      </w:pPr>
+      <w:rPr>
+        <w:rFonts w:ascii="Wingdings" w:hAnsi="Wingdings" w:hint="default"/>
+      </w:rPr>
+    </w:lvl>
+    <w:lvl w:ilvl="6" w:tplc="9A94AB1A">
+      <w:start w:val="1"/>
+      <w:numFmt w:val="bullet"/>
+      <w:lvlText w:val=""/>
+      <w:lvlJc w:val="left"/>
+      <w:pPr>
+        <w:ind w:left="5040" w:hanging="360"/>
+      </w:pPr>
+      <w:rPr>
+        <w:rFonts w:ascii="Symbol" w:hAnsi="Symbol" w:hint="default"/>
+      </w:rPr>
+    </w:lvl>
+    <w:lvl w:ilvl="7" w:tplc="993655BE">
+      <w:start w:val="1"/>
+      <w:numFmt w:val="bullet"/>
+      <w:lvlText w:val="o"/>
+      <w:lvlJc w:val="left"/>
+      <w:pPr>
+        <w:ind w:left="5760" w:hanging="360"/>
+      </w:pPr>
+      <w:rPr>
+        <w:rFonts w:ascii="Courier New" w:hAnsi="Courier New" w:hint="default"/>
+      </w:rPr>
+    </w:lvl>
+    <w:lvl w:ilvl="8" w:tplc="D466FFA6">
+      <w:start w:val="1"/>
+      <w:numFmt w:val="bullet"/>
+      <w:lvlText w:val=""/>
+      <w:lvlJc w:val="left"/>
+      <w:pPr>
+        <w:ind w:left="6480" w:hanging="360"/>
+      </w:pPr>
+      <w:rPr>
+        <w:rFonts w:ascii="Wingdings" w:hAnsi="Wingdings" w:hint="default"/>
+      </w:rPr>
+    </w:lvl>
+  </w:abstractNum>
+  <w:abstractNum w:abstractNumId="14" w15:restartNumberingAfterBreak="0">
     <w:nsid w:val="61CC1C91"/>
     <w:multiLevelType w:val="hybridMultilevel"/>
     <w:tmpl w:val="5B901D7A"/>
@@ -4858,7 +4514,7 @@
       </w:rPr>
     </w:lvl>
   </w:abstractNum>
-  <w:abstractNum w:abstractNumId="10" w15:restartNumberingAfterBreak="0">
+  <w:abstractNum w:abstractNumId="15" w15:restartNumberingAfterBreak="0">
     <w:nsid w:val="69996904"/>
     <w:multiLevelType w:val="hybridMultilevel"/>
     <w:tmpl w:val="2FF63770"/>
@@ -4944,7 +4600,7 @@
       </w:pPr>
     </w:lvl>
   </w:abstractNum>
-  <w:abstractNum w:abstractNumId="11" w15:restartNumberingAfterBreak="0">
+  <w:abstractNum w:abstractNumId="16" w15:restartNumberingAfterBreak="0">
     <w:nsid w:val="6F3344A7"/>
     <w:multiLevelType w:val="hybridMultilevel"/>
     <w:tmpl w:val="146A71AC"/>
@@ -5057,7 +4713,7 @@
       </w:rPr>
     </w:lvl>
   </w:abstractNum>
-  <w:abstractNum w:abstractNumId="12" w15:restartNumberingAfterBreak="0">
+  <w:abstractNum w:abstractNumId="17" w15:restartNumberingAfterBreak="0">
     <w:nsid w:val="712E302C"/>
     <w:multiLevelType w:val="hybridMultilevel"/>
     <w:tmpl w:val="8CBEFE46"/>
@@ -5143,7 +4799,120 @@
       </w:pPr>
     </w:lvl>
   </w:abstractNum>
-  <w:abstractNum w:abstractNumId="13" w15:restartNumberingAfterBreak="0">
+  <w:abstractNum w:abstractNumId="18" w15:restartNumberingAfterBreak="0">
+    <w:nsid w:val="76741092"/>
+    <w:multiLevelType w:val="hybridMultilevel"/>
+    <w:tmpl w:val="E8A21798"/>
+    <w:lvl w:ilvl="0" w:tplc="08090003">
+      <w:start w:val="1"/>
+      <w:numFmt w:val="bullet"/>
+      <w:lvlText w:val="o"/>
+      <w:lvlJc w:val="left"/>
+      <w:pPr>
+        <w:ind w:left="1440" w:hanging="360"/>
+      </w:pPr>
+      <w:rPr>
+        <w:rFonts w:ascii="Courier New" w:hAnsi="Courier New" w:cs="Courier New" w:hint="default"/>
+      </w:rPr>
+    </w:lvl>
+    <w:lvl w:ilvl="1" w:tplc="08090003" w:tentative="1">
+      <w:start w:val="1"/>
+      <w:numFmt w:val="bullet"/>
+      <w:lvlText w:val="o"/>
+      <w:lvlJc w:val="left"/>
+      <w:pPr>
+        <w:ind w:left="2160" w:hanging="360"/>
+      </w:pPr>
+      <w:rPr>
+        <w:rFonts w:ascii="Courier New" w:hAnsi="Courier New" w:cs="Courier New" w:hint="default"/>
+      </w:rPr>
+    </w:lvl>
+    <w:lvl w:ilvl="2" w:tplc="08090005" w:tentative="1">
+      <w:start w:val="1"/>
+      <w:numFmt w:val="bullet"/>
+      <w:lvlText w:val=""/>
+      <w:lvlJc w:val="left"/>
+      <w:pPr>
+        <w:ind w:left="2880" w:hanging="360"/>
+      </w:pPr>
+      <w:rPr>
+        <w:rFonts w:ascii="Wingdings" w:hAnsi="Wingdings" w:hint="default"/>
+      </w:rPr>
+    </w:lvl>
+    <w:lvl w:ilvl="3" w:tplc="08090001" w:tentative="1">
+      <w:start w:val="1"/>
+      <w:numFmt w:val="bullet"/>
+      <w:lvlText w:val=""/>
+      <w:lvlJc w:val="left"/>
+      <w:pPr>
+        <w:ind w:left="3600" w:hanging="360"/>
+      </w:pPr>
+      <w:rPr>
+        <w:rFonts w:ascii="Symbol" w:hAnsi="Symbol" w:hint="default"/>
+      </w:rPr>
+    </w:lvl>
+    <w:lvl w:ilvl="4" w:tplc="08090003" w:tentative="1">
+      <w:start w:val="1"/>
+      <w:numFmt w:val="bullet"/>
+      <w:lvlText w:val="o"/>
+      <w:lvlJc w:val="left"/>
+      <w:pPr>
+        <w:ind w:left="4320" w:hanging="360"/>
+      </w:pPr>
+      <w:rPr>
+        <w:rFonts w:ascii="Courier New" w:hAnsi="Courier New" w:cs="Courier New" w:hint="default"/>
+      </w:rPr>
+    </w:lvl>
+    <w:lvl w:ilvl="5" w:tplc="08090005" w:tentative="1">
+      <w:start w:val="1"/>
+      <w:numFmt w:val="bullet"/>
+      <w:lvlText w:val=""/>
+      <w:lvlJc w:val="left"/>
+      <w:pPr>
+        <w:ind w:left="5040" w:hanging="360"/>
+      </w:pPr>
+      <w:rPr>
+        <w:rFonts w:ascii="Wingdings" w:hAnsi="Wingdings" w:hint="default"/>
+      </w:rPr>
+    </w:lvl>
+    <w:lvl w:ilvl="6" w:tplc="08090001" w:tentative="1">
+      <w:start w:val="1"/>
+      <w:numFmt w:val="bullet"/>
+      <w:lvlText w:val=""/>
+      <w:lvlJc w:val="left"/>
+      <w:pPr>
+        <w:ind w:left="5760" w:hanging="360"/>
+      </w:pPr>
+      <w:rPr>
+        <w:rFonts w:ascii="Symbol" w:hAnsi="Symbol" w:hint="default"/>
+      </w:rPr>
+    </w:lvl>
+    <w:lvl w:ilvl="7" w:tplc="08090003" w:tentative="1">
+      <w:start w:val="1"/>
+      <w:numFmt w:val="bullet"/>
+      <w:lvlText w:val="o"/>
+      <w:lvlJc w:val="left"/>
+      <w:pPr>
+        <w:ind w:left="6480" w:hanging="360"/>
+      </w:pPr>
+      <w:rPr>
+        <w:rFonts w:ascii="Courier New" w:hAnsi="Courier New" w:cs="Courier New" w:hint="default"/>
+      </w:rPr>
+    </w:lvl>
+    <w:lvl w:ilvl="8" w:tplc="08090005" w:tentative="1">
+      <w:start w:val="1"/>
+      <w:numFmt w:val="bullet"/>
+      <w:lvlText w:val=""/>
+      <w:lvlJc w:val="left"/>
+      <w:pPr>
+        <w:ind w:left="7200" w:hanging="360"/>
+      </w:pPr>
+      <w:rPr>
+        <w:rFonts w:ascii="Wingdings" w:hAnsi="Wingdings" w:hint="default"/>
+      </w:rPr>
+    </w:lvl>
+  </w:abstractNum>
+  <w:abstractNum w:abstractNumId="19" w15:restartNumberingAfterBreak="0">
     <w:nsid w:val="79076022"/>
     <w:multiLevelType w:val="multilevel"/>
     <w:tmpl w:val="6B32D248"/>
@@ -5293,34 +5062,34 @@
     </w:lvl>
   </w:abstractNum>
   <w:num w:numId="1" w16cid:durableId="1026251279">
-    <w:abstractNumId w:val="7"/>
+    <w:abstractNumId w:val="11"/>
   </w:num>
   <w:num w:numId="2" w16cid:durableId="5406346">
+    <w:abstractNumId w:val="12"/>
+  </w:num>
+  <w:num w:numId="3" w16cid:durableId="300234386">
     <w:abstractNumId w:val="8"/>
   </w:num>
-  <w:num w:numId="3" w16cid:durableId="300234386">
+  <w:num w:numId="4" w16cid:durableId="1758331385">
     <w:abstractNumId w:val="5"/>
   </w:num>
-  <w:num w:numId="4" w16cid:durableId="1758331385">
-    <w:abstractNumId w:val="4"/>
-  </w:num>
   <w:num w:numId="5" w16cid:durableId="1818570500">
-    <w:abstractNumId w:val="6"/>
+    <w:abstractNumId w:val="10"/>
   </w:num>
   <w:num w:numId="6" w16cid:durableId="1618829348">
-    <w:abstractNumId w:val="13"/>
+    <w:abstractNumId w:val="19"/>
   </w:num>
   <w:num w:numId="7" w16cid:durableId="1157110563">
     <w:abstractNumId w:val="1"/>
   </w:num>
   <w:num w:numId="8" w16cid:durableId="1214388624">
-    <w:abstractNumId w:val="10"/>
+    <w:abstractNumId w:val="15"/>
   </w:num>
   <w:num w:numId="9" w16cid:durableId="1492210746">
-    <w:abstractNumId w:val="12"/>
+    <w:abstractNumId w:val="17"/>
   </w:num>
   <w:num w:numId="10" w16cid:durableId="1466777958">
-    <w:abstractNumId w:val="11"/>
+    <w:abstractNumId w:val="16"/>
   </w:num>
   <w:num w:numId="11" w16cid:durableId="1796410531">
     <w:abstractNumId w:val="2"/>
@@ -5329,20 +5098,30 @@
     <w:abstractNumId w:val="0"/>
   </w:num>
   <w:num w:numId="13" w16cid:durableId="1674724839">
+    <w:abstractNumId w:val="14"/>
+  </w:num>
+  <w:num w:numId="14" w16cid:durableId="344943593">
+    <w:abstractNumId w:val="4"/>
+  </w:num>
+  <w:num w:numId="15" w16cid:durableId="1366708468">
+    <w:abstractNumId w:val="6"/>
+  </w:num>
+  <w:num w:numId="16" w16cid:durableId="1461537969">
+    <w:abstractNumId w:val="7"/>
+  </w:num>
+  <w:num w:numId="17" w16cid:durableId="469175459">
     <w:abstractNumId w:val="9"/>
   </w:num>
-  <w:num w:numId="14" w16cid:durableId="344943593">
+  <w:num w:numId="18" w16cid:durableId="202712835">
+    <w:abstractNumId w:val="13"/>
+  </w:num>
+  <w:num w:numId="19" w16cid:durableId="128786217">
     <w:abstractNumId w:val="3"/>
   </w:num>
+  <w:num w:numId="20" w16cid:durableId="946237693">
+    <w:abstractNumId w:val="18"/>
+  </w:num>
 </w:numbering>
-</file>
-
-<file path=word/people.xml><?xml version="1.0" encoding="utf-8"?>
-<w15:people xmlns:wpc="http://schemas.microsoft.com/office/word/2010/wordprocessingCanvas" xmlns:cx="http://schemas.microsoft.com/office/drawing/2014/chartex" xmlns:cx1="http://schemas.microsoft.com/office/drawing/2015/9/8/chartex" xmlns:cx2="http://schemas.microsoft.com/office/drawing/2015/10/21/chartex" xmlns:cx3="http://schemas.microsoft.com/office/drawing/2016/5/9/chartex" xmlns:cx4="http://schemas.microsoft.com/office/drawing/2016/5/10/chartex" xmlns:cx5="http://schemas.microsoft.com/office/drawing/2016/5/11/chartex" xmlns:cx6="http://schemas.microsoft.com/office/drawing/2016/5/12/chartex" xmlns:cx7="http://schemas.microsoft.com/office/drawing/2016/5/13/chartex" xmlns:cx8="http://schemas.microsoft.com/office/drawing/2016/5/14/chartex" xmlns:mc="http://schemas.openxmlformats.org/markup-compatibility/2006" xmlns:aink="http://schemas.microsoft.com/office/drawing/2016/ink" xmlns:am3d="http://schemas.microsoft.com/office/drawing/2017/model3d" xmlns:o="urn:schemas-microsoft-com:office:office" xmlns:oel="http://schemas.microsoft.com/office/2019/extlst" xmlns:r="http://schemas.openxmlformats.org/officeDocument/2006/relationships" xmlns:m="http://schemas.openxmlformats.org/officeDocument/2006/math" xmlns:v="urn:schemas-microsoft-com:vml" xmlns:wp14="http://schemas.microsoft.com/office/word/2010/wordprocessingDrawing" xmlns:wp="http://schemas.openxmlformats.org/drawingml/2006/wordprocessingDrawing" xmlns:w10="urn:schemas-microsoft-com:office:word" xmlns:w="http://schemas.openxmlformats.org/wordprocessingml/2006/main" xmlns:w14="http://schemas.microsoft.com/office/word/2010/wordml" xmlns:w15="http://schemas.microsoft.com/office/word/2012/wordml" xmlns:w16cex="http://schemas.microsoft.com/office/word/2018/wordml/cex" xmlns:w16cid="http://schemas.microsoft.com/office/word/2016/wordml/cid" xmlns:w16="http://schemas.microsoft.com/office/word/2018/wordml" xmlns:w16du="http://schemas.microsoft.com/office/word/2023/wordml/word16du" xmlns:w16sdtdh="http://schemas.microsoft.com/office/word/2020/wordml/sdtdatahash" xmlns:w16sdtfl="http://schemas.microsoft.com/office/word/2024/wordml/sdtformatlock" xmlns:w16se="http://schemas.microsoft.com/office/word/2015/wordml/symex" xmlns:wpg="http://schemas.microsoft.com/office/word/2010/wordprocessingGroup" xmlns:wpi="http://schemas.microsoft.com/office/word/2010/wordprocessingInk" xmlns:wne="http://schemas.microsoft.com/office/word/2006/wordml" xmlns:wps="http://schemas.microsoft.com/office/word/2010/wordprocessingShape" mc:Ignorable="w14 w15 w16se w16cid w16 w16cex w16sdtdh w16sdtfl w16du wp14">
-  <w15:person w15:author="Oumaima Anbari">
-    <w15:presenceInfo w15:providerId="AD" w15:userId="S::oumaima.anbari@student.hu.nl::aa60b7cb-9021-4a74-b117-853c284d9ead"/>
-  </w15:person>
-</w15:people>
 </file>
 
 <file path=word/styles.xml><?xml version="1.0" encoding="utf-8"?>
@@ -5773,7 +5552,6 @@
     <w:next w:val="Normal"/>
     <w:link w:val="Heading2Char"/>
     <w:uiPriority w:val="9"/>
-    <w:semiHidden/>
     <w:unhideWhenUsed/>
     <w:qFormat/>
     <w:rsid w:val="004529EB"/>
@@ -5990,7 +5768,6 @@
     <w:basedOn w:val="DefaultParagraphFont"/>
     <w:link w:val="Heading2"/>
     <w:uiPriority w:val="9"/>
-    <w:semiHidden/>
     <w:rsid w:val="004529EB"/>
     <w:rPr>
       <w:rFonts w:asciiTheme="majorHAnsi" w:eastAsiaTheme="majorEastAsia" w:hAnsiTheme="majorHAnsi" w:cstheme="majorBidi"/>
@@ -6347,6 +6124,17 @@
       <w:szCs w:val="20"/>
     </w:rPr>
   </w:style>
+  <w:style w:type="character" w:styleId="Hyperlink">
+    <w:name w:val="Hyperlink"/>
+    <w:basedOn w:val="DefaultParagraphFont"/>
+    <w:uiPriority w:val="99"/>
+    <w:unhideWhenUsed/>
+    <w:rsid w:val="00D10AB3"/>
+    <w:rPr>
+      <w:color w:val="467886" w:themeColor="hyperlink"/>
+      <w:u w:val="single"/>
+    </w:rPr>
+  </w:style>
 </w:styles>
 </file>
 
